--- a/מסמכי הכשרות/הכשרת בדיקות אוטומטיות.docx
+++ b/מסמכי הכשרות/הכשרת בדיקות אוטומטיות.docx
@@ -8201,14 +8201,12 @@
         <w:t xml:space="preserve">, גשו לשלב </w:t>
       </w:r>
       <w:hyperlink w:anchor="_GitHub" w:history="1">
-        <w:proofErr w:type="spellStart"/>
         <w:r>
           <w:rPr>
             <w:rStyle w:val="Hyperlink"/>
           </w:rPr>
           <w:t>github</w:t>
         </w:r>
-        <w:proofErr w:type="spellEnd"/>
       </w:hyperlink>
     </w:p>
     <w:p>
@@ -8361,7 +8359,6 @@
     <w:p>
       <w:pPr>
         <w:rPr>
-          <w:rFonts w:hint="cs"/>
           <w:rtl/>
         </w:rPr>
       </w:pPr>
@@ -8417,23 +8414,7 @@
             <w:rFonts w:hint="cs"/>
             <w:rtl/>
           </w:rPr>
-          <w:t>החל</w:t>
-        </w:r>
-        <w:r>
-          <w:rPr>
-            <w:rStyle w:val="Hyperlink"/>
-            <w:rFonts w:hint="cs"/>
-            <w:rtl/>
-          </w:rPr>
-          <w:t>ק</w:t>
-        </w:r>
-        <w:r>
-          <w:rPr>
-            <w:rStyle w:val="Hyperlink"/>
-            <w:rFonts w:hint="cs"/>
-            <w:rtl/>
-          </w:rPr>
-          <w:t xml:space="preserve"> הזה</w:t>
+          <w:t>החלק הזה</w:t>
         </w:r>
       </w:hyperlink>
     </w:p>
@@ -8505,21 +8486,7 @@
         <w:rPr>
           <w:rtl/>
         </w:rPr>
-        <w:t xml:space="preserve"> </w:t>
-      </w:r>
-      <w:proofErr w:type="spellStart"/>
-      <w:r>
-        <w:rPr>
-          <w:rtl/>
-        </w:rPr>
-        <w:t>ול</w:t>
-      </w:r>
-      <w:proofErr w:type="spellEnd"/>
-      <w:r>
-        <w:rPr>
-          <w:rtl/>
-        </w:rPr>
-        <w:t xml:space="preserve"> </w:t>
+        <w:t xml:space="preserve"> ול </w:t>
       </w:r>
       <w:r>
         <w:t>TS</w:t>
@@ -8588,21 +8555,7 @@
         <w:rPr>
           <w:rtl/>
         </w:rPr>
-        <w:t xml:space="preserve"> הוא כלי הניהול שלנו, </w:t>
-      </w:r>
-      <w:proofErr w:type="spellStart"/>
-      <w:r>
-        <w:rPr>
-          <w:rtl/>
-        </w:rPr>
-        <w:t>איתו</w:t>
-      </w:r>
-      <w:proofErr w:type="spellEnd"/>
-      <w:r>
-        <w:rPr>
-          <w:rtl/>
-        </w:rPr>
-        <w:t>, אנו שומרים, משתפים ומנהלים את הקוד שלנו, בשרת חיצוני, שנועד להגן לנו על הקוד.</w:t>
+        <w:t xml:space="preserve"> הוא כלי הניהול שלנו, איתו, אנו שומרים, משתפים ומנהלים את הקוד שלנו, בשרת חיצוני, שנועד להגן לנו על הקוד.</w:t>
       </w:r>
     </w:p>
     <w:p>
@@ -8767,11 +8720,9 @@
         </w:rPr>
         <w:t xml:space="preserve">אנו נעבוד עם סביבת העבודה </w:t>
       </w:r>
-      <w:proofErr w:type="spellStart"/>
       <w:r>
         <w:t>VSCode</w:t>
       </w:r>
-      <w:proofErr w:type="spellEnd"/>
       <w:r>
         <w:rPr>
           <w:rFonts w:hint="cs"/>
@@ -8819,12 +8770,10 @@
         </w:rPr>
         <w:t xml:space="preserve">תוספים ל </w:t>
       </w:r>
-      <w:proofErr w:type="spellStart"/>
       <w:r>
         <w:t>VSCode</w:t>
       </w:r>
       <w:bookmarkEnd w:id="15"/>
-      <w:proofErr w:type="spellEnd"/>
     </w:p>
     <w:p>
       <w:pPr>
@@ -8839,11 +8788,9 @@
         </w:rPr>
         <w:t xml:space="preserve">אחרי שה - </w:t>
       </w:r>
-      <w:proofErr w:type="spellStart"/>
       <w:r>
         <w:t>VSCode</w:t>
       </w:r>
-      <w:proofErr w:type="spellEnd"/>
       <w:r>
         <w:rPr>
           <w:rFonts w:hint="cs"/>
@@ -8917,11 +8864,9 @@
         </w:rPr>
         <w:t xml:space="preserve">חפשו את התוספים הבאים ל </w:t>
       </w:r>
-      <w:proofErr w:type="spellStart"/>
       <w:r>
         <w:t>VSCode</w:t>
       </w:r>
-      <w:proofErr w:type="spellEnd"/>
       <w:r>
         <w:rPr>
           <w:rFonts w:hint="cs"/>
@@ -8957,13 +8902,8 @@
         </w:tabs>
       </w:pPr>
       <w:r>
-        <w:t>code-</w:t>
-      </w:r>
-      <w:proofErr w:type="gramStart"/>
-      <w:r>
-        <w:t>spell-checker</w:t>
-      </w:r>
-      <w:proofErr w:type="gramEnd"/>
+        <w:t>code-spell-checker</w:t>
+      </w:r>
     </w:p>
     <w:p>
       <w:pPr>
@@ -8991,11 +8931,9 @@
           <w:tab w:val="left" w:pos="1238"/>
         </w:tabs>
       </w:pPr>
-      <w:proofErr w:type="spellStart"/>
       <w:r>
         <w:t>ESLint</w:t>
       </w:r>
-      <w:proofErr w:type="spellEnd"/>
     </w:p>
     <w:p>
       <w:pPr>
@@ -9011,11 +8949,9 @@
           <w:rtl/>
         </w:rPr>
       </w:pPr>
-      <w:proofErr w:type="spellStart"/>
       <w:r>
         <w:t>cucumberautocomplete</w:t>
       </w:r>
-      <w:proofErr w:type="spellEnd"/>
       <w:r>
         <w:rPr>
           <w:rFonts w:hint="cs"/>
@@ -9108,27 +9044,9 @@
         </w:rPr>
         <w:t xml:space="preserve">כאשר אנו שומרים את הקוד שלנו, הוא למעשה נשמר בשרת חיצוני, זה יכול להיות </w:t>
       </w:r>
-      <w:proofErr w:type="spellStart"/>
-      <w:r>
-        <w:t>gitlab</w:t>
-      </w:r>
-      <w:proofErr w:type="spellEnd"/>
-      <w:r>
-        <w:t xml:space="preserve">, </w:t>
-      </w:r>
-      <w:proofErr w:type="spellStart"/>
-      <w:r>
-        <w:t>github</w:t>
-      </w:r>
-      <w:proofErr w:type="spellEnd"/>
-      <w:r>
-        <w:t xml:space="preserve">, azure </w:t>
-      </w:r>
-      <w:proofErr w:type="spellStart"/>
-      <w:r>
-        <w:t>devops</w:t>
-      </w:r>
-      <w:proofErr w:type="spellEnd"/>
+      <w:r>
+        <w:t>gitlab, github, azure devops</w:t>
+      </w:r>
       <w:r>
         <w:rPr>
           <w:rtl/>
@@ -9141,21 +9059,7 @@
         <w:rPr>
           <w:rtl/>
         </w:rPr>
-        <w:t xml:space="preserve">על מנת לא </w:t>
-      </w:r>
-      <w:proofErr w:type="spellStart"/>
-      <w:r>
-        <w:rPr>
-          <w:rtl/>
-        </w:rPr>
-        <w:t>לספיילר</w:t>
-      </w:r>
-      <w:proofErr w:type="spellEnd"/>
-      <w:r>
-        <w:rPr>
-          <w:rtl/>
-        </w:rPr>
-        <w:t xml:space="preserve"> יותר מדי על הכלי הנהדר הזה, נעבור להכשרה.</w:t>
+        <w:t>על מנת לא לספיילר יותר מדי על הכלי הנהדר הזה, נעבור להכשרה.</w:t>
       </w:r>
     </w:p>
     <w:p>
@@ -9323,43 +9227,15 @@
         <w:rPr>
           <w:rtl/>
         </w:rPr>
-        <w:t xml:space="preserve">ובשביל זה, נועד גם </w:t>
-      </w:r>
-      <w:proofErr w:type="spellStart"/>
-      <w:r>
-        <w:rPr>
-          <w:rtl/>
-        </w:rPr>
-        <w:t>הגיט</w:t>
-      </w:r>
-      <w:proofErr w:type="spellEnd"/>
-      <w:r>
-        <w:rPr>
-          <w:rtl/>
-        </w:rPr>
-        <w:t>.</w:t>
-      </w:r>
-    </w:p>
-    <w:p>
-      <w:r>
-        <w:rPr>
-          <w:rtl/>
-        </w:rPr>
-        <w:t xml:space="preserve">כל הפקודות שלמדתם עכשיו </w:t>
-      </w:r>
-      <w:proofErr w:type="spellStart"/>
-      <w:r>
-        <w:rPr>
-          <w:rtl/>
-        </w:rPr>
-        <w:t>בגיט</w:t>
-      </w:r>
-      <w:proofErr w:type="spellEnd"/>
-      <w:r>
-        <w:rPr>
-          <w:rtl/>
-        </w:rPr>
-        <w:t xml:space="preserve"> נועדו ללמד אתכם איך לשתף את הקוד, ואיך להתנהל נכון עם קוד.</w:t>
+        <w:t>ובשביל זה, נועד גם הגיט.</w:t>
+      </w:r>
+    </w:p>
+    <w:p>
+      <w:r>
+        <w:rPr>
+          <w:rtl/>
+        </w:rPr>
+        <w:t>כל הפקודות שלמדתם עכשיו בגיט נועדו ללמד אתכם איך לשתף את הקוד, ואיך להתנהל נכון עם קוד.</w:t>
       </w:r>
     </w:p>
     <w:p>
@@ -9554,11 +9430,9 @@
         </w:rPr>
         <w:t xml:space="preserve"> (שלחו לו את המייל שמקושר ל </w:t>
       </w:r>
-      <w:proofErr w:type="spellStart"/>
       <w:r>
         <w:t>github</w:t>
       </w:r>
-      <w:proofErr w:type="spellEnd"/>
       <w:r>
         <w:rPr>
           <w:rFonts w:hint="cs"/>
@@ -9687,23 +9561,7 @@
           <w:rFonts w:hint="cs"/>
           <w:rtl/>
         </w:rPr>
-        <w:t xml:space="preserve">כאן ניתן דגשים </w:t>
-      </w:r>
-      <w:proofErr w:type="spellStart"/>
-      <w:r>
-        <w:rPr>
-          <w:rFonts w:hint="cs"/>
-          <w:rtl/>
-        </w:rPr>
-        <w:t>לאיך</w:t>
-      </w:r>
-      <w:proofErr w:type="spellEnd"/>
-      <w:r>
-        <w:rPr>
-          <w:rFonts w:hint="cs"/>
-          <w:rtl/>
-        </w:rPr>
-        <w:t xml:space="preserve"> ל</w:t>
+        <w:t>כאן ניתן דגשים לאיך ל</w:t>
       </w:r>
       <w:r>
         <w:rPr>
@@ -9768,21 +9626,7 @@
         <w:rPr>
           <w:rtl/>
         </w:rPr>
-        <w:t xml:space="preserve">עם הפקודה המוכרת שלמדתם מההכשרה של </w:t>
-      </w:r>
-      <w:proofErr w:type="spellStart"/>
-      <w:r>
-        <w:rPr>
-          <w:rtl/>
-        </w:rPr>
-        <w:t>גיט</w:t>
-      </w:r>
-      <w:proofErr w:type="spellEnd"/>
-      <w:r>
-        <w:rPr>
-          <w:rtl/>
-        </w:rPr>
-        <w:t>:</w:t>
+        <w:t>עם הפקודה המוכרת שלמדתם מההכשרה של גיט:</w:t>
       </w:r>
     </w:p>
     <w:p>
@@ -9916,35 +9760,7 @@
         <w:rPr>
           <w:rtl/>
         </w:rPr>
-        <w:t xml:space="preserve">במידה ועשיתם המון שינויים, אתם מתחילים ליצור </w:t>
-      </w:r>
-      <w:proofErr w:type="spellStart"/>
-      <w:r>
-        <w:rPr>
-          <w:rtl/>
-        </w:rPr>
-        <w:t>קומיטים</w:t>
-      </w:r>
-      <w:proofErr w:type="spellEnd"/>
-      <w:r>
-        <w:rPr>
-          <w:rtl/>
-        </w:rPr>
-        <w:t xml:space="preserve">, כל </w:t>
-      </w:r>
-      <w:proofErr w:type="spellStart"/>
-      <w:r>
-        <w:rPr>
-          <w:rtl/>
-        </w:rPr>
-        <w:t>קומיט</w:t>
-      </w:r>
-      <w:proofErr w:type="spellEnd"/>
-      <w:r>
-        <w:rPr>
-          <w:rtl/>
-        </w:rPr>
-        <w:t xml:space="preserve"> מסביר מה כתבתם עד עכשיו בקוד.</w:t>
+        <w:t>במידה ועשיתם המון שינויים, אתם מתחילים ליצור קומיטים, כל קומיט מסביר מה כתבתם עד עכשיו בקוד.</w:t>
       </w:r>
     </w:p>
     <w:p>
@@ -9980,35 +9796,7 @@
         <w:rPr>
           <w:rtl/>
         </w:rPr>
-        <w:t xml:space="preserve"> חשוב ליצור כמות מכובדת של </w:t>
-      </w:r>
-      <w:proofErr w:type="spellStart"/>
-      <w:r>
-        <w:rPr>
-          <w:rtl/>
-        </w:rPr>
-        <w:t>קומיטים</w:t>
-      </w:r>
-      <w:proofErr w:type="spellEnd"/>
-      <w:r>
-        <w:rPr>
-          <w:rtl/>
-        </w:rPr>
-        <w:t xml:space="preserve"> בקוד, כיוון שככה נוכל לעקוב כמו שצריך אחרי שינויים שעשינו. כמובן, שזה לא אומר עכשיו ליצור </w:t>
-      </w:r>
-      <w:proofErr w:type="spellStart"/>
-      <w:r>
-        <w:rPr>
-          <w:rtl/>
-        </w:rPr>
-        <w:t>קומיט</w:t>
-      </w:r>
-      <w:proofErr w:type="spellEnd"/>
-      <w:r>
-        <w:rPr>
-          <w:rtl/>
-        </w:rPr>
-        <w:t xml:space="preserve"> לכל קובץ, אלא, על כל פונקציונליות כללית.</w:t>
+        <w:t xml:space="preserve"> חשוב ליצור כמות מכובדת של קומיטים בקוד, כיוון שככה נוכל לעקוב כמו שצריך אחרי שינויים שעשינו. כמובן, שזה לא אומר עכשיו ליצור קומיט לכל קובץ, אלא, על כל פונקציונליות כללית.</w:t>
       </w:r>
     </w:p>
     <w:p/>
@@ -10069,15 +9857,7 @@
         </w:rPr>
       </w:pPr>
       <w:r>
-        <w:t xml:space="preserve">git </w:t>
-      </w:r>
-      <w:proofErr w:type="spellStart"/>
-      <w:r>
-        <w:t>gui</w:t>
-      </w:r>
-      <w:proofErr w:type="spellEnd"/>
-      <w:r>
-        <w:t xml:space="preserve"> &amp;</w:t>
+        <w:t>git gui &amp;</w:t>
       </w:r>
     </w:p>
     <w:p>
@@ -10088,13 +9868,8 @@
         <w:t xml:space="preserve">זה יפתח לכם חלון חדש, זהו ה </w:t>
       </w:r>
       <w:r>
-        <w:t xml:space="preserve">git </w:t>
-      </w:r>
-      <w:proofErr w:type="spellStart"/>
-      <w:r>
-        <w:t>gui</w:t>
-      </w:r>
-      <w:proofErr w:type="spellEnd"/>
+        <w:t>git gui</w:t>
+      </w:r>
     </w:p>
     <w:p>
       <w:r>
@@ -10109,29 +9884,10 @@
         <w:rPr>
           <w:rtl/>
         </w:rPr>
-        <w:t xml:space="preserve">מצד שמאל למעלה, יש את כל הקבצים ששינינו, אבל שעדיין לא הוספנו </w:t>
-      </w:r>
-      <w:proofErr w:type="spellStart"/>
-      <w:r>
-        <w:rPr>
-          <w:rtl/>
-        </w:rPr>
-        <w:t>לקומיט</w:t>
-      </w:r>
-      <w:proofErr w:type="spellEnd"/>
-      <w:r>
-        <w:rPr>
-          <w:rtl/>
-        </w:rPr>
-        <w:t xml:space="preserve">, הם יהיו ב </w:t>
-      </w:r>
-      <w:proofErr w:type="spellStart"/>
-      <w:r>
-        <w:t>unstaged</w:t>
-      </w:r>
-      <w:proofErr w:type="spellEnd"/>
-      <w:r>
-        <w:t xml:space="preserve"> changes</w:t>
+        <w:t xml:space="preserve">מצד שמאל למעלה, יש את כל הקבצים ששינינו, אבל שעדיין לא הוספנו לקומיט, הם יהיו ב </w:t>
+      </w:r>
+      <w:r>
+        <w:t>unstaged changes</w:t>
       </w:r>
       <w:r>
         <w:rPr>
@@ -10154,21 +9910,7 @@
         <w:rPr>
           <w:rtl/>
         </w:rPr>
-        <w:t xml:space="preserve">, כלומר, שהוא מוכן להיות חלק </w:t>
-      </w:r>
-      <w:proofErr w:type="spellStart"/>
-      <w:r>
-        <w:rPr>
-          <w:rtl/>
-        </w:rPr>
-        <w:t>מהקומיט</w:t>
-      </w:r>
-      <w:proofErr w:type="spellEnd"/>
-      <w:r>
-        <w:rPr>
-          <w:rtl/>
-        </w:rPr>
-        <w:t xml:space="preserve"> שאנחנו יוצרים.</w:t>
+        <w:t>, כלומר, שהוא מוכן להיות חלק מהקומיט שאנחנו יוצרים.</w:t>
       </w:r>
     </w:p>
     <w:p>
@@ -10184,21 +9926,7 @@
         <w:rPr>
           <w:rtl/>
         </w:rPr>
-        <w:t xml:space="preserve">בחלק התחתון, אתם כותבים את ההודעה של </w:t>
-      </w:r>
-      <w:proofErr w:type="spellStart"/>
-      <w:r>
-        <w:rPr>
-          <w:rtl/>
-        </w:rPr>
-        <w:t>הקומיט</w:t>
-      </w:r>
-      <w:proofErr w:type="spellEnd"/>
-      <w:r>
-        <w:rPr>
-          <w:rtl/>
-        </w:rPr>
-        <w:t xml:space="preserve"> (</w:t>
+        <w:t>בחלק התחתון, אתם כותבים את ההודעה של הקומיט (</w:t>
       </w:r>
       <w:r>
         <w:t>commit message</w:t>
@@ -10207,21 +9935,7 @@
         <w:rPr>
           <w:rtl/>
         </w:rPr>
-        <w:t xml:space="preserve">), על ההודעה להיות מפורטת, אך ברמה המתאימה, לפי מה שאתם עושים לו </w:t>
-      </w:r>
-      <w:proofErr w:type="spellStart"/>
-      <w:r>
-        <w:rPr>
-          <w:rtl/>
-        </w:rPr>
-        <w:t>קומיט</w:t>
-      </w:r>
-      <w:proofErr w:type="spellEnd"/>
-      <w:r>
-        <w:rPr>
-          <w:rtl/>
-        </w:rPr>
-        <w:t>.</w:t>
+        <w:t>), על ההודעה להיות מפורטת, אך ברמה המתאימה, לפי מה שאתם עושים לו קומיט.</w:t>
       </w:r>
     </w:p>
     <w:p>
@@ -10238,21 +9952,7 @@
         <w:rPr>
           <w:rtl/>
         </w:rPr>
-        <w:t xml:space="preserve">, וזה מבצע את </w:t>
-      </w:r>
-      <w:proofErr w:type="spellStart"/>
-      <w:r>
-        <w:rPr>
-          <w:rtl/>
-        </w:rPr>
-        <w:t>הקומיט</w:t>
-      </w:r>
-      <w:proofErr w:type="spellEnd"/>
-      <w:r>
-        <w:rPr>
-          <w:rtl/>
-        </w:rPr>
-        <w:t>.</w:t>
+        <w:t>, וזה מבצע את הקומיט.</w:t>
       </w:r>
     </w:p>
     <w:p>
@@ -10373,21 +10073,7 @@
         <w:rPr>
           <w:rtl/>
         </w:rPr>
-        <w:t xml:space="preserve">אחרי שהקוד שלכם עובר סקר קוד, הוא נכנס לקוד של הפרויקט הכולל, והענף שלכם </w:t>
-      </w:r>
-      <w:proofErr w:type="spellStart"/>
-      <w:r>
-        <w:rPr>
-          <w:rtl/>
-        </w:rPr>
-        <w:t>מתמרג'ג</w:t>
-      </w:r>
-      <w:proofErr w:type="spellEnd"/>
-      <w:r>
-        <w:rPr>
-          <w:rtl/>
-        </w:rPr>
-        <w:t>'</w:t>
+        <w:t>אחרי שהקוד שלכם עובר סקר קוד, הוא נכנס לקוד של הפרויקט הכולל, והענף שלכם מתמרג'ג'</w:t>
       </w:r>
       <w:r>
         <w:rPr>
@@ -10499,21 +10185,7 @@
         <w:rPr>
           <w:rtl/>
         </w:rPr>
-        <w:t xml:space="preserve">, זה יפתח בדף חדש את אפשרות הבחירה לבחור איזה ענף אתה רוצה </w:t>
-      </w:r>
-      <w:proofErr w:type="spellStart"/>
-      <w:r>
-        <w:rPr>
-          <w:rtl/>
-        </w:rPr>
-        <w:t>למרג'ג</w:t>
-      </w:r>
-      <w:proofErr w:type="spellEnd"/>
-      <w:r>
-        <w:rPr>
-          <w:rtl/>
-        </w:rPr>
-        <w:t>' עם איזה ענף.</w:t>
+        <w:t>, זה יפתח בדף חדש את אפשרות הבחירה לבחור איזה ענף אתה רוצה למרג'ג' עם איזה ענף.</w:t>
       </w:r>
     </w:p>
     <w:p>
@@ -10595,21 +10267,7 @@
         <w:rPr>
           <w:rtl/>
         </w:rPr>
-        <w:t xml:space="preserve">בגלל שאנחנו אנשי </w:t>
-      </w:r>
-      <w:proofErr w:type="spellStart"/>
-      <w:r>
-        <w:rPr>
-          <w:rtl/>
-        </w:rPr>
-        <w:t>גיט</w:t>
-      </w:r>
-      <w:proofErr w:type="spellEnd"/>
-      <w:r>
-        <w:rPr>
-          <w:rtl/>
-        </w:rPr>
-        <w:t xml:space="preserve"> מנוסים, לפני שאנחנו נדחוף את הענף שלנו לענף הראשי (במידה ועברתם את הסקר קוד), אנחנו נזכור תמיד לעשות </w:t>
+        <w:t xml:space="preserve">בגלל שאנחנו אנשי גיט מנוסים, לפני שאנחנו נדחוף את הענף שלנו לענף הראשי (במידה ועברתם את הסקר קוד), אנחנו נזכור תמיד לעשות </w:t>
       </w:r>
       <w:r>
         <w:t>pull</w:t>
@@ -10638,35 +10296,16 @@
           <w:rtl/>
         </w:rPr>
       </w:pPr>
-      <w:proofErr w:type="gramStart"/>
-      <w:r>
-        <w:t>git</w:t>
-      </w:r>
-      <w:proofErr w:type="gramEnd"/>
-      <w:r>
-        <w:t xml:space="preserve"> rebase main</w:t>
-      </w:r>
-    </w:p>
-    <w:p>
-      <w:r>
-        <w:rPr>
-          <w:rtl/>
-        </w:rPr>
-        <w:t xml:space="preserve">זה מעדכן לנו את הענף הנוכחי, עם הענף הראשי, על ידי לקיחת כל </w:t>
-      </w:r>
-      <w:proofErr w:type="spellStart"/>
-      <w:r>
-        <w:rPr>
-          <w:rtl/>
-        </w:rPr>
-        <w:t>הקומיטים</w:t>
-      </w:r>
-      <w:proofErr w:type="spellEnd"/>
-      <w:r>
-        <w:rPr>
-          <w:rtl/>
-        </w:rPr>
-        <w:t xml:space="preserve"> שביצענו, והכנסתם מעל הענף הראשי.</w:t>
+      <w:r>
+        <w:t>git rebase main</w:t>
+      </w:r>
+    </w:p>
+    <w:p>
+      <w:r>
+        <w:rPr>
+          <w:rtl/>
+        </w:rPr>
+        <w:t>זה מעדכן לנו את הענף הנוכחי, עם הענף הראשי, על ידי לקיחת כל הקומיטים שביצענו, והכנסתם מעל הענף הראשי.</w:t>
       </w:r>
     </w:p>
     <w:p>
@@ -10683,49 +10322,7 @@
         <w:rPr>
           <w:rtl/>
         </w:rPr>
-        <w:t xml:space="preserve">, שלוקח את כל </w:t>
-      </w:r>
-      <w:proofErr w:type="spellStart"/>
-      <w:r>
-        <w:rPr>
-          <w:rtl/>
-        </w:rPr>
-        <w:t>הקומיטים</w:t>
-      </w:r>
-      <w:proofErr w:type="spellEnd"/>
-      <w:r>
-        <w:rPr>
-          <w:rtl/>
-        </w:rPr>
-        <w:t xml:space="preserve"> שעשינו, ומאחד אותם </w:t>
-      </w:r>
-      <w:proofErr w:type="spellStart"/>
-      <w:r>
-        <w:rPr>
-          <w:rtl/>
-        </w:rPr>
-        <w:t>לקומיט</w:t>
-      </w:r>
-      <w:proofErr w:type="spellEnd"/>
-      <w:r>
-        <w:rPr>
-          <w:rtl/>
-        </w:rPr>
-        <w:t xml:space="preserve"> אחד (פחות קריא, יוצר סיבוך בעץ </w:t>
-      </w:r>
-      <w:proofErr w:type="spellStart"/>
-      <w:r>
-        <w:rPr>
-          <w:rtl/>
-        </w:rPr>
-        <w:t>גיט</w:t>
-      </w:r>
-      <w:proofErr w:type="spellEnd"/>
-      <w:r>
-        <w:rPr>
-          <w:rtl/>
-        </w:rPr>
-        <w:t>).</w:t>
+        <w:t>, שלוקח את כל הקומיטים שעשינו, ומאחד אותם לקומיט אחד (פחות קריא, יוצר סיבוך בעץ גיט).</w:t>
       </w:r>
     </w:p>
     <w:p>
@@ -10750,21 +10347,7 @@
         <w:rPr>
           <w:rtl/>
         </w:rPr>
-        <w:t xml:space="preserve">כל שנותר לנו עכשיו זה להתחיל לכתוב קוד, ולהשתמש </w:t>
-      </w:r>
-      <w:proofErr w:type="spellStart"/>
-      <w:r>
-        <w:rPr>
-          <w:rtl/>
-        </w:rPr>
-        <w:t>בגיט</w:t>
-      </w:r>
-      <w:proofErr w:type="spellEnd"/>
-      <w:r>
-        <w:rPr>
-          <w:rtl/>
-        </w:rPr>
-        <w:t xml:space="preserve"> בצורה חכמה.</w:t>
+        <w:t>כל שנותר לנו עכשיו זה להתחיל לכתוב קוד, ולהשתמש בגיט בצורה חכמה.</w:t>
       </w:r>
     </w:p>
     <w:p>
@@ -10879,21 +10462,7 @@
         <w:rPr>
           <w:rtl/>
         </w:rPr>
-        <w:t xml:space="preserve">אנו משתמשים בשפה זאת בשל הנוחיות של הבודקים בצוותינו </w:t>
-      </w:r>
-      <w:proofErr w:type="spellStart"/>
-      <w:r>
-        <w:rPr>
-          <w:rtl/>
-        </w:rPr>
-        <w:t>להנגיש</w:t>
-      </w:r>
-      <w:proofErr w:type="spellEnd"/>
-      <w:r>
-        <w:rPr>
-          <w:rtl/>
-        </w:rPr>
-        <w:t xml:space="preserve"> אותה למפתחים.</w:t>
+        <w:t>אנו משתמשים בשפה זאת בשל הנוחיות של הבודקים בצוותינו להנגיש אותה למפתחים.</w:t>
       </w:r>
     </w:p>
     <w:p>
@@ -11457,19 +11026,9 @@
         <w:shd w:val="clear" w:color="auto" w:fill="000000" w:themeFill="text1"/>
         <w:bidi w:val="0"/>
       </w:pPr>
-      <w:proofErr w:type="spellStart"/>
-      <w:r>
-        <w:t>npm</w:t>
-      </w:r>
-      <w:proofErr w:type="spellEnd"/>
-      <w:r>
-        <w:t xml:space="preserve"> </w:t>
-      </w:r>
-      <w:proofErr w:type="spellStart"/>
-      <w:r>
-        <w:t>i</w:t>
-      </w:r>
-      <w:proofErr w:type="spellEnd"/>
+      <w:r>
+        <w:t>npm i</w:t>
+      </w:r>
     </w:p>
     <w:p>
       <w:pPr>
@@ -11491,11 +11050,9 @@
         </w:rPr>
         <w:t xml:space="preserve">פתחו את הפרויקט עם </w:t>
       </w:r>
-      <w:proofErr w:type="spellStart"/>
       <w:r>
         <w:t>VSCode</w:t>
       </w:r>
-      <w:proofErr w:type="spellEnd"/>
     </w:p>
     <w:p>
       <w:pPr>
@@ -11560,13 +11117,8 @@
         <w:shd w:val="clear" w:color="auto" w:fill="000000" w:themeFill="text1"/>
         <w:bidi w:val="0"/>
       </w:pPr>
-      <w:proofErr w:type="spellStart"/>
-      <w:r>
-        <w:t>npm</w:t>
-      </w:r>
-      <w:proofErr w:type="spellEnd"/>
-      <w:r>
-        <w:t xml:space="preserve"> run exercise</w:t>
+      <w:r>
+        <w:t>npm run exercise</w:t>
       </w:r>
     </w:p>
     <w:p>
@@ -11590,39 +11142,7 @@
           <w:rFonts w:hint="cs"/>
           <w:rtl/>
         </w:rPr>
-        <w:t xml:space="preserve">זה יפתח טרמינל </w:t>
-      </w:r>
-      <w:proofErr w:type="spellStart"/>
-      <w:r>
-        <w:rPr>
-          <w:rFonts w:hint="cs"/>
-          <w:rtl/>
-        </w:rPr>
-        <w:t>אינטרקטיבי</w:t>
-      </w:r>
-      <w:proofErr w:type="spellEnd"/>
-      <w:r>
-        <w:rPr>
-          <w:rFonts w:hint="cs"/>
-          <w:rtl/>
-        </w:rPr>
-        <w:t xml:space="preserve">, עם אפשרות לבחור תרגיל על ידי מקשי </w:t>
-      </w:r>
-      <w:proofErr w:type="spellStart"/>
-      <w:r>
-        <w:rPr>
-          <w:rFonts w:hint="cs"/>
-          <w:rtl/>
-        </w:rPr>
-        <w:t>החצים</w:t>
-      </w:r>
-      <w:proofErr w:type="spellEnd"/>
-      <w:r>
-        <w:rPr>
-          <w:rFonts w:hint="cs"/>
-          <w:rtl/>
-        </w:rPr>
-        <w:t xml:space="preserve"> ו - </w:t>
+        <w:t xml:space="preserve">זה יפתח טרמינל אינטרקטיבי, עם אפשרות לבחור תרגיל על ידי מקשי החצים ו - </w:t>
       </w:r>
       <w:r>
         <w:t>enter</w:t>
@@ -11834,23 +11354,7 @@
           <w:rFonts w:hint="cs"/>
           <w:rtl/>
         </w:rPr>
-        <w:t xml:space="preserve">על מנת לשמור את הקוד שלכם </w:t>
-      </w:r>
-      <w:proofErr w:type="spellStart"/>
-      <w:r>
-        <w:rPr>
-          <w:rFonts w:hint="cs"/>
-          <w:rtl/>
-        </w:rPr>
-        <w:t>בגיט</w:t>
-      </w:r>
-      <w:proofErr w:type="spellEnd"/>
-      <w:r>
-        <w:rPr>
-          <w:rFonts w:hint="cs"/>
-          <w:rtl/>
-        </w:rPr>
-        <w:t>, בצעו את הפעולות הבאות:</w:t>
+        <w:t>על מנת לשמור את הקוד שלכם בגיט, בצעו את הפעולות הבאות:</w:t>
       </w:r>
     </w:p>
     <w:p>
@@ -11910,11 +11414,9 @@
         </w:rPr>
         <w:t xml:space="preserve">צרו קובץ </w:t>
       </w:r>
-      <w:proofErr w:type="spellStart"/>
       <w:r>
         <w:t>package.json</w:t>
       </w:r>
-      <w:proofErr w:type="spellEnd"/>
       <w:r>
         <w:rPr>
           <w:rtl/>
@@ -11950,11 +11452,9 @@
         </w:rPr>
         <w:t xml:space="preserve"> ידנית קובץ </w:t>
       </w:r>
-      <w:proofErr w:type="spellStart"/>
       <w:r>
         <w:t>index.ts</w:t>
       </w:r>
-      <w:proofErr w:type="spellEnd"/>
     </w:p>
     <w:p>
       <w:pPr>
@@ -11980,11 +11480,9 @@
         </w:rPr>
         <w:t xml:space="preserve"> קובץ </w:t>
       </w:r>
-      <w:proofErr w:type="spellStart"/>
       <w:r>
         <w:t>tsconfig.json</w:t>
       </w:r>
-      <w:proofErr w:type="spellEnd"/>
       <w:r>
         <w:rPr>
           <w:rtl/>
@@ -12022,11 +11520,9 @@
         </w:rPr>
         <w:t xml:space="preserve"> בקובץ </w:t>
       </w:r>
-      <w:proofErr w:type="spellStart"/>
       <w:r>
         <w:t>tsconfig</w:t>
       </w:r>
-      <w:proofErr w:type="spellEnd"/>
       <w:r>
         <w:rPr>
           <w:rtl/>
@@ -12057,19 +11553,11 @@
       </w:pPr>
       <w:bookmarkStart w:id="49" w:name="_heading=h.2p2csry" w:colFirst="0" w:colLast="0"/>
       <w:bookmarkEnd w:id="49"/>
-      <w:proofErr w:type="spellStart"/>
       <w:r>
         <w:rPr>
           <w:color w:val="FFFFFF"/>
         </w:rPr>
-        <w:t>SourceMap</w:t>
-      </w:r>
-      <w:proofErr w:type="spellEnd"/>
-      <w:r>
-        <w:rPr>
-          <w:color w:val="FFFFFF"/>
-        </w:rPr>
-        <w:t>: true</w:t>
+        <w:t>SourceMap: true</w:t>
       </w:r>
     </w:p>
     <w:p>
@@ -12089,11 +11577,9 @@
         </w:rPr>
         <w:t xml:space="preserve">בקובץ </w:t>
       </w:r>
-      <w:proofErr w:type="spellStart"/>
       <w:r>
         <w:t>package.json</w:t>
       </w:r>
-      <w:proofErr w:type="spellEnd"/>
       <w:r>
         <w:rPr>
           <w:rtl/>
@@ -12124,11 +11610,9 @@
         </w:rPr>
         <w:t xml:space="preserve">סקריפטים הם דרך נוחה של </w:t>
       </w:r>
-      <w:proofErr w:type="spellStart"/>
       <w:r>
         <w:t>npm</w:t>
       </w:r>
-      <w:proofErr w:type="spellEnd"/>
       <w:r>
         <w:rPr>
           <w:rtl/>
@@ -12178,21 +11662,7 @@
         <w:rPr>
           <w:rtl/>
         </w:rPr>
-        <w:t xml:space="preserve">, וכתבו את הסקריפט הבא בתוך </w:t>
-      </w:r>
-      <w:proofErr w:type="spellStart"/>
-      <w:r>
-        <w:rPr>
-          <w:rtl/>
-        </w:rPr>
-        <w:t>המרכאות</w:t>
-      </w:r>
-      <w:proofErr w:type="spellEnd"/>
-      <w:r>
-        <w:rPr>
-          <w:rtl/>
-        </w:rPr>
-        <w:t>:</w:t>
+        <w:t>, וכתבו את הסקריפט הבא בתוך המרכאות:</w:t>
       </w:r>
     </w:p>
     <w:p>
@@ -12208,19 +11678,11 @@
       </w:pPr>
       <w:bookmarkStart w:id="50" w:name="_heading=h.147n2zr" w:colFirst="0" w:colLast="0"/>
       <w:bookmarkEnd w:id="50"/>
-      <w:proofErr w:type="spellStart"/>
       <w:r>
         <w:rPr>
           <w:color w:val="FFFFFF"/>
         </w:rPr>
-        <w:t>tsc</w:t>
-      </w:r>
-      <w:proofErr w:type="spellEnd"/>
-      <w:r>
-        <w:rPr>
-          <w:color w:val="FFFFFF"/>
-        </w:rPr>
-        <w:t xml:space="preserve"> &amp;&amp; node index.js</w:t>
+        <w:t>tsc &amp;&amp; node index.js</w:t>
       </w:r>
     </w:p>
     <w:p>
@@ -12238,33 +11700,27 @@
         </w:rPr>
         <w:t xml:space="preserve">זה ימיר את כל הקבצי </w:t>
       </w:r>
-      <w:proofErr w:type="spellStart"/>
       <w:r>
         <w:t>ts</w:t>
       </w:r>
-      <w:proofErr w:type="spellEnd"/>
       <w:r>
         <w:rPr>
           <w:rtl/>
         </w:rPr>
         <w:t xml:space="preserve"> לקבצי </w:t>
       </w:r>
-      <w:proofErr w:type="spellStart"/>
       <w:r>
         <w:t>js</w:t>
       </w:r>
-      <w:proofErr w:type="spellEnd"/>
       <w:r>
         <w:rPr>
           <w:rtl/>
         </w:rPr>
         <w:t xml:space="preserve">, ויריץ את הקובץ </w:t>
       </w:r>
-      <w:proofErr w:type="spellStart"/>
       <w:r>
         <w:t>js</w:t>
       </w:r>
-      <w:proofErr w:type="spellEnd"/>
       <w:r>
         <w:rPr>
           <w:rtl/>
@@ -13187,7 +12643,7 @@
           <w:rtl/>
         </w:rPr>
         <w:drawing>
-          <wp:anchor distT="0" distB="0" distL="114300" distR="114300" simplePos="0" relativeHeight="251668480" behindDoc="0" locked="0" layoutInCell="1" allowOverlap="1" wp14:anchorId="38E79974" wp14:editId="1D23223A">
+          <wp:anchor distT="0" distB="0" distL="114300" distR="114300" simplePos="0" relativeHeight="251668480" behindDoc="0" locked="0" layoutInCell="1" allowOverlap="1" wp14:anchorId="38E79974" wp14:editId="396CA914">
             <wp:simplePos x="0" y="0"/>
             <wp:positionH relativeFrom="margin">
               <wp:align>left</wp:align>
@@ -13941,11 +13397,9 @@
         </w:rPr>
         <w:t xml:space="preserve">בעיקר בשביל הגוף של הבקשה, האם הבקשה היא מסוג </w:t>
       </w:r>
-      <w:proofErr w:type="spellStart"/>
       <w:r>
         <w:t>json</w:t>
       </w:r>
-      <w:proofErr w:type="spellEnd"/>
       <w:r>
         <w:rPr>
           <w:rFonts w:hint="cs"/>
@@ -14661,13 +14115,8 @@
         <w:t xml:space="preserve"> התשובה שהשרת החזיר במקרה כאן הוא מסוג תמונה (</w:t>
       </w:r>
       <w:r>
-        <w:t>image/</w:t>
-      </w:r>
-      <w:proofErr w:type="spellStart"/>
-      <w:r>
-        <w:t>png</w:t>
-      </w:r>
-      <w:proofErr w:type="spellEnd"/>
+        <w:t>image/png</w:t>
+      </w:r>
       <w:r>
         <w:rPr>
           <w:rFonts w:hint="cs"/>
@@ -14981,23 +14430,7 @@
           <w:rFonts w:hint="cs"/>
           <w:rtl/>
         </w:rPr>
-        <w:t xml:space="preserve">גשו למשתני הסביבה שעל המחשב שלכם, והוסיפו את הנתיב של </w:t>
-      </w:r>
-      <w:proofErr w:type="spellStart"/>
-      <w:r>
-        <w:rPr>
-          <w:rFonts w:hint="cs"/>
-          <w:rtl/>
-        </w:rPr>
-        <w:t>פייתון</w:t>
-      </w:r>
-      <w:proofErr w:type="spellEnd"/>
-      <w:r>
-        <w:rPr>
-          <w:rFonts w:hint="cs"/>
-          <w:rtl/>
-        </w:rPr>
-        <w:t xml:space="preserve"> שיצרתם למשתני הסביבה על המחשב שלכם. במידה ועוד לא יצא לכם להתעסק עם משתני סביבה, ממליצה לחפש באינטרנט</w:t>
+        <w:t>גשו למשתני הסביבה שעל המחשב שלכם, והוסיפו את הנתיב של פייתון שיצרתם למשתני הסביבה על המחשב שלכם. במידה ועוד לא יצא לכם להתעסק עם משתני סביבה, ממליצה לחפש באינטרנט</w:t>
       </w:r>
     </w:p>
     <w:p>
@@ -15013,13 +14446,8 @@
       <w:r>
         <w:t>"</w:t>
       </w:r>
-      <w:proofErr w:type="gramStart"/>
-      <w:r>
-        <w:t>add</w:t>
-      </w:r>
-      <w:proofErr w:type="gramEnd"/>
-      <w:r>
-        <w:t xml:space="preserve"> environment variable to path python</w:t>
+      <w:r>
+        <w:t>add environment variable to path python</w:t>
       </w:r>
       <w:r>
         <w:t>"</w:t>
@@ -15072,11 +14500,9 @@
         </w:rPr>
         <w:t xml:space="preserve"> </w:t>
       </w:r>
-      <w:proofErr w:type="spellStart"/>
       <w:r>
         <w:t>cmd</w:t>
       </w:r>
-      <w:proofErr w:type="spellEnd"/>
       <w:r>
         <w:rPr>
           <w:rFonts w:hint="cs"/>
@@ -15110,13 +14536,8 @@
         <w:br/>
       </w:r>
       <w:r>
-        <w:t xml:space="preserve">pip install </w:t>
-      </w:r>
-      <w:proofErr w:type="spellStart"/>
-      <w:r>
-        <w:t>flask_restful</w:t>
-      </w:r>
-      <w:proofErr w:type="spellEnd"/>
+        <w:t>pip install flask_restful</w:t>
+      </w:r>
     </w:p>
     <w:p>
       <w:pPr>
@@ -15244,11 +14665,9 @@
         </w:rPr>
         <w:t xml:space="preserve">זה יביא לכם אובייקט מסוג </w:t>
       </w:r>
-      <w:proofErr w:type="spellStart"/>
       <w:r>
         <w:t>json</w:t>
       </w:r>
-      <w:proofErr w:type="spellEnd"/>
       <w:r>
         <w:rPr>
           <w:rFonts w:hint="cs"/>
@@ -17390,21 +16809,7 @@
         <w:rPr>
           <w:rtl/>
         </w:rPr>
-        <w:t xml:space="preserve">לפני שנתחיל ללמוד על </w:t>
-      </w:r>
-      <w:proofErr w:type="spellStart"/>
-      <w:r>
-        <w:rPr>
-          <w:rtl/>
-        </w:rPr>
-        <w:t>אוטומציות</w:t>
-      </w:r>
-      <w:proofErr w:type="spellEnd"/>
-      <w:r>
-        <w:rPr>
-          <w:rtl/>
-        </w:rPr>
-        <w:t>, ועל איך לכתוב קוד מטורף שלוחץ לנו על כפתורים, בוא נתחיל מקטן.</w:t>
+        <w:t>לפני שנתחיל ללמוד על אוטומציות, ועל איך לכתוב קוד מטורף שלוחץ לנו על כפתורים, בוא נתחיל מקטן.</w:t>
       </w:r>
     </w:p>
     <w:p>
@@ -17535,11 +16940,9 @@
         </w:rPr>
         <w:t xml:space="preserve">, או על ידי הקומבינציה </w:t>
       </w:r>
-      <w:proofErr w:type="spellStart"/>
       <w:r>
         <w:t>CTRL+SHIFT+i</w:t>
       </w:r>
-      <w:proofErr w:type="spellEnd"/>
     </w:p>
     <w:p>
       <w:r>
@@ -17815,11 +17218,9 @@
         </w:rPr>
         <w:t xml:space="preserve">זהו אלמנט מסוג </w:t>
       </w:r>
-      <w:proofErr w:type="spellStart"/>
       <w:r>
         <w:t>textarea</w:t>
       </w:r>
-      <w:proofErr w:type="spellEnd"/>
       <w:r>
         <w:rPr>
           <w:rtl/>
@@ -17961,11 +17362,9 @@
         </w:rPr>
         <w:t xml:space="preserve"> שלו, שזה המילה </w:t>
       </w:r>
-      <w:proofErr w:type="spellStart"/>
       <w:r>
         <w:t>textarea</w:t>
       </w:r>
-      <w:proofErr w:type="spellEnd"/>
       <w:r>
         <w:rPr>
           <w:rtl/>
@@ -17978,38 +17377,28 @@
         <w:bidi w:val="0"/>
       </w:pPr>
       <w:r>
-        <w:t>$$("</w:t>
-      </w:r>
-      <w:proofErr w:type="spellStart"/>
+        <w:t>$$("textarea")</w:t>
+      </w:r>
+    </w:p>
+    <w:p>
+      <w:r>
+        <w:rPr>
+          <w:rtl/>
+        </w:rPr>
+        <w:t xml:space="preserve">לחצו </w:t>
+      </w:r>
+      <w:r>
+        <w:t>enter</w:t>
+      </w:r>
+      <w:r>
+        <w:rPr>
+          <w:rtl/>
+        </w:rPr>
+        <w:t xml:space="preserve">, ותראו שהאתר מוצא לנו יותר מאלמנט אחד של </w:t>
+      </w:r>
       <w:r>
         <w:t>textarea</w:t>
       </w:r>
-      <w:proofErr w:type="spellEnd"/>
-      <w:r>
-        <w:t>")</w:t>
-      </w:r>
-    </w:p>
-    <w:p>
-      <w:r>
-        <w:rPr>
-          <w:rtl/>
-        </w:rPr>
-        <w:t xml:space="preserve">לחצו </w:t>
-      </w:r>
-      <w:r>
-        <w:t>enter</w:t>
-      </w:r>
-      <w:r>
-        <w:rPr>
-          <w:rtl/>
-        </w:rPr>
-        <w:t xml:space="preserve">, ותראו שהאתר מוצא לנו יותר מאלמנט אחד של </w:t>
-      </w:r>
-      <w:proofErr w:type="spellStart"/>
-      <w:r>
-        <w:t>textarea</w:t>
-      </w:r>
-      <w:proofErr w:type="spellEnd"/>
       <w:r>
         <w:rPr>
           <w:rtl/>
@@ -18039,97 +17428,87 @@
         <w:bidi w:val="0"/>
       </w:pPr>
       <w:r>
-        <w:t>$$(".</w:t>
-      </w:r>
-      <w:proofErr w:type="spellStart"/>
+        <w:t>$$(".gLFyf")</w:t>
+      </w:r>
+    </w:p>
+    <w:p>
+      <w:r>
+        <w:rPr>
+          <w:rtl/>
+        </w:rPr>
+        <w:t>ניתן לראות כי כאן, אנחנו מקבלים רק אלמנט אחד, משמע, הוא יחסית יציב.</w:t>
+      </w:r>
+    </w:p>
+    <w:p>
+      <w:r>
+        <w:rPr>
+          <w:rtl/>
+        </w:rPr>
+        <w:t xml:space="preserve">אולם, יש בעיה עם </w:t>
+      </w:r>
+      <w:r>
+        <w:t>class</w:t>
+      </w:r>
+      <w:r>
+        <w:rPr>
+          <w:rtl/>
+        </w:rPr>
+        <w:t xml:space="preserve">, ניתן להשתמש בו בכמה מקומות. </w:t>
+      </w:r>
+      <w:r>
+        <w:t>class</w:t>
+      </w:r>
+      <w:r>
+        <w:rPr>
+          <w:rtl/>
+        </w:rPr>
+        <w:t xml:space="preserve"> נועד בעיקר לקחת מקבץ של אלמנטים, כמו רשימה, ולתת להם זיהוי אחד, זאת על מנת להקל על המפתחים כשהם יוצרים רשימה באתר, וצריכים לעצב כל אלמנט ברשימה.</w:t>
+      </w:r>
+    </w:p>
+    <w:p>
+      <w:r>
+        <w:rPr>
+          <w:u w:val="single"/>
+          <w:rtl/>
+        </w:rPr>
+        <w:t>נ.ב:</w:t>
+      </w:r>
+      <w:r>
+        <w:rPr>
+          <w:rtl/>
+        </w:rPr>
+        <w:t xml:space="preserve"> בגוגל, חלק מהאלמנטים יהיו עם </w:t>
+      </w:r>
+      <w:r>
+        <w:t>class</w:t>
+      </w:r>
+      <w:r>
+        <w:rPr>
+          <w:rtl/>
+        </w:rPr>
+        <w:t xml:space="preserve"> או </w:t>
+      </w:r>
+      <w:r>
+        <w:t>id</w:t>
+      </w:r>
+      <w:r>
+        <w:rPr>
+          <w:rtl/>
+        </w:rPr>
+        <w:t xml:space="preserve"> דינמיים, משמע, יכול להיות שיום אחד ה </w:t>
+      </w:r>
+      <w:r>
+        <w:t>class</w:t>
+      </w:r>
+      <w:r>
+        <w:rPr>
+          <w:rtl/>
+        </w:rPr>
+        <w:t xml:space="preserve"> יהיה </w:t>
+      </w:r>
       <w:r>
         <w:t>gLFyf</w:t>
       </w:r>
-      <w:proofErr w:type="spellEnd"/>
-      <w:r>
-        <w:t>")</w:t>
-      </w:r>
-    </w:p>
-    <w:p>
-      <w:r>
-        <w:rPr>
-          <w:rtl/>
-        </w:rPr>
-        <w:t>ניתן לראות כי כאן, אנחנו מקבלים רק אלמנט אחד, משמע, הוא יחסית יציב.</w:t>
-      </w:r>
-    </w:p>
-    <w:p>
-      <w:r>
-        <w:rPr>
-          <w:rtl/>
-        </w:rPr>
-        <w:t xml:space="preserve">אולם, יש בעיה עם </w:t>
-      </w:r>
-      <w:r>
-        <w:t>class</w:t>
-      </w:r>
-      <w:r>
-        <w:rPr>
-          <w:rtl/>
-        </w:rPr>
-        <w:t xml:space="preserve">, ניתן להשתמש בו בכמה מקומות. </w:t>
-      </w:r>
-      <w:r>
-        <w:t>class</w:t>
-      </w:r>
-      <w:r>
-        <w:rPr>
-          <w:rtl/>
-        </w:rPr>
-        <w:t xml:space="preserve"> נועד בעיקר לקחת מקבץ של אלמנטים, כמו רשימה, ולתת להם זיהוי אחד, זאת על מנת להקל על המפתחים כשהם יוצרים רשימה באתר, וצריכים לעצב כל אלמנט ברשימה.</w:t>
-      </w:r>
-    </w:p>
-    <w:p>
-      <w:r>
-        <w:rPr>
-          <w:u w:val="single"/>
-          <w:rtl/>
-        </w:rPr>
-        <w:t>נ.ב:</w:t>
-      </w:r>
-      <w:r>
-        <w:rPr>
-          <w:rtl/>
-        </w:rPr>
-        <w:t xml:space="preserve"> בגוגל, חלק מהאלמנטים יהיו עם </w:t>
-      </w:r>
-      <w:r>
-        <w:t>class</w:t>
-      </w:r>
-      <w:r>
-        <w:rPr>
-          <w:rtl/>
-        </w:rPr>
-        <w:t xml:space="preserve"> או </w:t>
-      </w:r>
-      <w:r>
-        <w:t>id</w:t>
-      </w:r>
-      <w:r>
-        <w:rPr>
-          <w:rtl/>
-        </w:rPr>
-        <w:t xml:space="preserve"> דינמיים, משמע, יכול להיות שיום אחד ה </w:t>
-      </w:r>
-      <w:r>
-        <w:t>class</w:t>
-      </w:r>
-      <w:r>
-        <w:rPr>
-          <w:rtl/>
-        </w:rPr>
-        <w:t xml:space="preserve"> יהיה </w:t>
-      </w:r>
-      <w:proofErr w:type="spellStart"/>
-      <w:r>
-        <w:t>gLFyf</w:t>
-      </w:r>
-      <w:proofErr w:type="spellEnd"/>
       <w:r>
         <w:rPr>
           <w:rtl/>
@@ -18222,20 +17601,7 @@
         <w:bidi w:val="0"/>
       </w:pPr>
       <w:r>
-        <w:t>$$</w:t>
-      </w:r>
-      <w:proofErr w:type="gramStart"/>
-      <w:r>
-        <w:t>("#</w:t>
-      </w:r>
-      <w:proofErr w:type="spellStart"/>
-      <w:proofErr w:type="gramEnd"/>
-      <w:r>
-        <w:t>APjFqb</w:t>
-      </w:r>
-      <w:proofErr w:type="spellEnd"/>
-      <w:r>
-        <w:t>")</w:t>
+        <w:t>$$("#APjFqb")</w:t>
       </w:r>
     </w:p>
     <w:p>
@@ -18251,21 +17617,7 @@
         <w:rPr>
           <w:rtl/>
         </w:rPr>
-        <w:t xml:space="preserve">בואו ניקח זיהוי, שמאז שאני מכירה את עצמי כותבת </w:t>
-      </w:r>
-      <w:proofErr w:type="spellStart"/>
-      <w:r>
-        <w:rPr>
-          <w:rtl/>
-        </w:rPr>
-        <w:t>אוטומציות</w:t>
-      </w:r>
-      <w:proofErr w:type="spellEnd"/>
-      <w:r>
-        <w:rPr>
-          <w:rtl/>
-        </w:rPr>
-        <w:t xml:space="preserve"> עדיין קיים שם, הוא ה </w:t>
+        <w:t xml:space="preserve">בואו ניקח זיהוי, שמאז שאני מכירה את עצמי כותבת אוטומציות עדיין קיים שם, הוא ה </w:t>
       </w:r>
       <w:r>
         <w:t>name</w:t>
@@ -18400,11 +17752,9 @@
         </w:rPr>
         <w:t xml:space="preserve">כאן יש תרגילים ממש נחמדים על </w:t>
       </w:r>
-      <w:proofErr w:type="spellStart"/>
       <w:r>
         <w:t>css</w:t>
       </w:r>
-      <w:proofErr w:type="spellEnd"/>
       <w:r>
         <w:rPr>
           <w:rtl/>
@@ -18455,9 +17805,9 @@
           <w:rtl/>
         </w:rPr>
       </w:pPr>
-      <w:bookmarkStart w:id="77" w:name="_Toc223262756"/>
-      <w:bookmarkStart w:id="78" w:name="_Design_patterns_בבדיקות"/>
-      <w:bookmarkEnd w:id="78"/>
+      <w:bookmarkStart w:id="77" w:name="_Design_patterns_בבדיקות"/>
+      <w:bookmarkStart w:id="78" w:name="_Toc223262756"/>
+      <w:bookmarkEnd w:id="77"/>
       <w:r>
         <w:lastRenderedPageBreak/>
         <w:t>Design patterns</w:t>
@@ -18469,7 +17819,7 @@
         </w:rPr>
         <w:t xml:space="preserve"> בבדיקות</w:t>
       </w:r>
-      <w:bookmarkEnd w:id="77"/>
+      <w:bookmarkEnd w:id="78"/>
     </w:p>
     <w:p>
       <w:pPr>
@@ -18510,23 +17860,7 @@
           <w:rFonts w:hint="cs"/>
           <w:rtl/>
         </w:rPr>
-        <w:t xml:space="preserve">אם אני אקח את ההגדרה המלאה </w:t>
-      </w:r>
-      <w:proofErr w:type="spellStart"/>
-      <w:r>
-        <w:rPr>
-          <w:rFonts w:hint="cs"/>
-          <w:rtl/>
-        </w:rPr>
-        <w:t>מויקיפדיה</w:t>
-      </w:r>
-      <w:proofErr w:type="spellEnd"/>
-      <w:r>
-        <w:rPr>
-          <w:rFonts w:hint="cs"/>
-          <w:rtl/>
-        </w:rPr>
-        <w:t>, ואכניס אותה לכאן:</w:t>
+        <w:t>אם אני אקח את ההגדרה המלאה מויקיפדיה, ואכניס אותה לכאן:</w:t>
       </w:r>
     </w:p>
     <w:p>
@@ -18696,23 +18030,7 @@
           <w:rFonts w:hint="cs"/>
           <w:rtl/>
         </w:rPr>
-        <w:t xml:space="preserve">לשים את </w:t>
-      </w:r>
-      <w:proofErr w:type="spellStart"/>
-      <w:r>
-        <w:rPr>
-          <w:rFonts w:hint="cs"/>
-          <w:rtl/>
-        </w:rPr>
-        <w:t>הפצפצים</w:t>
-      </w:r>
-      <w:proofErr w:type="spellEnd"/>
-      <w:r>
-        <w:rPr>
-          <w:rFonts w:hint="cs"/>
-          <w:rtl/>
-        </w:rPr>
-        <w:t xml:space="preserve"> ואת הדבק בתוך הקופסא ולשלוח אותה בלי המוצר</w:t>
+        <w:t>לשים את הפצפצים ואת הדבק בתוך הקופסא ולשלוח אותה בלי המוצר</w:t>
       </w:r>
     </w:p>
     <w:p>
@@ -18782,23 +18100,7 @@
           <w:rFonts w:hint="cs"/>
           <w:rtl/>
         </w:rPr>
-        <w:t xml:space="preserve">מוצר נמצא בתוך </w:t>
-      </w:r>
-      <w:proofErr w:type="spellStart"/>
-      <w:r>
-        <w:rPr>
-          <w:rFonts w:hint="cs"/>
-          <w:rtl/>
-        </w:rPr>
-        <w:t>הפצפצים</w:t>
-      </w:r>
-      <w:proofErr w:type="spellEnd"/>
-      <w:r>
-        <w:rPr>
-          <w:rFonts w:hint="cs"/>
-          <w:rtl/>
-        </w:rPr>
-        <w:t xml:space="preserve"> כמובן)</w:t>
+        <w:t>מוצר נמצא בתוך הפצפצים כמובן)</w:t>
       </w:r>
       <w:r>
         <w:rPr>
@@ -18812,39 +18114,14 @@
           <w:rFonts w:hint="cs"/>
           <w:rtl/>
         </w:rPr>
-        <w:t xml:space="preserve">להוסיף על </w:t>
-      </w:r>
-      <w:proofErr w:type="spellStart"/>
-      <w:r>
-        <w:rPr>
-          <w:rFonts w:hint="cs"/>
-          <w:rtl/>
-        </w:rPr>
-        <w:t>הפצפצים</w:t>
-      </w:r>
-      <w:proofErr w:type="spellEnd"/>
-      <w:r>
-        <w:rPr>
-          <w:rFonts w:hint="cs"/>
-          <w:rtl/>
-        </w:rPr>
-        <w:t xml:space="preserve"> קצת דבק כדי </w:t>
-      </w:r>
-      <w:proofErr w:type="spellStart"/>
-      <w:r>
-        <w:rPr>
-          <w:rFonts w:hint="cs"/>
-          <w:rtl/>
-        </w:rPr>
-        <w:t>שהפצפצים</w:t>
-      </w:r>
-      <w:proofErr w:type="spellEnd"/>
-      <w:r>
-        <w:rPr>
-          <w:rFonts w:hint="cs"/>
-          <w:rtl/>
-        </w:rPr>
-        <w:t xml:space="preserve"> לא יפתחו, לשים את המוצר בקופסא ולסגור </w:t>
+        <w:t>להוסיף על הפצפצים</w:t>
+      </w:r>
+      <w:r>
+        <w:rPr>
+          <w:rFonts w:hint="cs"/>
+          <w:rtl/>
+        </w:rPr>
+        <w:t xml:space="preserve"> קצת דבק כדי שהפצפצים לא יפתחו, לשים את המוצר בקופסא ולסגור </w:t>
       </w:r>
       <w:r>
         <w:rPr>
@@ -19428,23 +18705,7 @@
           <w:rFonts w:hint="cs"/>
           <w:rtl/>
         </w:rPr>
-        <w:t xml:space="preserve">ואני בטוחה שאתם בטוח </w:t>
-      </w:r>
-      <w:proofErr w:type="spellStart"/>
-      <w:r>
-        <w:rPr>
-          <w:rFonts w:hint="cs"/>
-          <w:rtl/>
-        </w:rPr>
-        <w:t>בטוח</w:t>
-      </w:r>
-      <w:proofErr w:type="spellEnd"/>
-      <w:r>
-        <w:rPr>
-          <w:rFonts w:hint="cs"/>
-          <w:rtl/>
-        </w:rPr>
-        <w:t xml:space="preserve"> שואלים את עצמכם, אבל אם יש לי את </w:t>
+        <w:t xml:space="preserve">ואני בטוחה שאתם בטוח בטוח שואלים את עצמכם, אבל אם יש לי את </w:t>
       </w:r>
       <w:r>
         <w:t>POM</w:t>
@@ -19502,23 +18763,7 @@
           <w:rFonts w:hint="cs"/>
           <w:rtl/>
         </w:rPr>
-        <w:t xml:space="preserve"> היא תבנית באמת חזקה לכתיבת בדיקות אוטומטיות, היא בעייתית עם </w:t>
-      </w:r>
-      <w:proofErr w:type="spellStart"/>
-      <w:r>
-        <w:rPr>
-          <w:rFonts w:hint="cs"/>
-          <w:rtl/>
-        </w:rPr>
-        <w:t>חזרתיות</w:t>
-      </w:r>
-      <w:proofErr w:type="spellEnd"/>
-      <w:r>
-        <w:rPr>
-          <w:rFonts w:hint="cs"/>
-          <w:rtl/>
-        </w:rPr>
-        <w:t xml:space="preserve"> של פעולות.</w:t>
+        <w:t xml:space="preserve"> היא תבנית באמת חזקה לכתיבת בדיקות אוטומטיות, היא בעייתית עם חזרתיות של פעולות.</w:t>
       </w:r>
     </w:p>
     <w:p>
@@ -19931,21 +19176,7 @@
           <w:rtl/>
         </w:rPr>
         <w:lastRenderedPageBreak/>
-        <w:t xml:space="preserve">לפני </w:t>
-      </w:r>
-      <w:proofErr w:type="spellStart"/>
-      <w:r>
-        <w:rPr>
-          <w:rtl/>
-        </w:rPr>
-        <w:t>לפני</w:t>
-      </w:r>
-      <w:proofErr w:type="spellEnd"/>
-      <w:r>
-        <w:rPr>
-          <w:rtl/>
-        </w:rPr>
-        <w:t xml:space="preserve"> שנתחיל – דף קונבנציות</w:t>
+        <w:t>לפני לפני שנתחיל – דף קונבנציות</w:t>
       </w:r>
       <w:bookmarkEnd w:id="87"/>
       <w:bookmarkEnd w:id="88"/>
@@ -20340,9 +19571,21 @@
           <w:sz w:val="21"/>
           <w:szCs w:val="21"/>
         </w:rPr>
-        <w:t xml:space="preserve"> * </w:t>
-      </w:r>
-      <w:proofErr w:type="gramStart"/>
+        <w:t> * with web pages.</w:t>
+      </w:r>
+    </w:p>
+    <w:p>
+      <w:pPr>
+        <w:shd w:val="clear" w:color="auto" w:fill="1E1E1E"/>
+        <w:bidi w:val="0"/>
+        <w:spacing w:after="0" w:line="285" w:lineRule="atLeast"/>
+        <w:rPr>
+          <w:rFonts w:ascii="Consolas" w:eastAsia="Times New Roman" w:hAnsi="Consolas" w:cs="Times New Roman"/>
+          <w:color w:val="D4D4D4"/>
+          <w:sz w:val="21"/>
+          <w:szCs w:val="21"/>
+        </w:rPr>
+      </w:pPr>
       <w:r>
         <w:rPr>
           <w:rFonts w:ascii="Consolas" w:eastAsia="Times New Roman" w:hAnsi="Consolas" w:cs="Times New Roman"/>
@@ -20350,9 +19593,21 @@
           <w:sz w:val="21"/>
           <w:szCs w:val="21"/>
         </w:rPr>
-        <w:t>with</w:t>
-      </w:r>
-      <w:proofErr w:type="gramEnd"/>
+        <w:t> *</w:t>
+      </w:r>
+    </w:p>
+    <w:p>
+      <w:pPr>
+        <w:shd w:val="clear" w:color="auto" w:fill="1E1E1E"/>
+        <w:bidi w:val="0"/>
+        <w:spacing w:after="0" w:line="285" w:lineRule="atLeast"/>
+        <w:rPr>
+          <w:rFonts w:ascii="Consolas" w:eastAsia="Times New Roman" w:hAnsi="Consolas" w:cs="Times New Roman"/>
+          <w:color w:val="D4D4D4"/>
+          <w:sz w:val="21"/>
+          <w:szCs w:val="21"/>
+        </w:rPr>
+      </w:pPr>
       <w:r>
         <w:rPr>
           <w:rFonts w:ascii="Consolas" w:eastAsia="Times New Roman" w:hAnsi="Consolas" w:cs="Times New Roman"/>
@@ -20360,7 +19615,16 @@
           <w:sz w:val="21"/>
           <w:szCs w:val="21"/>
         </w:rPr>
-        <w:t xml:space="preserve"> web pages.</w:t>
+        <w:t xml:space="preserve"> * </w:t>
+      </w:r>
+      <w:r>
+        <w:rPr>
+          <w:rFonts w:ascii="Consolas" w:eastAsia="Times New Roman" w:hAnsi="Consolas" w:cs="Times New Roman"/>
+          <w:color w:val="569CD6"/>
+          <w:sz w:val="21"/>
+          <w:szCs w:val="21"/>
+        </w:rPr>
+        <w:t>@abstract</w:t>
       </w:r>
     </w:p>
     <w:p>
@@ -20382,7 +19646,25 @@
           <w:sz w:val="21"/>
           <w:szCs w:val="21"/>
         </w:rPr>
-        <w:t> *</w:t>
+        <w:t xml:space="preserve"> * </w:t>
+      </w:r>
+      <w:r>
+        <w:rPr>
+          <w:rFonts w:ascii="Consolas" w:eastAsia="Times New Roman" w:hAnsi="Consolas" w:cs="Times New Roman"/>
+          <w:color w:val="569CD6"/>
+          <w:sz w:val="21"/>
+          <w:szCs w:val="21"/>
+        </w:rPr>
+        <w:t>@class</w:t>
+      </w:r>
+      <w:r>
+        <w:rPr>
+          <w:rFonts w:ascii="Consolas" w:eastAsia="Times New Roman" w:hAnsi="Consolas" w:cs="Times New Roman"/>
+          <w:color w:val="6A9955"/>
+          <w:sz w:val="21"/>
+          <w:szCs w:val="21"/>
+        </w:rPr>
+        <w:t xml:space="preserve"> BasePage</w:t>
       </w:r>
     </w:p>
     <w:p>
@@ -20404,8 +19686,21 @@
           <w:sz w:val="21"/>
           <w:szCs w:val="21"/>
         </w:rPr>
-        <w:t xml:space="preserve"> * </w:t>
-      </w:r>
+        <w:t> */</w:t>
+      </w:r>
+    </w:p>
+    <w:p>
+      <w:pPr>
+        <w:shd w:val="clear" w:color="auto" w:fill="1E1E1E"/>
+        <w:bidi w:val="0"/>
+        <w:spacing w:after="0" w:line="285" w:lineRule="atLeast"/>
+        <w:rPr>
+          <w:rFonts w:ascii="Consolas" w:eastAsia="Times New Roman" w:hAnsi="Consolas" w:cs="Times New Roman"/>
+          <w:color w:val="D4D4D4"/>
+          <w:sz w:val="21"/>
+          <w:szCs w:val="21"/>
+        </w:rPr>
+      </w:pPr>
       <w:r>
         <w:rPr>
           <w:rFonts w:ascii="Consolas" w:eastAsia="Times New Roman" w:hAnsi="Consolas" w:cs="Times New Roman"/>
@@ -20413,29 +19708,16 @@
           <w:sz w:val="21"/>
           <w:szCs w:val="21"/>
         </w:rPr>
-        <w:t>@abstract</w:t>
-      </w:r>
-    </w:p>
-    <w:p>
-      <w:pPr>
-        <w:shd w:val="clear" w:color="auto" w:fill="1E1E1E"/>
-        <w:bidi w:val="0"/>
-        <w:spacing w:after="0" w:line="285" w:lineRule="atLeast"/>
+        <w:t>export</w:t>
+      </w:r>
+      <w:r>
         <w:rPr>
           <w:rFonts w:ascii="Consolas" w:eastAsia="Times New Roman" w:hAnsi="Consolas" w:cs="Times New Roman"/>
           <w:color w:val="D4D4D4"/>
           <w:sz w:val="21"/>
           <w:szCs w:val="21"/>
         </w:rPr>
-      </w:pPr>
-      <w:r>
-        <w:rPr>
-          <w:rFonts w:ascii="Consolas" w:eastAsia="Times New Roman" w:hAnsi="Consolas" w:cs="Times New Roman"/>
-          <w:color w:val="6A9955"/>
-          <w:sz w:val="21"/>
-          <w:szCs w:val="21"/>
-        </w:rPr>
-        <w:t xml:space="preserve"> * </w:t>
+        <w:t xml:space="preserve"> </w:t>
       </w:r>
       <w:r>
         <w:rPr>
@@ -20444,63 +19726,35 @@
           <w:sz w:val="21"/>
           <w:szCs w:val="21"/>
         </w:rPr>
-        <w:t>@class</w:t>
-      </w:r>
-      <w:r>
-        <w:rPr>
-          <w:rFonts w:ascii="Consolas" w:eastAsia="Times New Roman" w:hAnsi="Consolas" w:cs="Times New Roman"/>
-          <w:color w:val="6A9955"/>
-          <w:sz w:val="21"/>
-          <w:szCs w:val="21"/>
-        </w:rPr>
-        <w:t xml:space="preserve"> </w:t>
-      </w:r>
-      <w:proofErr w:type="spellStart"/>
-      <w:r>
-        <w:rPr>
-          <w:rFonts w:ascii="Consolas" w:eastAsia="Times New Roman" w:hAnsi="Consolas" w:cs="Times New Roman"/>
-          <w:color w:val="6A9955"/>
-          <w:sz w:val="21"/>
-          <w:szCs w:val="21"/>
-        </w:rPr>
-        <w:t>BasePage</w:t>
-      </w:r>
-      <w:proofErr w:type="spellEnd"/>
-    </w:p>
-    <w:p>
-      <w:pPr>
-        <w:shd w:val="clear" w:color="auto" w:fill="1E1E1E"/>
-        <w:bidi w:val="0"/>
-        <w:spacing w:after="0" w:line="285" w:lineRule="atLeast"/>
+        <w:t>default</w:t>
+      </w:r>
+      <w:r>
         <w:rPr>
           <w:rFonts w:ascii="Consolas" w:eastAsia="Times New Roman" w:hAnsi="Consolas" w:cs="Times New Roman"/>
           <w:color w:val="D4D4D4"/>
           <w:sz w:val="21"/>
           <w:szCs w:val="21"/>
         </w:rPr>
-      </w:pPr>
+        <w:t xml:space="preserve"> </w:t>
+      </w:r>
       <w:r>
         <w:rPr>
           <w:rFonts w:ascii="Consolas" w:eastAsia="Times New Roman" w:hAnsi="Consolas" w:cs="Times New Roman"/>
-          <w:color w:val="6A9955"/>
+          <w:color w:val="569CD6"/>
           <w:sz w:val="21"/>
           <w:szCs w:val="21"/>
         </w:rPr>
-        <w:t> */</w:t>
-      </w:r>
-    </w:p>
-    <w:p>
-      <w:pPr>
-        <w:shd w:val="clear" w:color="auto" w:fill="1E1E1E"/>
-        <w:bidi w:val="0"/>
-        <w:spacing w:after="0" w:line="285" w:lineRule="atLeast"/>
+        <w:t>abstract</w:t>
+      </w:r>
+      <w:r>
         <w:rPr>
           <w:rFonts w:ascii="Consolas" w:eastAsia="Times New Roman" w:hAnsi="Consolas" w:cs="Times New Roman"/>
           <w:color w:val="D4D4D4"/>
           <w:sz w:val="21"/>
           <w:szCs w:val="21"/>
         </w:rPr>
-      </w:pPr>
+        <w:t xml:space="preserve"> </w:t>
+      </w:r>
       <w:r>
         <w:rPr>
           <w:rFonts w:ascii="Consolas" w:eastAsia="Times New Roman" w:hAnsi="Consolas" w:cs="Times New Roman"/>
@@ -20508,7 +19762,7 @@
           <w:sz w:val="21"/>
           <w:szCs w:val="21"/>
         </w:rPr>
-        <w:t>export</w:t>
+        <w:t>class</w:t>
       </w:r>
       <w:r>
         <w:rPr>
@@ -20517,81 +19771,7 @@
           <w:sz w:val="21"/>
           <w:szCs w:val="21"/>
         </w:rPr>
-        <w:t xml:space="preserve"> </w:t>
-      </w:r>
-      <w:r>
-        <w:rPr>
-          <w:rFonts w:ascii="Consolas" w:eastAsia="Times New Roman" w:hAnsi="Consolas" w:cs="Times New Roman"/>
-          <w:color w:val="569CD6"/>
-          <w:sz w:val="21"/>
-          <w:szCs w:val="21"/>
-        </w:rPr>
-        <w:t>default</w:t>
-      </w:r>
-      <w:r>
-        <w:rPr>
-          <w:rFonts w:ascii="Consolas" w:eastAsia="Times New Roman" w:hAnsi="Consolas" w:cs="Times New Roman"/>
-          <w:color w:val="D4D4D4"/>
-          <w:sz w:val="21"/>
-          <w:szCs w:val="21"/>
-        </w:rPr>
-        <w:t xml:space="preserve"> </w:t>
-      </w:r>
-      <w:r>
-        <w:rPr>
-          <w:rFonts w:ascii="Consolas" w:eastAsia="Times New Roman" w:hAnsi="Consolas" w:cs="Times New Roman"/>
-          <w:color w:val="569CD6"/>
-          <w:sz w:val="21"/>
-          <w:szCs w:val="21"/>
-        </w:rPr>
-        <w:t>abstract</w:t>
-      </w:r>
-      <w:r>
-        <w:rPr>
-          <w:rFonts w:ascii="Consolas" w:eastAsia="Times New Roman" w:hAnsi="Consolas" w:cs="Times New Roman"/>
-          <w:color w:val="D4D4D4"/>
-          <w:sz w:val="21"/>
-          <w:szCs w:val="21"/>
-        </w:rPr>
-        <w:t xml:space="preserve"> </w:t>
-      </w:r>
-      <w:r>
-        <w:rPr>
-          <w:rFonts w:ascii="Consolas" w:eastAsia="Times New Roman" w:hAnsi="Consolas" w:cs="Times New Roman"/>
-          <w:color w:val="569CD6"/>
-          <w:sz w:val="21"/>
-          <w:szCs w:val="21"/>
-        </w:rPr>
-        <w:t>class</w:t>
-      </w:r>
-      <w:r>
-        <w:rPr>
-          <w:rFonts w:ascii="Consolas" w:eastAsia="Times New Roman" w:hAnsi="Consolas" w:cs="Times New Roman"/>
-          <w:color w:val="D4D4D4"/>
-          <w:sz w:val="21"/>
-          <w:szCs w:val="21"/>
-        </w:rPr>
-        <w:t xml:space="preserve"> </w:t>
-      </w:r>
-      <w:proofErr w:type="spellStart"/>
-      <w:r>
-        <w:rPr>
-          <w:rFonts w:ascii="Consolas" w:eastAsia="Times New Roman" w:hAnsi="Consolas" w:cs="Times New Roman"/>
-          <w:color w:val="D4D4D4"/>
-          <w:sz w:val="21"/>
-          <w:szCs w:val="21"/>
-        </w:rPr>
-        <w:t>BasePage</w:t>
-      </w:r>
-      <w:proofErr w:type="spellEnd"/>
-      <w:r>
-        <w:rPr>
-          <w:rFonts w:ascii="Consolas" w:eastAsia="Times New Roman" w:hAnsi="Consolas" w:cs="Times New Roman"/>
-          <w:color w:val="D4D4D4"/>
-          <w:sz w:val="21"/>
-          <w:szCs w:val="21"/>
-        </w:rPr>
-        <w:t xml:space="preserve"> {</w:t>
+        <w:t xml:space="preserve"> BasePage {</w:t>
       </w:r>
       <w:r>
         <w:rPr>
@@ -20875,11 +20055,9 @@
         </w:rPr>
         <w:t xml:space="preserve"> ו </w:t>
       </w:r>
-      <w:proofErr w:type="spellStart"/>
       <w:r>
         <w:t>eslint</w:t>
       </w:r>
-      <w:proofErr w:type="spellEnd"/>
       <w:r>
         <w:rPr>
           <w:rFonts w:hint="cs"/>
@@ -20956,11 +20134,9 @@
         </w:rPr>
         <w:t xml:space="preserve"> ל - </w:t>
       </w:r>
-      <w:proofErr w:type="spellStart"/>
       <w:r>
         <w:t>vscode</w:t>
       </w:r>
-      <w:proofErr w:type="spellEnd"/>
       <w:r>
         <w:rPr>
           <w:rFonts w:hint="cs"/>
@@ -20996,7 +20172,6 @@
           <w:rtl/>
         </w:rPr>
       </w:pPr>
-      <w:proofErr w:type="spellStart"/>
       <w:r>
         <w:rPr>
           <w:b/>
@@ -21004,7 +20179,6 @@
         </w:rPr>
         <w:t>ESLint</w:t>
       </w:r>
-      <w:proofErr w:type="spellEnd"/>
     </w:p>
     <w:p/>
     <w:p>
@@ -21148,23 +20322,28 @@
     </w:p>
     <w:p>
       <w:pPr>
-        <w:bidi w:val="0"/>
-      </w:pPr>
-      <w:hyperlink r:id="rId38">
-        <w:r>
-          <w:rPr>
-            <w:color w:val="0563C1"/>
-            <w:u w:val="single"/>
-          </w:rPr>
-          <w:t>https://www.atatus.com/blog/introduction-to-async-await-in-typescript/</w:t>
-        </w:r>
-      </w:hyperlink>
-    </w:p>
-    <w:p>
-      <w:pPr>
         <w:pBdr>
           <w:bottom w:val="single" w:sz="6" w:space="1" w:color="auto"/>
         </w:pBdr>
+        <w:bidi w:val="0"/>
+        <w:rPr>
+          <w:color w:val="0563C1"/>
+          <w:u w:val="single"/>
+        </w:rPr>
+      </w:pPr>
+      <w:r>
+        <w:rPr>
+          <w:color w:val="0563C1"/>
+          <w:u w:val="single"/>
+        </w:rPr>
+        <w:t>https://blog.logrocket.com/async-await-typescript/</w:t>
+      </w:r>
+    </w:p>
+    <w:p>
+      <w:pPr>
+        <w:pBdr>
+          <w:bottom w:val="single" w:sz="6" w:space="1" w:color="auto"/>
+        </w:pBdr>
       </w:pPr>
       <w:r>
         <w:rPr>
@@ -21337,21 +20516,7 @@
         <w:rPr>
           <w:rtl/>
         </w:rPr>
-        <w:t xml:space="preserve">, הגישו את הקוד </w:t>
-      </w:r>
-      <w:proofErr w:type="spellStart"/>
-      <w:r>
-        <w:rPr>
-          <w:rtl/>
-        </w:rPr>
-        <w:t>בגיט</w:t>
-      </w:r>
-      <w:proofErr w:type="spellEnd"/>
-      <w:r>
-        <w:rPr>
-          <w:rtl/>
-        </w:rPr>
-        <w:t>, וקראו לחופף שלכם לעשות סקר קוד</w:t>
+        <w:t>, הגישו את הקוד בגיט, וקראו לחופף שלכם לעשות סקר קוד</w:t>
       </w:r>
     </w:p>
     <w:p>
@@ -21819,7 +20984,7 @@
         </w:tabs>
         <w:bidi w:val="0"/>
       </w:pPr>
-      <w:hyperlink r:id="rId39" w:history="1">
+      <w:hyperlink r:id="rId38" w:history="1">
         <w:r>
           <w:rPr>
             <w:rStyle w:val="Hyperlink"/>
@@ -21869,11 +21034,9 @@
         </w:rPr>
         <w:t xml:space="preserve">כמו </w:t>
       </w:r>
-      <w:proofErr w:type="spellStart"/>
       <w:r>
         <w:t>shein</w:t>
       </w:r>
-      <w:proofErr w:type="spellEnd"/>
       <w:r>
         <w:rPr>
           <w:rFonts w:hint="cs"/>
@@ -21909,7 +21072,7 @@
           <w:rtl/>
         </w:rPr>
       </w:pPr>
-      <w:hyperlink r:id="rId40" w:history="1">
+      <w:hyperlink r:id="rId39" w:history="1">
         <w:r>
           <w:rPr>
             <w:rStyle w:val="Hyperlink"/>
@@ -22109,7 +21272,7 @@
         </w:tabs>
         <w:bidi w:val="0"/>
       </w:pPr>
-      <w:hyperlink r:id="rId41" w:history="1">
+      <w:hyperlink r:id="rId40" w:history="1">
         <w:r>
           <w:rPr>
             <w:rStyle w:val="Hyperlink"/>
@@ -22296,11 +21459,9 @@
       <w:pPr>
         <w:pStyle w:val="5"/>
       </w:pPr>
-      <w:proofErr w:type="spellStart"/>
       <w:r>
         <w:t>playwright.config.ts</w:t>
       </w:r>
-      <w:proofErr w:type="spellEnd"/>
     </w:p>
     <w:p>
       <w:pPr>
@@ -22554,11 +21715,9 @@
           <w:rtl/>
         </w:rPr>
       </w:pPr>
-      <w:proofErr w:type="spellStart"/>
       <w:r>
         <w:t>example.env</w:t>
       </w:r>
-      <w:proofErr w:type="spellEnd"/>
     </w:p>
     <w:p>
       <w:pPr>
@@ -22577,23 +21736,7 @@
           <w:rFonts w:hint="cs"/>
           <w:rtl/>
         </w:rPr>
-        <w:t xml:space="preserve">קובץ זה נועד לשמור את משתני הסביבה של הבדיקות, הגדרות בסיסיות שניתן לשנות, אשר </w:t>
-      </w:r>
-      <w:proofErr w:type="spellStart"/>
-      <w:r>
-        <w:rPr>
-          <w:rFonts w:hint="cs"/>
-          <w:rtl/>
-        </w:rPr>
-        <w:t>משפיעין</w:t>
-      </w:r>
-      <w:proofErr w:type="spellEnd"/>
-      <w:r>
-        <w:rPr>
-          <w:rFonts w:hint="cs"/>
-          <w:rtl/>
-        </w:rPr>
-        <w:t xml:space="preserve"> על הבדיקות.</w:t>
+        <w:t>קובץ זה נועד לשמור את משתני הסביבה של הבדיקות, הגדרות בסיסיות שניתן לשנות, אשר משפיעין על הבדיקות.</w:t>
       </w:r>
     </w:p>
     <w:p>
@@ -22689,11 +21832,9 @@
         </w:rPr>
         <w:t xml:space="preserve">פתחו את תיקיית ה - </w:t>
       </w:r>
-      <w:proofErr w:type="spellStart"/>
       <w:r>
         <w:t>src</w:t>
       </w:r>
-      <w:proofErr w:type="spellEnd"/>
       <w:r>
         <w:rPr>
           <w:rFonts w:hint="cs"/>
@@ -23280,13 +22421,8 @@
         <w:t xml:space="preserve">כל אילו יהיו תחת קובץ עם הסיומת </w:t>
       </w:r>
       <w:r>
-        <w:t>.</w:t>
-      </w:r>
-      <w:proofErr w:type="spellStart"/>
-      <w:r>
-        <w:t>spec.ts</w:t>
-      </w:r>
-      <w:proofErr w:type="spellEnd"/>
+        <w:t>.spec.ts</w:t>
+      </w:r>
     </w:p>
     <w:p>
       <w:pPr>
@@ -23521,14 +22657,12 @@
         <w:shd w:val="clear" w:color="auto" w:fill="000000" w:themeFill="text1"/>
         <w:bidi w:val="0"/>
       </w:pPr>
-      <w:proofErr w:type="spellStart"/>
       <w:r>
         <w:t>np</w:t>
       </w:r>
       <w:r>
         <w:t>x</w:t>
       </w:r>
-      <w:proofErr w:type="spellEnd"/>
       <w:r>
         <w:t xml:space="preserve"> playwright install</w:t>
       </w:r>
@@ -23571,21 +22705,8 @@
         <w:t xml:space="preserve"> (</w:t>
       </w:r>
       <w:r>
-        <w:t xml:space="preserve">chrome, </w:t>
-      </w:r>
-      <w:proofErr w:type="spellStart"/>
-      <w:r>
-        <w:t>firefox</w:t>
-      </w:r>
-      <w:proofErr w:type="spellEnd"/>
-      <w:r>
-        <w:t xml:space="preserve">, </w:t>
-      </w:r>
-      <w:proofErr w:type="spellStart"/>
-      <w:r>
-        <w:t>webkit</w:t>
-      </w:r>
-      <w:proofErr w:type="spellEnd"/>
+        <w:t>chrome, firefox, webkit</w:t>
+      </w:r>
       <w:r>
         <w:rPr>
           <w:rFonts w:hint="cs"/>
@@ -23613,13 +22734,8 @@
         <w:shd w:val="clear" w:color="auto" w:fill="000000" w:themeFill="text1"/>
         <w:bidi w:val="0"/>
       </w:pPr>
-      <w:proofErr w:type="spellStart"/>
-      <w:r>
-        <w:t>npm</w:t>
-      </w:r>
-      <w:proofErr w:type="spellEnd"/>
-      <w:r>
-        <w:t xml:space="preserve"> i</w:t>
+      <w:r>
+        <w:t>npm i</w:t>
       </w:r>
     </w:p>
     <w:p>
@@ -24000,9 +23116,42 @@
     <w:p>
       <w:pPr>
         <w:rPr>
-          <w:rtl/>
-        </w:rPr>
-      </w:pPr>
+          <w:rFonts w:hint="cs"/>
+          <w:rtl/>
+        </w:rPr>
+      </w:pPr>
+      <w:r>
+        <w:rPr>
+          <w:rFonts w:hint="cs"/>
+          <w:rtl/>
+        </w:rPr>
+        <w:t xml:space="preserve">את מסמכי הדרישות תמצאו ב </w:t>
+      </w:r>
+      <w:r>
+        <w:rPr>
+          <w:rtl/>
+        </w:rPr>
+        <w:t>–</w:t>
+      </w:r>
+      <w:r>
+        <w:rPr>
+          <w:rFonts w:hint="cs"/>
+          <w:rtl/>
+        </w:rPr>
+        <w:t xml:space="preserve"> </w:t>
+      </w:r>
+      <w:r>
+        <w:t>Repo</w:t>
+      </w:r>
+      <w:r>
+        <w:rPr>
+          <w:rFonts w:hint="cs"/>
+          <w:rtl/>
+        </w:rPr>
+        <w:t xml:space="preserve"> של איפה שהקובץ הזה נמצא, תחת תיקיית מסמכי דרישות.</w:t>
+      </w:r>
+    </w:p>
+    <w:p>
       <w:r>
         <w:rPr>
           <w:rFonts w:hint="cs"/>
@@ -24011,7 +23160,6 @@
         <w:t>זהו, בהצלחה!</w:t>
       </w:r>
     </w:p>
-    <w:p/>
     <w:p>
       <w:pPr>
         <w:pStyle w:val="3"/>
@@ -24034,32 +23182,48 @@
     <w:p>
       <w:pPr>
         <w:rPr>
-          <w:rtl/>
-        </w:rPr>
-      </w:pPr>
-      <w:r>
-        <w:rPr>
-          <w:rFonts w:hint="cs"/>
+          <w:b/>
+          <w:bCs/>
+          <w:rtl/>
+        </w:rPr>
+      </w:pPr>
+      <w:r>
+        <w:rPr>
+          <w:rFonts w:hint="cs"/>
+          <w:b/>
+          <w:bCs/>
           <w:rtl/>
         </w:rPr>
         <w:t xml:space="preserve">מסמך הדרישות של </w:t>
       </w:r>
       <w:r>
+        <w:rPr>
+          <w:b/>
+          <w:bCs/>
+        </w:rPr>
         <w:t>react app</w:t>
       </w:r>
       <w:r>
         <w:rPr>
           <w:rFonts w:hint="cs"/>
+          <w:b/>
+          <w:bCs/>
           <w:rtl/>
         </w:rPr>
         <w:t xml:space="preserve"> נמצא תחת ה </w:t>
       </w:r>
       <w:r>
+        <w:rPr>
+          <w:b/>
+          <w:bCs/>
+        </w:rPr>
         <w:t>Repo</w:t>
       </w:r>
       <w:r>
         <w:rPr>
           <w:rFonts w:hint="cs"/>
+          <w:b/>
+          <w:bCs/>
           <w:rtl/>
         </w:rPr>
         <w:t xml:space="preserve"> הנ"ל.</w:t>
@@ -24111,7 +23275,6 @@
         </w:rPr>
         <w:t xml:space="preserve">בקובץ </w:t>
       </w:r>
-      <w:proofErr w:type="spellStart"/>
       <w:r>
         <w:t>first.</w:t>
       </w:r>
@@ -24121,7 +23284,6 @@
       <w:r>
         <w:t>.ts</w:t>
       </w:r>
-      <w:proofErr w:type="spellEnd"/>
       <w:r>
         <w:rPr>
           <w:rFonts w:hint="cs"/>
@@ -25842,11 +25004,9 @@
         </w:rPr>
         <w:t xml:space="preserve"> – </w:t>
       </w:r>
-      <w:proofErr w:type="spellStart"/>
       <w:r>
         <w:t>IFrame</w:t>
       </w:r>
-      <w:proofErr w:type="spellEnd"/>
     </w:p>
     <w:p>
       <w:r>
@@ -25910,32 +25070,48 @@
     <w:p>
       <w:pPr>
         <w:rPr>
-          <w:rtl/>
-        </w:rPr>
-      </w:pPr>
-      <w:r>
-        <w:rPr>
-          <w:rFonts w:hint="cs"/>
+          <w:b/>
+          <w:bCs/>
+          <w:rtl/>
+        </w:rPr>
+      </w:pPr>
+      <w:r>
+        <w:rPr>
+          <w:rFonts w:hint="cs"/>
+          <w:b/>
+          <w:bCs/>
           <w:rtl/>
         </w:rPr>
         <w:t xml:space="preserve">מסמך הדרישות של </w:t>
       </w:r>
       <w:r>
+        <w:rPr>
+          <w:b/>
+          <w:bCs/>
+        </w:rPr>
         <w:t>Swag Labs</w:t>
       </w:r>
       <w:r>
         <w:rPr>
           <w:rFonts w:hint="cs"/>
+          <w:b/>
+          <w:bCs/>
           <w:rtl/>
         </w:rPr>
         <w:t xml:space="preserve"> נמצא תחת ה </w:t>
       </w:r>
       <w:r>
+        <w:rPr>
+          <w:b/>
+          <w:bCs/>
+        </w:rPr>
         <w:t>Repo</w:t>
       </w:r>
       <w:r>
         <w:rPr>
           <w:rFonts w:hint="cs"/>
+          <w:b/>
+          <w:bCs/>
           <w:rtl/>
         </w:rPr>
         <w:t xml:space="preserve"> הנ"ל.</w:t>
@@ -26128,11 +25304,9 @@
         </w:rPr>
         <w:t xml:space="preserve">: </w:t>
       </w:r>
-      <w:proofErr w:type="spellStart"/>
       <w:r>
         <w:t>standard_user</w:t>
       </w:r>
-      <w:proofErr w:type="spellEnd"/>
     </w:p>
     <w:p>
       <w:pPr>
@@ -26152,11 +25326,9 @@
         </w:rPr>
         <w:t xml:space="preserve">: </w:t>
       </w:r>
-      <w:proofErr w:type="spellStart"/>
       <w:r>
         <w:t>secret_sauce</w:t>
       </w:r>
-      <w:proofErr w:type="spellEnd"/>
     </w:p>
     <w:p>
       <w:pPr>
@@ -26822,16 +25994,16 @@
       <w:pPr>
         <w:pStyle w:val="1"/>
       </w:pPr>
-      <w:bookmarkStart w:id="117" w:name="_Toc200903306"/>
-      <w:bookmarkStart w:id="118" w:name="_Toc223262776"/>
-      <w:bookmarkStart w:id="119" w:name="_Cucumber"/>
-      <w:bookmarkEnd w:id="119"/>
+      <w:bookmarkStart w:id="117" w:name="_Cucumber"/>
+      <w:bookmarkStart w:id="118" w:name="_Toc200903306"/>
+      <w:bookmarkStart w:id="119" w:name="_Toc223262776"/>
+      <w:bookmarkEnd w:id="117"/>
       <w:r>
         <w:lastRenderedPageBreak/>
         <w:t>Cucumber</w:t>
       </w:r>
-      <w:bookmarkEnd w:id="117"/>
       <w:bookmarkEnd w:id="118"/>
+      <w:bookmarkEnd w:id="119"/>
     </w:p>
     <w:p>
       <w:pPr>
@@ -26843,21 +26015,7 @@
         <w:rPr>
           <w:rtl/>
         </w:rPr>
-        <w:t xml:space="preserve">לפני </w:t>
-      </w:r>
-      <w:proofErr w:type="spellStart"/>
-      <w:r>
-        <w:rPr>
-          <w:rtl/>
-        </w:rPr>
-        <w:t>לפני</w:t>
-      </w:r>
-      <w:proofErr w:type="spellEnd"/>
-      <w:r>
-        <w:rPr>
-          <w:rtl/>
-        </w:rPr>
-        <w:t xml:space="preserve"> שנתחיל – דף קונבנציות</w:t>
+        <w:t>לפני לפני שנתחיל – דף קונבנציות</w:t>
       </w:r>
       <w:bookmarkEnd w:id="120"/>
       <w:bookmarkEnd w:id="121"/>
@@ -27046,23 +26204,7 @@
           <w:color w:val="000000"/>
           <w:rtl/>
         </w:rPr>
-        <w:t xml:space="preserve">ל תכולה, נכתוב את </w:t>
-      </w:r>
-      <w:proofErr w:type="spellStart"/>
-      <w:r>
-        <w:rPr>
-          <w:color w:val="000000"/>
-          <w:rtl/>
-        </w:rPr>
-        <w:t>האנוטציה</w:t>
-      </w:r>
-      <w:proofErr w:type="spellEnd"/>
-      <w:r>
-        <w:rPr>
-          <w:color w:val="000000"/>
-          <w:rtl/>
-        </w:rPr>
-        <w:t xml:space="preserve"> </w:t>
+        <w:t xml:space="preserve">ל תכולה, נכתוב את האנוטציה </w:t>
       </w:r>
       <w:r>
         <w:rPr>
@@ -27273,27 +26415,11 @@
           <w:color w:val="000000"/>
         </w:rPr>
       </w:pPr>
-      <w:proofErr w:type="gramStart"/>
       <w:r>
         <w:rPr>
           <w:color w:val="000000"/>
         </w:rPr>
-        <w:t xml:space="preserve">Given </w:t>
-      </w:r>
-      <w:proofErr w:type="spellStart"/>
-      <w:r>
-        <w:rPr>
-          <w:color w:val="000000"/>
-        </w:rPr>
-        <w:t>i</w:t>
-      </w:r>
-      <w:proofErr w:type="spellEnd"/>
-      <w:proofErr w:type="gramEnd"/>
-      <w:r>
-        <w:rPr>
-          <w:color w:val="000000"/>
-        </w:rPr>
-        <w:t xml:space="preserve"> switch to the screen</w:t>
+        <w:t>Given i switch to the screen</w:t>
       </w:r>
     </w:p>
     <w:p>
@@ -27371,23 +26497,7 @@
           <w:color w:val="000000"/>
           <w:rtl/>
         </w:rPr>
-        <w:t xml:space="preserve">יש אחד, נכתוב מעליו </w:t>
-      </w:r>
-      <w:proofErr w:type="spellStart"/>
-      <w:r>
-        <w:rPr>
-          <w:color w:val="000000"/>
-          <w:rtl/>
-        </w:rPr>
-        <w:t>אנוטציה</w:t>
-      </w:r>
-      <w:proofErr w:type="spellEnd"/>
-      <w:r>
-        <w:rPr>
-          <w:color w:val="000000"/>
-          <w:rtl/>
-        </w:rPr>
-        <w:t xml:space="preserve"> של </w:t>
+        <w:t xml:space="preserve">יש אחד, נכתוב מעליו אנוטציה של </w:t>
       </w:r>
       <w:r>
         <w:rPr>
@@ -27517,27 +26627,11 @@
           <w:color w:val="000000"/>
         </w:rPr>
       </w:pPr>
-      <w:proofErr w:type="gramStart"/>
       <w:r>
         <w:rPr>
           <w:color w:val="000000"/>
         </w:rPr>
-        <w:t xml:space="preserve">When </w:t>
-      </w:r>
-      <w:proofErr w:type="spellStart"/>
-      <w:r>
-        <w:rPr>
-          <w:color w:val="000000"/>
-        </w:rPr>
-        <w:t>i</w:t>
-      </w:r>
-      <w:proofErr w:type="spellEnd"/>
-      <w:proofErr w:type="gramEnd"/>
-      <w:r>
-        <w:rPr>
-          <w:color w:val="000000"/>
-        </w:rPr>
-        <w:t xml:space="preserve"> click</w:t>
+        <w:t>When i click</w:t>
       </w:r>
     </w:p>
     <w:p>
@@ -27571,14 +26665,12 @@
         </w:rPr>
         <w:t xml:space="preserve"> – ממשיך את מילת המפתח שמעליו, אפשר לשים כמה </w:t>
       </w:r>
-      <w:proofErr w:type="gramStart"/>
       <w:r>
         <w:rPr>
           <w:color w:val="000000"/>
         </w:rPr>
         <w:t>And</w:t>
       </w:r>
-      <w:proofErr w:type="gramEnd"/>
       <w:r>
         <w:rPr>
           <w:color w:val="000000"/>
@@ -27646,7 +26738,6 @@
           <w:szCs w:val="21"/>
         </w:rPr>
       </w:pPr>
-      <w:proofErr w:type="gramStart"/>
       <w:r>
         <w:rPr>
           <w:rFonts w:ascii="Consolas" w:eastAsia="Times New Roman" w:hAnsi="Consolas" w:cs="Times New Roman"/>
@@ -27656,7 +26747,6 @@
         </w:rPr>
         <w:t>@regression</w:t>
       </w:r>
-      <w:proofErr w:type="gramEnd"/>
     </w:p>
     <w:p>
       <w:pPr>
@@ -27772,7 +26862,6 @@
         </w:rPr>
         <w:t xml:space="preserve">    </w:t>
       </w:r>
-      <w:proofErr w:type="gramStart"/>
       <w:r>
         <w:rPr>
           <w:rFonts w:ascii="Consolas" w:eastAsia="Times New Roman" w:hAnsi="Consolas" w:cs="Times New Roman"/>
@@ -27782,7 +26871,6 @@
         </w:rPr>
         <w:t xml:space="preserve">Given </w:t>
       </w:r>
-      <w:proofErr w:type="spellStart"/>
       <w:r>
         <w:rPr>
           <w:rFonts w:ascii="Consolas" w:eastAsia="Times New Roman" w:hAnsi="Consolas" w:cs="Times New Roman"/>
@@ -27790,18 +26878,56 @@
           <w:sz w:val="21"/>
           <w:szCs w:val="21"/>
         </w:rPr>
-        <w:t>i</w:t>
-      </w:r>
-      <w:proofErr w:type="spellEnd"/>
-      <w:proofErr w:type="gramEnd"/>
-      <w:r>
+        <w:t xml:space="preserve">i go to the page </w:t>
+      </w:r>
+      <w:r>
+        <w:rPr>
+          <w:rFonts w:ascii="Consolas" w:eastAsia="Times New Roman" w:hAnsi="Consolas" w:cs="Times New Roman"/>
+          <w:color w:val="CE9178"/>
+          <w:sz w:val="21"/>
+          <w:szCs w:val="21"/>
+        </w:rPr>
+        <w:t>"home"</w:t>
+      </w:r>
+    </w:p>
+    <w:p>
+      <w:pPr>
+        <w:shd w:val="clear" w:color="auto" w:fill="1E1E1E"/>
+        <w:bidi w:val="0"/>
+        <w:spacing w:after="0" w:line="285" w:lineRule="atLeast"/>
         <w:rPr>
           <w:rFonts w:ascii="Consolas" w:eastAsia="Times New Roman" w:hAnsi="Consolas" w:cs="Times New Roman"/>
           <w:color w:val="D4D4D4"/>
           <w:sz w:val="21"/>
           <w:szCs w:val="21"/>
         </w:rPr>
-        <w:t xml:space="preserve"> go to the page </w:t>
+      </w:pPr>
+      <w:r>
+        <w:rPr>
+          <w:rFonts w:ascii="Consolas" w:eastAsia="Times New Roman" w:hAnsi="Consolas" w:cs="Times New Roman"/>
+          <w:color w:val="D4D4D4"/>
+          <w:sz w:val="21"/>
+          <w:szCs w:val="21"/>
+        </w:rPr>
+        <w:t xml:space="preserve">    </w:t>
+      </w:r>
+      <w:r>
+        <w:rPr>
+          <w:rFonts w:ascii="Consolas" w:eastAsia="Times New Roman" w:hAnsi="Consolas" w:cs="Times New Roman"/>
+          <w:color w:val="569CD6"/>
+          <w:sz w:val="21"/>
+          <w:szCs w:val="21"/>
+        </w:rPr>
+        <w:t xml:space="preserve">And </w:t>
+      </w:r>
+      <w:r>
+        <w:rPr>
+          <w:rFonts w:ascii="Consolas" w:eastAsia="Times New Roman" w:hAnsi="Consolas" w:cs="Times New Roman"/>
+          <w:color w:val="D4D4D4"/>
+          <w:sz w:val="21"/>
+          <w:szCs w:val="21"/>
+        </w:rPr>
+        <w:t xml:space="preserve">the element </w:t>
       </w:r>
       <w:r>
         <w:rPr>
@@ -27810,29 +26936,60 @@
           <w:sz w:val="21"/>
           <w:szCs w:val="21"/>
         </w:rPr>
-        <w:t>"home"</w:t>
-      </w:r>
-    </w:p>
-    <w:p>
-      <w:pPr>
-        <w:shd w:val="clear" w:color="auto" w:fill="1E1E1E"/>
-        <w:bidi w:val="0"/>
-        <w:spacing w:after="0" w:line="285" w:lineRule="atLeast"/>
+        <w:t>"home title"</w:t>
+      </w:r>
+      <w:r>
         <w:rPr>
           <w:rFonts w:ascii="Consolas" w:eastAsia="Times New Roman" w:hAnsi="Consolas" w:cs="Times New Roman"/>
           <w:color w:val="D4D4D4"/>
           <w:sz w:val="21"/>
           <w:szCs w:val="21"/>
         </w:rPr>
-      </w:pPr>
-      <w:r>
+        <w:t xml:space="preserve"> should contain the text </w:t>
+      </w:r>
+      <w:r>
+        <w:rPr>
+          <w:rFonts w:ascii="Consolas" w:eastAsia="Times New Roman" w:hAnsi="Consolas" w:cs="Times New Roman"/>
+          <w:color w:val="CE9178"/>
+          <w:sz w:val="21"/>
+          <w:szCs w:val="21"/>
+        </w:rPr>
+        <w:t>"Contacts"</w:t>
+      </w:r>
+    </w:p>
+    <w:p>
+      <w:pPr>
+        <w:shd w:val="clear" w:color="auto" w:fill="1E1E1E"/>
+        <w:bidi w:val="0"/>
+        <w:spacing w:after="0" w:line="285" w:lineRule="atLeast"/>
         <w:rPr>
           <w:rFonts w:ascii="Consolas" w:eastAsia="Times New Roman" w:hAnsi="Consolas" w:cs="Times New Roman"/>
           <w:color w:val="D4D4D4"/>
           <w:sz w:val="21"/>
           <w:szCs w:val="21"/>
         </w:rPr>
-        <w:t xml:space="preserve">    </w:t>
+      </w:pPr>
+    </w:p>
+    <w:p>
+      <w:pPr>
+        <w:shd w:val="clear" w:color="auto" w:fill="1E1E1E"/>
+        <w:bidi w:val="0"/>
+        <w:spacing w:after="0" w:line="285" w:lineRule="atLeast"/>
+        <w:rPr>
+          <w:rFonts w:ascii="Consolas" w:eastAsia="Times New Roman" w:hAnsi="Consolas" w:cs="Times New Roman"/>
+          <w:color w:val="D4D4D4"/>
+          <w:sz w:val="21"/>
+          <w:szCs w:val="21"/>
+        </w:rPr>
+      </w:pPr>
+      <w:r>
+        <w:rPr>
+          <w:rFonts w:ascii="Consolas" w:eastAsia="Times New Roman" w:hAnsi="Consolas" w:cs="Times New Roman"/>
+          <w:color w:val="D4D4D4"/>
+          <w:sz w:val="21"/>
+          <w:szCs w:val="21"/>
+        </w:rPr>
+        <w:t xml:space="preserve">  </w:t>
       </w:r>
       <w:r>
         <w:rPr>
@@ -27841,90 +26998,8 @@
           <w:sz w:val="21"/>
           <w:szCs w:val="21"/>
         </w:rPr>
-        <w:t xml:space="preserve">And </w:t>
-      </w:r>
-      <w:r>
-        <w:rPr>
-          <w:rFonts w:ascii="Consolas" w:eastAsia="Times New Roman" w:hAnsi="Consolas" w:cs="Times New Roman"/>
-          <w:color w:val="D4D4D4"/>
-          <w:sz w:val="21"/>
-          <w:szCs w:val="21"/>
-        </w:rPr>
-        <w:t xml:space="preserve">the element </w:t>
-      </w:r>
-      <w:r>
-        <w:rPr>
-          <w:rFonts w:ascii="Consolas" w:eastAsia="Times New Roman" w:hAnsi="Consolas" w:cs="Times New Roman"/>
-          <w:color w:val="CE9178"/>
-          <w:sz w:val="21"/>
-          <w:szCs w:val="21"/>
-        </w:rPr>
-        <w:t>"home title"</w:t>
-      </w:r>
-      <w:r>
-        <w:rPr>
-          <w:rFonts w:ascii="Consolas" w:eastAsia="Times New Roman" w:hAnsi="Consolas" w:cs="Times New Roman"/>
-          <w:color w:val="D4D4D4"/>
-          <w:sz w:val="21"/>
-          <w:szCs w:val="21"/>
-        </w:rPr>
-        <w:t xml:space="preserve"> should contain the text </w:t>
-      </w:r>
-      <w:r>
-        <w:rPr>
-          <w:rFonts w:ascii="Consolas" w:eastAsia="Times New Roman" w:hAnsi="Consolas" w:cs="Times New Roman"/>
-          <w:color w:val="CE9178"/>
-          <w:sz w:val="21"/>
-          <w:szCs w:val="21"/>
-        </w:rPr>
-        <w:t>"Contacts"</w:t>
-      </w:r>
-    </w:p>
-    <w:p>
-      <w:pPr>
-        <w:shd w:val="clear" w:color="auto" w:fill="1E1E1E"/>
-        <w:bidi w:val="0"/>
-        <w:spacing w:after="0" w:line="285" w:lineRule="atLeast"/>
-        <w:rPr>
-          <w:rFonts w:ascii="Consolas" w:eastAsia="Times New Roman" w:hAnsi="Consolas" w:cs="Times New Roman"/>
-          <w:color w:val="D4D4D4"/>
-          <w:sz w:val="21"/>
-          <w:szCs w:val="21"/>
-        </w:rPr>
-      </w:pPr>
-    </w:p>
-    <w:p>
-      <w:pPr>
-        <w:shd w:val="clear" w:color="auto" w:fill="1E1E1E"/>
-        <w:bidi w:val="0"/>
-        <w:spacing w:after="0" w:line="285" w:lineRule="atLeast"/>
-        <w:rPr>
-          <w:rFonts w:ascii="Consolas" w:eastAsia="Times New Roman" w:hAnsi="Consolas" w:cs="Times New Roman"/>
-          <w:color w:val="D4D4D4"/>
-          <w:sz w:val="21"/>
-          <w:szCs w:val="21"/>
-        </w:rPr>
-      </w:pPr>
-      <w:r>
-        <w:rPr>
-          <w:rFonts w:ascii="Consolas" w:eastAsia="Times New Roman" w:hAnsi="Consolas" w:cs="Times New Roman"/>
-          <w:color w:val="D4D4D4"/>
-          <w:sz w:val="21"/>
-          <w:szCs w:val="21"/>
-        </w:rPr>
-        <w:t xml:space="preserve">  </w:t>
-      </w:r>
-      <w:proofErr w:type="gramStart"/>
-      <w:r>
-        <w:rPr>
-          <w:rFonts w:ascii="Consolas" w:eastAsia="Times New Roman" w:hAnsi="Consolas" w:cs="Times New Roman"/>
-          <w:color w:val="569CD6"/>
-          <w:sz w:val="21"/>
-          <w:szCs w:val="21"/>
-        </w:rPr>
         <w:t>@dev</w:t>
       </w:r>
-      <w:proofErr w:type="gramEnd"/>
     </w:p>
     <w:p>
       <w:pPr>
@@ -28418,16 +27493,8 @@
         <w:rPr>
           <w:color w:val="000000"/>
         </w:rPr>
-        <w:t>validate-element-</w:t>
-      </w:r>
-      <w:proofErr w:type="spellStart"/>
-      <w:r>
-        <w:rPr>
-          <w:color w:val="000000"/>
-        </w:rPr>
-        <w:t>value.ts</w:t>
-      </w:r>
-      <w:proofErr w:type="spellEnd"/>
+        <w:t>validate-element-value.ts</w:t>
+      </w:r>
     </w:p>
     <w:p>
       <w:pPr>
@@ -28454,14 +27521,12 @@
         </w:rPr>
         <w:t xml:space="preserve">בכל צעד, נעביר את המחלקה </w:t>
       </w:r>
-      <w:proofErr w:type="spellStart"/>
       <w:r>
         <w:rPr>
           <w:color w:val="000000"/>
         </w:rPr>
         <w:t>ScenarioWorld</w:t>
       </w:r>
-      <w:proofErr w:type="spellEnd"/>
       <w:r>
         <w:rPr>
           <w:color w:val="000000"/>
@@ -28480,32 +27545,14 @@
           <w:color w:val="000000"/>
           <w:rtl/>
         </w:rPr>
-        <w:t xml:space="preserve">, וכל המשתנים </w:t>
-      </w:r>
-      <w:proofErr w:type="spellStart"/>
+        <w:t>, וכל המשתנים הגלובלים שלנו (</w:t>
+      </w:r>
       <w:r>
         <w:rPr>
           <w:color w:val="000000"/>
-          <w:rtl/>
-        </w:rPr>
-        <w:t>הגלובלים</w:t>
-      </w:r>
-      <w:proofErr w:type="spellEnd"/>
-      <w:r>
-        <w:rPr>
-          <w:color w:val="000000"/>
-          <w:rtl/>
-        </w:rPr>
-        <w:t xml:space="preserve"> שלנו (</w:t>
-      </w:r>
-      <w:proofErr w:type="spellStart"/>
-      <w:r>
-        <w:rPr>
-          <w:color w:val="000000"/>
         </w:rPr>
         <w:t>GlobalConfig</w:t>
       </w:r>
-      <w:proofErr w:type="spellEnd"/>
       <w:r>
         <w:rPr>
           <w:color w:val="000000"/>
@@ -28707,59 +27754,8 @@
           <w:sz w:val="21"/>
           <w:szCs w:val="21"/>
         </w:rPr>
-        <w:t xml:space="preserve">: </w:t>
-      </w:r>
-      <w:proofErr w:type="spellStart"/>
-      <w:r>
-        <w:rPr>
-          <w:rFonts w:ascii="Consolas" w:eastAsia="Times New Roman" w:hAnsi="Consolas" w:cs="Times New Roman"/>
-          <w:color w:val="D4D4D4"/>
-          <w:sz w:val="21"/>
-          <w:szCs w:val="21"/>
-        </w:rPr>
-        <w:t>ScenarioWorld</w:t>
-      </w:r>
-      <w:proofErr w:type="spellEnd"/>
-      <w:r>
-        <w:rPr>
-          <w:rFonts w:ascii="Consolas" w:eastAsia="Times New Roman" w:hAnsi="Consolas" w:cs="Times New Roman"/>
-          <w:color w:val="D4D4D4"/>
-          <w:sz w:val="21"/>
-          <w:szCs w:val="21"/>
-        </w:rPr>
-        <w:t xml:space="preserve">, </w:t>
-      </w:r>
-      <w:proofErr w:type="spellStart"/>
-      <w:r>
-        <w:rPr>
-          <w:rFonts w:ascii="Consolas" w:eastAsia="Times New Roman" w:hAnsi="Consolas" w:cs="Times New Roman"/>
-          <w:color w:val="D4D4D4"/>
-          <w:sz w:val="21"/>
-          <w:szCs w:val="21"/>
-        </w:rPr>
-        <w:t>elementKey</w:t>
-      </w:r>
-      <w:proofErr w:type="spellEnd"/>
-      <w:r>
-        <w:rPr>
-          <w:rFonts w:ascii="Consolas" w:eastAsia="Times New Roman" w:hAnsi="Consolas" w:cs="Times New Roman"/>
-          <w:color w:val="D4D4D4"/>
-          <w:sz w:val="21"/>
-          <w:szCs w:val="21"/>
-        </w:rPr>
-        <w:t xml:space="preserve">: </w:t>
-      </w:r>
-      <w:proofErr w:type="gramStart"/>
-      <w:r>
-        <w:rPr>
-          <w:rFonts w:ascii="Consolas" w:eastAsia="Times New Roman" w:hAnsi="Consolas" w:cs="Times New Roman"/>
-          <w:color w:val="D4D4D4"/>
-          <w:sz w:val="21"/>
-          <w:szCs w:val="21"/>
-        </w:rPr>
-        <w:t>string) {</w:t>
-      </w:r>
-      <w:proofErr w:type="gramEnd"/>
+        <w:t>: ScenarioWorld, elementKey: string) {</w:t>
+      </w:r>
     </w:p>
     <w:p>
       <w:pPr>
@@ -29221,19 +28217,48 @@
           <w:sz w:val="21"/>
           <w:szCs w:val="21"/>
         </w:rPr>
-        <w:t xml:space="preserve"> has the </w:t>
-      </w:r>
-      <w:proofErr w:type="spellStart"/>
-      <w:r>
+        <w:t xml:space="preserve"> has the enability </w:t>
+      </w:r>
+      <w:r>
+        <w:rPr>
+          <w:rFonts w:ascii="Consolas" w:eastAsia="Times New Roman" w:hAnsi="Consolas" w:cs="Times New Roman"/>
+          <w:color w:val="CE9178"/>
+          <w:sz w:val="21"/>
+          <w:szCs w:val="21"/>
+        </w:rPr>
+        <w:t>"enabled"</w:t>
+      </w:r>
+    </w:p>
+    <w:p>
+      <w:pPr>
+        <w:tabs>
+          <w:tab w:val="left" w:pos="1238"/>
+        </w:tabs>
+        <w:rPr>
+          <w:rtl/>
+        </w:rPr>
+      </w:pPr>
+      <w:r>
+        <w:rPr>
+          <w:rFonts w:hint="cs"/>
+          <w:rtl/>
+        </w:rPr>
+        <w:t>אולם, הדרך היותר מומלצת לכתוב את הצעד הזה היא כך:</w:t>
+      </w:r>
+    </w:p>
+    <w:p>
+      <w:pPr>
+        <w:shd w:val="clear" w:color="auto" w:fill="1E1E1E"/>
+        <w:bidi w:val="0"/>
+        <w:spacing w:after="0" w:line="285" w:lineRule="atLeast"/>
         <w:rPr>
           <w:rFonts w:ascii="Consolas" w:eastAsia="Times New Roman" w:hAnsi="Consolas" w:cs="Times New Roman"/>
           <w:color w:val="D4D4D4"/>
           <w:sz w:val="21"/>
           <w:szCs w:val="21"/>
-        </w:rPr>
-        <w:t>enability</w:t>
-      </w:r>
-      <w:proofErr w:type="spellEnd"/>
+          <w:rtl/>
+        </w:rPr>
+      </w:pPr>
       <w:r>
         <w:rPr>
           <w:rFonts w:ascii="Consolas" w:eastAsia="Times New Roman" w:hAnsi="Consolas" w:cs="Times New Roman"/>
@@ -29241,48 +28266,53 @@
           <w:sz w:val="21"/>
           <w:szCs w:val="21"/>
         </w:rPr>
-        <w:t xml:space="preserve"> </w:t>
+        <w:t>Then(</w:t>
       </w:r>
       <w:r>
         <w:rPr>
           <w:rFonts w:ascii="Consolas" w:eastAsia="Times New Roman" w:hAnsi="Consolas" w:cs="Times New Roman"/>
-          <w:color w:val="CE9178"/>
+          <w:color w:val="D16969"/>
           <w:sz w:val="21"/>
           <w:szCs w:val="21"/>
         </w:rPr>
-        <w:t>"enabled"</w:t>
-      </w:r>
-    </w:p>
-    <w:p>
-      <w:pPr>
-        <w:tabs>
-          <w:tab w:val="left" w:pos="1238"/>
-        </w:tabs>
-        <w:rPr>
-          <w:rtl/>
-        </w:rPr>
-      </w:pPr>
-      <w:r>
-        <w:rPr>
-          <w:rFonts w:hint="cs"/>
-          <w:rtl/>
-        </w:rPr>
-        <w:t>אולם, הדרך היותר מומלצת לכתוב את הצעד הזה היא כך:</w:t>
-      </w:r>
-    </w:p>
-    <w:p>
-      <w:pPr>
-        <w:shd w:val="clear" w:color="auto" w:fill="1E1E1E"/>
-        <w:bidi w:val="0"/>
-        <w:spacing w:after="0" w:line="285" w:lineRule="atLeast"/>
+        <w:t>/</w:t>
+      </w:r>
+      <w:r>
+        <w:rPr>
+          <w:rFonts w:ascii="Consolas" w:eastAsia="Times New Roman" w:hAnsi="Consolas" w:cs="Times New Roman"/>
+          <w:color w:val="569CD6"/>
+          <w:sz w:val="21"/>
+          <w:szCs w:val="21"/>
+        </w:rPr>
+        <w:t>^</w:t>
+      </w:r>
+      <w:r>
+        <w:rPr>
+          <w:rFonts w:ascii="Consolas" w:eastAsia="Times New Roman" w:hAnsi="Consolas" w:cs="Times New Roman"/>
+          <w:color w:val="D16969"/>
+          <w:sz w:val="21"/>
+          <w:szCs w:val="21"/>
+        </w:rPr>
+        <w:t>the element "(.</w:t>
+      </w:r>
+      <w:r>
         <w:rPr>
           <w:rFonts w:ascii="Consolas" w:eastAsia="Times New Roman" w:hAnsi="Consolas" w:cs="Times New Roman"/>
           <w:color w:val="D4D4D4"/>
           <w:sz w:val="21"/>
           <w:szCs w:val="21"/>
-          <w:rtl/>
-        </w:rPr>
-      </w:pPr>
+        </w:rPr>
+        <w:t>*</w:t>
+      </w:r>
+      <w:r>
+        <w:rPr>
+          <w:rFonts w:ascii="Consolas" w:eastAsia="Times New Roman" w:hAnsi="Consolas" w:cs="Times New Roman"/>
+          <w:color w:val="D16969"/>
+          <w:sz w:val="21"/>
+          <w:szCs w:val="21"/>
+        </w:rPr>
+        <w:t>)" is "(enabled</w:t>
+      </w:r>
       <w:r>
         <w:rPr>
           <w:rFonts w:ascii="Consolas" w:eastAsia="Times New Roman" w:hAnsi="Consolas" w:cs="Times New Roman"/>
@@ -29290,7 +28320,7 @@
           <w:sz w:val="21"/>
           <w:szCs w:val="21"/>
         </w:rPr>
-        <w:t>Then(</w:t>
+        <w:t>|</w:t>
       </w:r>
       <w:r>
         <w:rPr>
@@ -29299,7 +28329,7 @@
           <w:sz w:val="21"/>
           <w:szCs w:val="21"/>
         </w:rPr>
-        <w:t>/</w:t>
+        <w:t>disabled)"</w:t>
       </w:r>
       <w:r>
         <w:rPr>
@@ -29308,7 +28338,7 @@
           <w:sz w:val="21"/>
           <w:szCs w:val="21"/>
         </w:rPr>
-        <w:t>^</w:t>
+        <w:t>$</w:t>
       </w:r>
       <w:r>
         <w:rPr>
@@ -29317,7 +28347,7 @@
           <w:sz w:val="21"/>
           <w:szCs w:val="21"/>
         </w:rPr>
-        <w:t>the element "(.</w:t>
+        <w:t>/</w:t>
       </w:r>
       <w:r>
         <w:rPr>
@@ -29326,80 +28356,6 @@
           <w:sz w:val="21"/>
           <w:szCs w:val="21"/>
         </w:rPr>
-        <w:t>*</w:t>
-      </w:r>
-      <w:r>
-        <w:rPr>
-          <w:rFonts w:ascii="Consolas" w:eastAsia="Times New Roman" w:hAnsi="Consolas" w:cs="Times New Roman"/>
-          <w:color w:val="D16969"/>
-          <w:sz w:val="21"/>
-          <w:szCs w:val="21"/>
-        </w:rPr>
-        <w:t>)" is "(</w:t>
-      </w:r>
-      <w:proofErr w:type="spellStart"/>
-      <w:r>
-        <w:rPr>
-          <w:rFonts w:ascii="Consolas" w:eastAsia="Times New Roman" w:hAnsi="Consolas" w:cs="Times New Roman"/>
-          <w:color w:val="D16969"/>
-          <w:sz w:val="21"/>
-          <w:szCs w:val="21"/>
-        </w:rPr>
-        <w:t>enabled</w:t>
-      </w:r>
-      <w:r>
-        <w:rPr>
-          <w:rFonts w:ascii="Consolas" w:eastAsia="Times New Roman" w:hAnsi="Consolas" w:cs="Times New Roman"/>
-          <w:color w:val="D4D4D4"/>
-          <w:sz w:val="21"/>
-          <w:szCs w:val="21"/>
-        </w:rPr>
-        <w:t>|</w:t>
-      </w:r>
-      <w:r>
-        <w:rPr>
-          <w:rFonts w:ascii="Consolas" w:eastAsia="Times New Roman" w:hAnsi="Consolas" w:cs="Times New Roman"/>
-          <w:color w:val="D16969"/>
-          <w:sz w:val="21"/>
-          <w:szCs w:val="21"/>
-        </w:rPr>
-        <w:t>disabled</w:t>
-      </w:r>
-      <w:proofErr w:type="spellEnd"/>
-      <w:r>
-        <w:rPr>
-          <w:rFonts w:ascii="Consolas" w:eastAsia="Times New Roman" w:hAnsi="Consolas" w:cs="Times New Roman"/>
-          <w:color w:val="D16969"/>
-          <w:sz w:val="21"/>
-          <w:szCs w:val="21"/>
-        </w:rPr>
-        <w:t>)"</w:t>
-      </w:r>
-      <w:r>
-        <w:rPr>
-          <w:rFonts w:ascii="Consolas" w:eastAsia="Times New Roman" w:hAnsi="Consolas" w:cs="Times New Roman"/>
-          <w:color w:val="569CD6"/>
-          <w:sz w:val="21"/>
-          <w:szCs w:val="21"/>
-        </w:rPr>
-        <w:t>$</w:t>
-      </w:r>
-      <w:r>
-        <w:rPr>
-          <w:rFonts w:ascii="Consolas" w:eastAsia="Times New Roman" w:hAnsi="Consolas" w:cs="Times New Roman"/>
-          <w:color w:val="D16969"/>
-          <w:sz w:val="21"/>
-          <w:szCs w:val="21"/>
-        </w:rPr>
-        <w:t>/</w:t>
-      </w:r>
-      <w:r>
-        <w:rPr>
-          <w:rFonts w:ascii="Consolas" w:eastAsia="Times New Roman" w:hAnsi="Consolas" w:cs="Times New Roman"/>
-          <w:color w:val="D4D4D4"/>
-          <w:sz w:val="21"/>
-          <w:szCs w:val="21"/>
-        </w:rPr>
         <w:t xml:space="preserve">, </w:t>
       </w:r>
     </w:p>
@@ -29515,7 +28471,6 @@
           <w:tab w:val="left" w:pos="1238"/>
         </w:tabs>
       </w:pPr>
-      <w:proofErr w:type="spellStart"/>
       <w:r>
         <w:rPr>
           <w:rtl/>
@@ -29533,14 +28488,7 @@
         <w:rPr>
           <w:rtl/>
         </w:rPr>
-        <w:t>ן</w:t>
-      </w:r>
-      <w:proofErr w:type="spellEnd"/>
-      <w:r>
-        <w:rPr>
-          <w:rtl/>
-        </w:rPr>
-        <w:t xml:space="preserve"> הבדיקות, זה בא לידי ביטוי בכך שאנו כותבים כל תרחיש כפי איך שהלקוח היה מצפה שהמערכת תתנהג, איך כל חלק צריך ואמור להתנהג, וזה בא לידי ביטוי בעיקר בעזרת </w:t>
+        <w:t xml:space="preserve">ן הבדיקות, זה בא לידי ביטוי בכך שאנו כותבים כל תרחיש כפי איך שהלקוח היה מצפה שהמערכת תתנהג, איך כל חלק צריך ואמור להתנהג, וזה בא לידי ביטוי בעיקר בעזרת </w:t>
       </w:r>
       <w:r>
         <w:t>cucumber</w:t>
@@ -29756,7 +28704,7 @@
           <w:rtl/>
         </w:rPr>
       </w:pPr>
-      <w:hyperlink r:id="rId42" w:history="1">
+      <w:hyperlink r:id="rId41" w:history="1">
         <w:r>
           <w:rPr>
             <w:rStyle w:val="Hyperlink"/>
@@ -29832,7 +28780,7 @@
           <w:rtl/>
         </w:rPr>
       </w:pPr>
-      <w:hyperlink r:id="rId43" w:history="1">
+      <w:hyperlink r:id="rId42" w:history="1">
         <w:r>
           <w:rPr>
             <w:rStyle w:val="Hyperlink"/>
@@ -29923,11 +28871,9 @@
         </w:rPr>
         <w:t xml:space="preserve">, הוא צריך לגשת למודל שאנו מייצאים לו, שזה תיקיית ה – </w:t>
       </w:r>
-      <w:proofErr w:type="spellStart"/>
       <w:r>
         <w:t>dist</w:t>
       </w:r>
-      <w:proofErr w:type="spellEnd"/>
       <w:r>
         <w:rPr>
           <w:rtl/>
@@ -29968,11 +28914,9 @@
         </w:rPr>
         <w:t xml:space="preserve">, הוא שהקובץ הזה לא תומך בגרסת </w:t>
       </w:r>
-      <w:proofErr w:type="spellStart"/>
       <w:r>
         <w:t>nodejs</w:t>
       </w:r>
-      <w:proofErr w:type="spellEnd"/>
       <w:r>
         <w:rPr>
           <w:rtl/>
@@ -30030,13 +28974,8 @@
       </w:pPr>
       <w:r>
         <w:lastRenderedPageBreak/>
-        <w:t>.</w:t>
-      </w:r>
-      <w:proofErr w:type="spellStart"/>
-      <w:r>
-        <w:t>eslintrc.json</w:t>
-      </w:r>
-      <w:proofErr w:type="spellEnd"/>
+        <w:t>.eslintrc.json</w:t>
+      </w:r>
     </w:p>
     <w:p>
       <w:pPr>
@@ -30110,11 +29049,9 @@
           <w:rtl/>
         </w:rPr>
       </w:pPr>
-      <w:proofErr w:type="spellStart"/>
       <w:r>
         <w:t>package.json</w:t>
       </w:r>
-      <w:proofErr w:type="spellEnd"/>
     </w:p>
     <w:p>
       <w:pPr>
@@ -30160,7 +29097,6 @@
           <w:rtl/>
         </w:rPr>
       </w:pPr>
-      <w:proofErr w:type="spellStart"/>
       <w:r>
         <w:rPr>
           <w:b/>
@@ -30169,7 +29105,6 @@
         </w:rPr>
         <w:t>transpile</w:t>
       </w:r>
-      <w:proofErr w:type="spellEnd"/>
       <w:r>
         <w:rPr>
           <w:rFonts w:hint="cs"/>
@@ -30210,11 +29145,9 @@
         </w:rPr>
         <w:t xml:space="preserve">ניקוי של הקוד שלנו על ידי הרצת פקודת </w:t>
       </w:r>
-      <w:proofErr w:type="spellStart"/>
       <w:r>
         <w:t>eslint</w:t>
       </w:r>
-      <w:proofErr w:type="spellEnd"/>
     </w:p>
     <w:p>
       <w:pPr>
@@ -30231,11 +29164,9 @@
         </w:rPr>
         <w:t xml:space="preserve">מחיקה של תיקיית ה </w:t>
       </w:r>
-      <w:proofErr w:type="spellStart"/>
       <w:r>
         <w:t>dist</w:t>
       </w:r>
-      <w:proofErr w:type="spellEnd"/>
     </w:p>
     <w:p>
       <w:pPr>
@@ -30252,11 +29183,9 @@
         </w:rPr>
         <w:t xml:space="preserve">יצירה מחדש של תיקיית ה </w:t>
       </w:r>
-      <w:proofErr w:type="spellStart"/>
       <w:r>
         <w:t>dist</w:t>
       </w:r>
-      <w:proofErr w:type="spellEnd"/>
       <w:r>
         <w:rPr>
           <w:rFonts w:hint="cs"/>
@@ -30345,7 +29274,6 @@
           <w:rtl/>
         </w:rPr>
       </w:pPr>
-      <w:proofErr w:type="spellStart"/>
       <w:r>
         <w:rPr>
           <w:b/>
@@ -30354,7 +29282,6 @@
         </w:rPr>
         <w:t>precucumber</w:t>
       </w:r>
-      <w:proofErr w:type="spellEnd"/>
       <w:r>
         <w:rPr>
           <w:rFonts w:hint="cs"/>
@@ -30454,11 +29381,9 @@
         </w:rPr>
         <w:t xml:space="preserve">מייצרת קובץ </w:t>
       </w:r>
-      <w:proofErr w:type="spellStart"/>
       <w:r>
         <w:t>reports.json</w:t>
       </w:r>
-      <w:proofErr w:type="spellEnd"/>
       <w:r>
         <w:rPr>
           <w:rFonts w:hint="cs"/>
@@ -30561,13 +29486,8 @@
         <w:t xml:space="preserve">פקודה זו מריצה את הבדיקות שלנו, על ידי הרצת הפקודה </w:t>
       </w:r>
       <w:r>
-        <w:t>cucumber-</w:t>
-      </w:r>
-      <w:proofErr w:type="spellStart"/>
-      <w:r>
-        <w:t>js</w:t>
-      </w:r>
-      <w:proofErr w:type="spellEnd"/>
+        <w:t>cucumber-js</w:t>
+      </w:r>
       <w:r>
         <w:rPr>
           <w:rFonts w:hint="cs"/>
@@ -30575,11 +29495,9 @@
         </w:rPr>
         <w:t xml:space="preserve">. ובנוסף לכך היא מריצה את הפקודה </w:t>
       </w:r>
-      <w:proofErr w:type="spellStart"/>
       <w:r>
         <w:t>transpile</w:t>
       </w:r>
-      <w:proofErr w:type="spellEnd"/>
       <w:r>
         <w:rPr>
           <w:rFonts w:hint="cs"/>
@@ -30594,7 +29512,6 @@
           <w:rtl/>
         </w:rPr>
       </w:pPr>
-      <w:proofErr w:type="spellStart"/>
       <w:r>
         <w:rPr>
           <w:b/>
@@ -30603,7 +29520,6 @@
         </w:rPr>
         <w:t>postcucumber</w:t>
       </w:r>
-      <w:proofErr w:type="spellEnd"/>
       <w:r>
         <w:rPr>
           <w:rFonts w:hint="cs"/>
@@ -30647,13 +29563,8 @@
         <w:t xml:space="preserve">מייצרת את דו"ח הבדיקות, על ידי הרצת הקובץ </w:t>
       </w:r>
       <w:r>
-        <w:t>cucumber-</w:t>
-      </w:r>
-      <w:proofErr w:type="spellStart"/>
-      <w:r>
-        <w:t>report.ts</w:t>
-      </w:r>
-      <w:proofErr w:type="spellEnd"/>
+        <w:t>cucumber-report.ts</w:t>
+      </w:r>
     </w:p>
     <w:p>
       <w:pPr>
@@ -30667,35 +29578,25 @@
           <w:bCs/>
           <w:u w:val="single"/>
         </w:rPr>
-        <w:t xml:space="preserve">lint &amp; </w:t>
-      </w:r>
-      <w:proofErr w:type="spellStart"/>
-      <w:r>
-        <w:rPr>
+        <w:t>lint &amp; lintandfix</w:t>
+      </w:r>
+      <w:r>
+        <w:rPr>
+          <w:rFonts w:hint="cs"/>
           <w:b/>
           <w:bCs/>
           <w:u w:val="single"/>
-        </w:rPr>
-        <w:t>lintandfix</w:t>
-      </w:r>
-      <w:proofErr w:type="spellEnd"/>
-      <w:r>
-        <w:rPr>
-          <w:rFonts w:hint="cs"/>
+          <w:rtl/>
+        </w:rPr>
+        <w:t xml:space="preserve"> </w:t>
+      </w:r>
+      <w:r>
+        <w:rPr>
           <w:b/>
           <w:bCs/>
           <w:u w:val="single"/>
           <w:rtl/>
         </w:rPr>
-        <w:t xml:space="preserve"> </w:t>
-      </w:r>
-      <w:r>
-        <w:rPr>
-          <w:b/>
-          <w:bCs/>
-          <w:u w:val="single"/>
-          <w:rtl/>
-        </w:rPr>
         <w:t>–</w:t>
       </w:r>
       <w:r>
@@ -30805,11 +29706,9 @@
         </w:rPr>
         <w:t xml:space="preserve">תיקיית ה </w:t>
       </w:r>
-      <w:proofErr w:type="spellStart"/>
       <w:r>
         <w:t>src</w:t>
       </w:r>
-      <w:proofErr w:type="spellEnd"/>
     </w:p>
     <w:p>
       <w:pPr>
@@ -30855,7 +29754,7 @@
                     <pic:cNvPicPr/>
                   </pic:nvPicPr>
                   <pic:blipFill rotWithShape="1">
-                    <a:blip r:embed="rId44"/>
+                    <a:blip r:embed="rId43"/>
                     <a:srcRect t="1078"/>
                     <a:stretch/>
                   </pic:blipFill>
@@ -30893,21 +29792,7 @@
         <w:rPr>
           <w:rtl/>
         </w:rPr>
-        <w:t xml:space="preserve">זה נראה קצת מסובך, אבל ברגע שנתחיל לעבור תיקייה </w:t>
-      </w:r>
-      <w:proofErr w:type="spellStart"/>
-      <w:r>
-        <w:rPr>
-          <w:rtl/>
-        </w:rPr>
-        <w:t>תיקייה</w:t>
-      </w:r>
-      <w:proofErr w:type="spellEnd"/>
-      <w:r>
-        <w:rPr>
-          <w:rtl/>
-        </w:rPr>
-        <w:t>, נצליח לסדר הכל כמו שצריך.</w:t>
+        <w:t>זה נראה קצת מסובך, אבל ברגע שנתחיל לעבור תיקייה תיקייה, נצליח לסדר הכל כמו שצריך.</w:t>
       </w:r>
     </w:p>
     <w:p>
@@ -30963,21 +29848,7 @@
         <w:rPr>
           <w:rtl/>
         </w:rPr>
-        <w:t xml:space="preserve">כאן אנחנו </w:t>
-      </w:r>
-      <w:proofErr w:type="spellStart"/>
-      <w:r>
-        <w:rPr>
-          <w:rtl/>
-        </w:rPr>
-        <w:t>מקנפגים</w:t>
-      </w:r>
-      <w:proofErr w:type="spellEnd"/>
-      <w:r>
-        <w:rPr>
-          <w:rtl/>
-        </w:rPr>
-        <w:t xml:space="preserve"> את הפרמטרים של </w:t>
+        <w:t xml:space="preserve">כאן אנחנו מקנפגים את הפרמטרים של </w:t>
       </w:r>
       <w:r>
         <w:t>cucumber</w:t>
@@ -31057,7 +29928,7 @@
                     <pic:cNvPicPr preferRelativeResize="0"/>
                   </pic:nvPicPr>
                   <pic:blipFill>
-                    <a:blip r:embed="rId45"/>
+                    <a:blip r:embed="rId44"/>
                     <a:srcRect/>
                     <a:stretch>
                       <a:fillRect/>
@@ -31115,11 +29986,9 @@
         </w:rPr>
         <w:t xml:space="preserve"> שלנו השתנתה, פעם היו בה קבצי </w:t>
       </w:r>
-      <w:proofErr w:type="spellStart"/>
       <w:r>
         <w:t>ts</w:t>
       </w:r>
-      <w:proofErr w:type="spellEnd"/>
       <w:r>
         <w:rPr>
           <w:rtl/>
@@ -31343,7 +30212,6 @@
       <w:r>
         <w:t>_</w:t>
       </w:r>
-      <w:proofErr w:type="gramStart"/>
       <w:r>
         <w:t>home</w:t>
       </w:r>
@@ -31353,7 +30221,6 @@
       <w:r>
         <w:t>page</w:t>
       </w:r>
-      <w:proofErr w:type="gramEnd"/>
       <w:r>
         <w:t>.feature</w:t>
       </w:r>
@@ -31383,7 +30250,6 @@
           <w:szCs w:val="21"/>
         </w:rPr>
       </w:pPr>
-      <w:proofErr w:type="gramStart"/>
       <w:r>
         <w:rPr>
           <w:rFonts w:ascii="Consolas" w:eastAsia="Times New Roman" w:hAnsi="Consolas" w:cs="Times New Roman"/>
@@ -31393,7 +30259,6 @@
         </w:rPr>
         <w:t>@regression</w:t>
       </w:r>
-      <w:proofErr w:type="gramEnd"/>
     </w:p>
     <w:p>
       <w:pPr>
@@ -31509,7 +30374,6 @@
         </w:rPr>
         <w:t xml:space="preserve">    </w:t>
       </w:r>
-      <w:proofErr w:type="gramStart"/>
       <w:r>
         <w:rPr>
           <w:rFonts w:ascii="Consolas" w:eastAsia="Times New Roman" w:hAnsi="Consolas" w:cs="Times New Roman"/>
@@ -31519,7 +30383,6 @@
         </w:rPr>
         <w:t xml:space="preserve">Given </w:t>
       </w:r>
-      <w:proofErr w:type="spellStart"/>
       <w:r>
         <w:rPr>
           <w:rFonts w:ascii="Consolas" w:eastAsia="Times New Roman" w:hAnsi="Consolas" w:cs="Times New Roman"/>
@@ -31527,18 +30390,56 @@
           <w:sz w:val="21"/>
           <w:szCs w:val="21"/>
         </w:rPr>
-        <w:t>i</w:t>
-      </w:r>
-      <w:proofErr w:type="spellEnd"/>
-      <w:proofErr w:type="gramEnd"/>
-      <w:r>
+        <w:t xml:space="preserve">i go to the page </w:t>
+      </w:r>
+      <w:r>
+        <w:rPr>
+          <w:rFonts w:ascii="Consolas" w:eastAsia="Times New Roman" w:hAnsi="Consolas" w:cs="Times New Roman"/>
+          <w:color w:val="CE9178"/>
+          <w:sz w:val="21"/>
+          <w:szCs w:val="21"/>
+        </w:rPr>
+        <w:t>"home"</w:t>
+      </w:r>
+    </w:p>
+    <w:p>
+      <w:pPr>
+        <w:shd w:val="clear" w:color="auto" w:fill="1E1E1E"/>
+        <w:bidi w:val="0"/>
+        <w:spacing w:after="0" w:line="285" w:lineRule="atLeast"/>
         <w:rPr>
           <w:rFonts w:ascii="Consolas" w:eastAsia="Times New Roman" w:hAnsi="Consolas" w:cs="Times New Roman"/>
           <w:color w:val="D4D4D4"/>
           <w:sz w:val="21"/>
           <w:szCs w:val="21"/>
         </w:rPr>
-        <w:t xml:space="preserve"> go to the page </w:t>
+      </w:pPr>
+      <w:r>
+        <w:rPr>
+          <w:rFonts w:ascii="Consolas" w:eastAsia="Times New Roman" w:hAnsi="Consolas" w:cs="Times New Roman"/>
+          <w:color w:val="D4D4D4"/>
+          <w:sz w:val="21"/>
+          <w:szCs w:val="21"/>
+        </w:rPr>
+        <w:t xml:space="preserve">    </w:t>
+      </w:r>
+      <w:r>
+        <w:rPr>
+          <w:rFonts w:ascii="Consolas" w:eastAsia="Times New Roman" w:hAnsi="Consolas" w:cs="Times New Roman"/>
+          <w:color w:val="569CD6"/>
+          <w:sz w:val="21"/>
+          <w:szCs w:val="21"/>
+        </w:rPr>
+        <w:t xml:space="preserve">And </w:t>
+      </w:r>
+      <w:r>
+        <w:rPr>
+          <w:rFonts w:ascii="Consolas" w:eastAsia="Times New Roman" w:hAnsi="Consolas" w:cs="Times New Roman"/>
+          <w:color w:val="D4D4D4"/>
+          <w:sz w:val="21"/>
+          <w:szCs w:val="21"/>
+        </w:rPr>
+        <w:t xml:space="preserve">the element </w:t>
       </w:r>
       <w:r>
         <w:rPr>
@@ -31547,29 +30448,60 @@
           <w:sz w:val="21"/>
           <w:szCs w:val="21"/>
         </w:rPr>
-        <w:t>"home"</w:t>
-      </w:r>
-    </w:p>
-    <w:p>
-      <w:pPr>
-        <w:shd w:val="clear" w:color="auto" w:fill="1E1E1E"/>
-        <w:bidi w:val="0"/>
-        <w:spacing w:after="0" w:line="285" w:lineRule="atLeast"/>
+        <w:t>"home title"</w:t>
+      </w:r>
+      <w:r>
         <w:rPr>
           <w:rFonts w:ascii="Consolas" w:eastAsia="Times New Roman" w:hAnsi="Consolas" w:cs="Times New Roman"/>
           <w:color w:val="D4D4D4"/>
           <w:sz w:val="21"/>
           <w:szCs w:val="21"/>
         </w:rPr>
-      </w:pPr>
-      <w:r>
+        <w:t xml:space="preserve"> should contain the text </w:t>
+      </w:r>
+      <w:r>
+        <w:rPr>
+          <w:rFonts w:ascii="Consolas" w:eastAsia="Times New Roman" w:hAnsi="Consolas" w:cs="Times New Roman"/>
+          <w:color w:val="CE9178"/>
+          <w:sz w:val="21"/>
+          <w:szCs w:val="21"/>
+        </w:rPr>
+        <w:t>"Contacts"</w:t>
+      </w:r>
+    </w:p>
+    <w:p>
+      <w:pPr>
+        <w:shd w:val="clear" w:color="auto" w:fill="1E1E1E"/>
+        <w:bidi w:val="0"/>
+        <w:spacing w:after="0" w:line="285" w:lineRule="atLeast"/>
         <w:rPr>
           <w:rFonts w:ascii="Consolas" w:eastAsia="Times New Roman" w:hAnsi="Consolas" w:cs="Times New Roman"/>
           <w:color w:val="D4D4D4"/>
           <w:sz w:val="21"/>
           <w:szCs w:val="21"/>
         </w:rPr>
-        <w:t xml:space="preserve">    </w:t>
+      </w:pPr>
+    </w:p>
+    <w:p>
+      <w:pPr>
+        <w:shd w:val="clear" w:color="auto" w:fill="1E1E1E"/>
+        <w:bidi w:val="0"/>
+        <w:spacing w:after="0" w:line="285" w:lineRule="atLeast"/>
+        <w:rPr>
+          <w:rFonts w:ascii="Consolas" w:eastAsia="Times New Roman" w:hAnsi="Consolas" w:cs="Times New Roman"/>
+          <w:color w:val="D4D4D4"/>
+          <w:sz w:val="21"/>
+          <w:szCs w:val="21"/>
+        </w:rPr>
+      </w:pPr>
+      <w:r>
+        <w:rPr>
+          <w:rFonts w:ascii="Consolas" w:eastAsia="Times New Roman" w:hAnsi="Consolas" w:cs="Times New Roman"/>
+          <w:color w:val="D4D4D4"/>
+          <w:sz w:val="21"/>
+          <w:szCs w:val="21"/>
+        </w:rPr>
+        <w:t xml:space="preserve">  </w:t>
       </w:r>
       <w:r>
         <w:rPr>
@@ -31578,16 +30510,47 @@
           <w:sz w:val="21"/>
           <w:szCs w:val="21"/>
         </w:rPr>
-        <w:t xml:space="preserve">And </w:t>
-      </w:r>
-      <w:r>
+        <w:t>@dev</w:t>
+      </w:r>
+    </w:p>
+    <w:p>
+      <w:pPr>
+        <w:shd w:val="clear" w:color="auto" w:fill="1E1E1E"/>
+        <w:bidi w:val="0"/>
+        <w:spacing w:after="0" w:line="285" w:lineRule="atLeast"/>
         <w:rPr>
           <w:rFonts w:ascii="Consolas" w:eastAsia="Times New Roman" w:hAnsi="Consolas" w:cs="Times New Roman"/>
           <w:color w:val="D4D4D4"/>
           <w:sz w:val="21"/>
           <w:szCs w:val="21"/>
         </w:rPr>
-        <w:t xml:space="preserve">the element </w:t>
+      </w:pPr>
+      <w:r>
+        <w:rPr>
+          <w:rFonts w:ascii="Consolas" w:eastAsia="Times New Roman" w:hAnsi="Consolas" w:cs="Times New Roman"/>
+          <w:color w:val="D4D4D4"/>
+          <w:sz w:val="21"/>
+          <w:szCs w:val="21"/>
+        </w:rPr>
+        <w:t xml:space="preserve">  </w:t>
+      </w:r>
+      <w:r>
+        <w:rPr>
+          <w:rFonts w:ascii="Consolas" w:eastAsia="Times New Roman" w:hAnsi="Consolas" w:cs="Times New Roman"/>
+          <w:color w:val="569CD6"/>
+          <w:sz w:val="21"/>
+          <w:szCs w:val="21"/>
+        </w:rPr>
+        <w:t>Scenario</w:t>
+      </w:r>
+      <w:r>
+        <w:rPr>
+          <w:rFonts w:ascii="Consolas" w:eastAsia="Times New Roman" w:hAnsi="Consolas" w:cs="Times New Roman"/>
+          <w:color w:val="D4D4D4"/>
+          <w:sz w:val="21"/>
+          <w:szCs w:val="21"/>
+        </w:rPr>
+        <w:t>:</w:t>
       </w:r>
       <w:r>
         <w:rPr>
@@ -31596,16 +30559,47 @@
           <w:sz w:val="21"/>
           <w:szCs w:val="21"/>
         </w:rPr>
-        <w:t>"home title"</w:t>
-      </w:r>
-      <w:r>
+        <w:t xml:space="preserve"> Create a new contact</w:t>
+      </w:r>
+    </w:p>
+    <w:p>
+      <w:pPr>
+        <w:shd w:val="clear" w:color="auto" w:fill="1E1E1E"/>
+        <w:bidi w:val="0"/>
+        <w:spacing w:after="0" w:line="285" w:lineRule="atLeast"/>
         <w:rPr>
           <w:rFonts w:ascii="Consolas" w:eastAsia="Times New Roman" w:hAnsi="Consolas" w:cs="Times New Roman"/>
           <w:color w:val="D4D4D4"/>
           <w:sz w:val="21"/>
           <w:szCs w:val="21"/>
         </w:rPr>
-        <w:t xml:space="preserve"> should contain the text </w:t>
+      </w:pPr>
+      <w:r>
+        <w:rPr>
+          <w:rFonts w:ascii="Consolas" w:eastAsia="Times New Roman" w:hAnsi="Consolas" w:cs="Times New Roman"/>
+          <w:color w:val="D4D4D4"/>
+          <w:sz w:val="21"/>
+          <w:szCs w:val="21"/>
+        </w:rPr>
+        <w:t xml:space="preserve">    </w:t>
+      </w:r>
+      <w:r>
+        <w:rPr>
+          <w:rFonts w:ascii="Consolas" w:eastAsia="Times New Roman" w:hAnsi="Consolas" w:cs="Times New Roman"/>
+          <w:color w:val="569CD6"/>
+          <w:sz w:val="21"/>
+          <w:szCs w:val="21"/>
+        </w:rPr>
+        <w:t xml:space="preserve">When </w:t>
+      </w:r>
+      <w:r>
+        <w:rPr>
+          <w:rFonts w:ascii="Consolas" w:eastAsia="Times New Roman" w:hAnsi="Consolas" w:cs="Times New Roman"/>
+          <w:color w:val="D4D4D4"/>
+          <w:sz w:val="21"/>
+          <w:szCs w:val="21"/>
+        </w:rPr>
+        <w:t xml:space="preserve">I click on the element </w:t>
       </w:r>
       <w:r>
         <w:rPr>
@@ -31614,7 +30608,7 @@
           <w:sz w:val="21"/>
           <w:szCs w:val="21"/>
         </w:rPr>
-        <w:t>"Contacts"</w:t>
+        <w:t>"create new contact button"</w:t>
       </w:r>
     </w:p>
     <w:p>
@@ -31629,19 +30623,24 @@
           <w:szCs w:val="21"/>
         </w:rPr>
       </w:pPr>
-    </w:p>
-    <w:p>
-      <w:pPr>
-        <w:shd w:val="clear" w:color="auto" w:fill="1E1E1E"/>
-        <w:bidi w:val="0"/>
-        <w:spacing w:after="0" w:line="285" w:lineRule="atLeast"/>
+      <w:r>
         <w:rPr>
           <w:rFonts w:ascii="Consolas" w:eastAsia="Times New Roman" w:hAnsi="Consolas" w:cs="Times New Roman"/>
           <w:color w:val="D4D4D4"/>
           <w:sz w:val="21"/>
           <w:szCs w:val="21"/>
         </w:rPr>
-      </w:pPr>
+        <w:t xml:space="preserve">    </w:t>
+      </w:r>
+      <w:r>
+        <w:rPr>
+          <w:rFonts w:ascii="Consolas" w:eastAsia="Times New Roman" w:hAnsi="Consolas" w:cs="Times New Roman"/>
+          <w:color w:val="569CD6"/>
+          <w:sz w:val="21"/>
+          <w:szCs w:val="21"/>
+        </w:rPr>
+        <w:t xml:space="preserve">Then </w:t>
+      </w:r>
       <w:r>
         <w:rPr>
           <w:rFonts w:ascii="Consolas" w:eastAsia="Times New Roman" w:hAnsi="Consolas" w:cs="Times New Roman"/>
@@ -31649,58 +30648,25 @@
           <w:sz w:val="21"/>
           <w:szCs w:val="21"/>
         </w:rPr>
-        <w:t xml:space="preserve">  </w:t>
-      </w:r>
-      <w:proofErr w:type="gramStart"/>
+        <w:t xml:space="preserve">the element </w:t>
+      </w:r>
       <w:r>
         <w:rPr>
           <w:rFonts w:ascii="Consolas" w:eastAsia="Times New Roman" w:hAnsi="Consolas" w:cs="Times New Roman"/>
-          <w:color w:val="569CD6"/>
+          <w:color w:val="CE9178"/>
           <w:sz w:val="21"/>
           <w:szCs w:val="21"/>
         </w:rPr>
-        <w:t>@dev</w:t>
-      </w:r>
-      <w:proofErr w:type="gramEnd"/>
-    </w:p>
-    <w:p>
-      <w:pPr>
-        <w:shd w:val="clear" w:color="auto" w:fill="1E1E1E"/>
-        <w:bidi w:val="0"/>
-        <w:spacing w:after="0" w:line="285" w:lineRule="atLeast"/>
+        <w:t>"create contact title"</w:t>
+      </w:r>
+      <w:r>
         <w:rPr>
           <w:rFonts w:ascii="Consolas" w:eastAsia="Times New Roman" w:hAnsi="Consolas" w:cs="Times New Roman"/>
           <w:color w:val="D4D4D4"/>
           <w:sz w:val="21"/>
           <w:szCs w:val="21"/>
         </w:rPr>
-      </w:pPr>
-      <w:r>
-        <w:rPr>
-          <w:rFonts w:ascii="Consolas" w:eastAsia="Times New Roman" w:hAnsi="Consolas" w:cs="Times New Roman"/>
-          <w:color w:val="D4D4D4"/>
-          <w:sz w:val="21"/>
-          <w:szCs w:val="21"/>
-        </w:rPr>
-        <w:t xml:space="preserve">  </w:t>
-      </w:r>
-      <w:r>
-        <w:rPr>
-          <w:rFonts w:ascii="Consolas" w:eastAsia="Times New Roman" w:hAnsi="Consolas" w:cs="Times New Roman"/>
-          <w:color w:val="569CD6"/>
-          <w:sz w:val="21"/>
-          <w:szCs w:val="21"/>
-        </w:rPr>
-        <w:t>Scenario</w:t>
-      </w:r>
-      <w:r>
-        <w:rPr>
-          <w:rFonts w:ascii="Consolas" w:eastAsia="Times New Roman" w:hAnsi="Consolas" w:cs="Times New Roman"/>
-          <w:color w:val="D4D4D4"/>
-          <w:sz w:val="21"/>
-          <w:szCs w:val="21"/>
-        </w:rPr>
-        <w:t>:</w:t>
+        <w:t xml:space="preserve"> should contain the text </w:t>
       </w:r>
       <w:r>
         <w:rPr>
@@ -31709,122 +30675,6 @@
           <w:sz w:val="21"/>
           <w:szCs w:val="21"/>
         </w:rPr>
-        <w:t xml:space="preserve"> Create a new contact</w:t>
-      </w:r>
-    </w:p>
-    <w:p>
-      <w:pPr>
-        <w:shd w:val="clear" w:color="auto" w:fill="1E1E1E"/>
-        <w:bidi w:val="0"/>
-        <w:spacing w:after="0" w:line="285" w:lineRule="atLeast"/>
-        <w:rPr>
-          <w:rFonts w:ascii="Consolas" w:eastAsia="Times New Roman" w:hAnsi="Consolas" w:cs="Times New Roman"/>
-          <w:color w:val="D4D4D4"/>
-          <w:sz w:val="21"/>
-          <w:szCs w:val="21"/>
-        </w:rPr>
-      </w:pPr>
-      <w:r>
-        <w:rPr>
-          <w:rFonts w:ascii="Consolas" w:eastAsia="Times New Roman" w:hAnsi="Consolas" w:cs="Times New Roman"/>
-          <w:color w:val="D4D4D4"/>
-          <w:sz w:val="21"/>
-          <w:szCs w:val="21"/>
-        </w:rPr>
-        <w:t xml:space="preserve">    </w:t>
-      </w:r>
-      <w:r>
-        <w:rPr>
-          <w:rFonts w:ascii="Consolas" w:eastAsia="Times New Roman" w:hAnsi="Consolas" w:cs="Times New Roman"/>
-          <w:color w:val="569CD6"/>
-          <w:sz w:val="21"/>
-          <w:szCs w:val="21"/>
-        </w:rPr>
-        <w:t xml:space="preserve">When </w:t>
-      </w:r>
-      <w:r>
-        <w:rPr>
-          <w:rFonts w:ascii="Consolas" w:eastAsia="Times New Roman" w:hAnsi="Consolas" w:cs="Times New Roman"/>
-          <w:color w:val="D4D4D4"/>
-          <w:sz w:val="21"/>
-          <w:szCs w:val="21"/>
-        </w:rPr>
-        <w:t xml:space="preserve">I click on the element </w:t>
-      </w:r>
-      <w:r>
-        <w:rPr>
-          <w:rFonts w:ascii="Consolas" w:eastAsia="Times New Roman" w:hAnsi="Consolas" w:cs="Times New Roman"/>
-          <w:color w:val="CE9178"/>
-          <w:sz w:val="21"/>
-          <w:szCs w:val="21"/>
-        </w:rPr>
-        <w:t>"create new contact button"</w:t>
-      </w:r>
-    </w:p>
-    <w:p>
-      <w:pPr>
-        <w:shd w:val="clear" w:color="auto" w:fill="1E1E1E"/>
-        <w:bidi w:val="0"/>
-        <w:spacing w:after="0" w:line="285" w:lineRule="atLeast"/>
-        <w:rPr>
-          <w:rFonts w:ascii="Consolas" w:eastAsia="Times New Roman" w:hAnsi="Consolas" w:cs="Times New Roman"/>
-          <w:color w:val="D4D4D4"/>
-          <w:sz w:val="21"/>
-          <w:szCs w:val="21"/>
-        </w:rPr>
-      </w:pPr>
-      <w:r>
-        <w:rPr>
-          <w:rFonts w:ascii="Consolas" w:eastAsia="Times New Roman" w:hAnsi="Consolas" w:cs="Times New Roman"/>
-          <w:color w:val="D4D4D4"/>
-          <w:sz w:val="21"/>
-          <w:szCs w:val="21"/>
-        </w:rPr>
-        <w:t xml:space="preserve">    </w:t>
-      </w:r>
-      <w:r>
-        <w:rPr>
-          <w:rFonts w:ascii="Consolas" w:eastAsia="Times New Roman" w:hAnsi="Consolas" w:cs="Times New Roman"/>
-          <w:color w:val="569CD6"/>
-          <w:sz w:val="21"/>
-          <w:szCs w:val="21"/>
-        </w:rPr>
-        <w:t xml:space="preserve">Then </w:t>
-      </w:r>
-      <w:r>
-        <w:rPr>
-          <w:rFonts w:ascii="Consolas" w:eastAsia="Times New Roman" w:hAnsi="Consolas" w:cs="Times New Roman"/>
-          <w:color w:val="D4D4D4"/>
-          <w:sz w:val="21"/>
-          <w:szCs w:val="21"/>
-        </w:rPr>
-        <w:t xml:space="preserve">the element </w:t>
-      </w:r>
-      <w:r>
-        <w:rPr>
-          <w:rFonts w:ascii="Consolas" w:eastAsia="Times New Roman" w:hAnsi="Consolas" w:cs="Times New Roman"/>
-          <w:color w:val="CE9178"/>
-          <w:sz w:val="21"/>
-          <w:szCs w:val="21"/>
-        </w:rPr>
-        <w:t>"create contact title"</w:t>
-      </w:r>
-      <w:r>
-        <w:rPr>
-          <w:rFonts w:ascii="Consolas" w:eastAsia="Times New Roman" w:hAnsi="Consolas" w:cs="Times New Roman"/>
-          <w:color w:val="D4D4D4"/>
-          <w:sz w:val="21"/>
-          <w:szCs w:val="21"/>
-        </w:rPr>
-        <w:t xml:space="preserve"> should contain the text </w:t>
-      </w:r>
-      <w:r>
-        <w:rPr>
-          <w:rFonts w:ascii="Consolas" w:eastAsia="Times New Roman" w:hAnsi="Consolas" w:cs="Times New Roman"/>
-          <w:color w:val="CE9178"/>
-          <w:sz w:val="21"/>
-          <w:szCs w:val="21"/>
-        </w:rPr>
         <w:t>"Create Contact"</w:t>
       </w:r>
     </w:p>
@@ -31995,15 +30845,7 @@
         </w:tabs>
       </w:pPr>
       <w:r>
-        <w:t xml:space="preserve">Given, And, </w:t>
-      </w:r>
-      <w:proofErr w:type="gramStart"/>
-      <w:r>
-        <w:t>When,</w:t>
-      </w:r>
-      <w:proofErr w:type="gramEnd"/>
-      <w:r>
-        <w:t xml:space="preserve"> Then, But</w:t>
+        <w:t>Given, And, When, Then, But</w:t>
       </w:r>
       <w:r>
         <w:rPr>
@@ -32065,21 +30907,7 @@
         <w:rPr>
           <w:rtl/>
         </w:rPr>
-        <w:t xml:space="preserve">בנוסף למילות המפתח שהסברנו כאן, נשים לב למשהו אחר בקובץ שלא הדגשנו, וזה הם </w:t>
-      </w:r>
-      <w:proofErr w:type="spellStart"/>
-      <w:r>
-        <w:rPr>
-          <w:rtl/>
-        </w:rPr>
-        <w:t>האנוטציות</w:t>
-      </w:r>
-      <w:proofErr w:type="spellEnd"/>
-      <w:r>
-        <w:rPr>
-          <w:rtl/>
-        </w:rPr>
-        <w:t>.</w:t>
+        <w:t>בנוסף למילות המפתח שהסברנו כאן, נשים לב למשהו אחר בקובץ שלא הדגשנו, וזה הם האנוטציות.</w:t>
       </w:r>
     </w:p>
     <w:p>
@@ -32092,21 +30920,7 @@
         <w:rPr>
           <w:rtl/>
         </w:rPr>
-        <w:t xml:space="preserve">יש לנו בקוד שתי </w:t>
-      </w:r>
-      <w:proofErr w:type="spellStart"/>
-      <w:r>
-        <w:rPr>
-          <w:rtl/>
-        </w:rPr>
-        <w:t>אנוטציות</w:t>
-      </w:r>
-      <w:proofErr w:type="spellEnd"/>
-      <w:r>
-        <w:rPr>
-          <w:rtl/>
-        </w:rPr>
-        <w:t xml:space="preserve"> עיקריות שבהם נשתמש במהלך </w:t>
+        <w:t xml:space="preserve">יש לנו בקוד שתי אנוטציות עיקריות שבהם נשתמש במהלך </w:t>
       </w:r>
       <w:r>
         <w:rPr>
@@ -32148,21 +30962,7 @@
         <w:rPr>
           <w:rtl/>
         </w:rPr>
-        <w:t xml:space="preserve"> – </w:t>
-      </w:r>
-      <w:proofErr w:type="spellStart"/>
-      <w:r>
-        <w:rPr>
-          <w:rtl/>
-        </w:rPr>
-        <w:t>אנוטציה</w:t>
-      </w:r>
-      <w:proofErr w:type="spellEnd"/>
-      <w:r>
-        <w:rPr>
-          <w:rtl/>
-        </w:rPr>
-        <w:t xml:space="preserve"> זו תהיה לפני מילת המפתח </w:t>
+        <w:t xml:space="preserve"> – אנוטציה זו תהיה לפני מילת המפתח </w:t>
       </w:r>
       <w:r>
         <w:t>Feature</w:t>
@@ -32187,21 +30987,7 @@
         <w:rPr>
           <w:rtl/>
         </w:rPr>
-        <w:t xml:space="preserve"> – </w:t>
-      </w:r>
-      <w:proofErr w:type="spellStart"/>
-      <w:r>
-        <w:rPr>
-          <w:rtl/>
-        </w:rPr>
-        <w:t>אנוטציה</w:t>
-      </w:r>
-      <w:proofErr w:type="spellEnd"/>
-      <w:r>
-        <w:rPr>
-          <w:rtl/>
-        </w:rPr>
-        <w:t xml:space="preserve"> זו תהיה לפני מילת המפתח </w:t>
+        <w:t xml:space="preserve"> – אנוטציה זו תהיה לפני מילת המפתח </w:t>
       </w:r>
       <w:r>
         <w:t>Scenario</w:t>
@@ -32210,21 +30996,7 @@
         <w:rPr>
           <w:rtl/>
         </w:rPr>
-        <w:t xml:space="preserve">, אנו נשים אותה על כל תרחיש אנחנו נרצה לבדוק, ובמידה והתרחיש כבר לא רלוונטי, נמחק משם </w:t>
-      </w:r>
-      <w:proofErr w:type="spellStart"/>
-      <w:r>
-        <w:rPr>
-          <w:rtl/>
-        </w:rPr>
-        <w:t>אנוטציה</w:t>
-      </w:r>
-      <w:proofErr w:type="spellEnd"/>
-      <w:r>
-        <w:rPr>
-          <w:rtl/>
-        </w:rPr>
-        <w:t xml:space="preserve"> זו.</w:t>
+        <w:t>, אנו נשים אותה על כל תרחיש אנחנו נרצה לבדוק, ובמידה והתרחיש כבר לא רלוונטי, נמחק משם אנוטציה זו.</w:t>
       </w:r>
     </w:p>
     <w:p>
@@ -32281,21 +31053,7 @@
         <w:rPr>
           <w:rtl/>
         </w:rPr>
-        <w:t xml:space="preserve">עכשיו, בנוסף לקובץ הזה, אנחנו צריכים להעביר לו פרמטר, וזה בדיוק </w:t>
-      </w:r>
-      <w:proofErr w:type="spellStart"/>
-      <w:r>
-        <w:rPr>
-          <w:rtl/>
-        </w:rPr>
-        <w:t>האנוטציות</w:t>
-      </w:r>
-      <w:proofErr w:type="spellEnd"/>
-      <w:r>
-        <w:rPr>
-          <w:rtl/>
-        </w:rPr>
-        <w:t xml:space="preserve"> שדיברנו עליהם.</w:t>
+        <w:t>עכשיו, בנוסף לקובץ הזה, אנחנו צריכים להעביר לו פרמטר, וזה בדיוק האנוטציות שדיברנו עליהם.</w:t>
       </w:r>
     </w:p>
     <w:p>
@@ -32397,7 +31155,7 @@
         </w:tabs>
         <w:bidi w:val="0"/>
       </w:pPr>
-      <w:hyperlink r:id="rId46">
+      <w:hyperlink r:id="rId45">
         <w:r>
           <w:rPr>
             <w:color w:val="0563C1"/>
@@ -32615,7 +31373,7 @@
                     <pic:cNvPicPr/>
                   </pic:nvPicPr>
                   <pic:blipFill>
-                    <a:blip r:embed="rId47"/>
+                    <a:blip r:embed="rId46"/>
                     <a:stretch>
                       <a:fillRect/>
                     </a:stretch>
@@ -32787,13 +31545,8 @@
         <w:t xml:space="preserve">פתחו את הקובץ </w:t>
       </w:r>
       <w:r>
-        <w:t>click-</w:t>
-      </w:r>
-      <w:proofErr w:type="spellStart"/>
-      <w:r>
-        <w:t>element.ts</w:t>
-      </w:r>
-      <w:proofErr w:type="spellEnd"/>
+        <w:t>click-element.ts</w:t>
+      </w:r>
     </w:p>
     <w:p>
       <w:pPr>
@@ -32963,19 +31716,21 @@
           <w:sz w:val="21"/>
           <w:szCs w:val="21"/>
         </w:rPr>
-        <w:t xml:space="preserve">: </w:t>
-      </w:r>
-      <w:proofErr w:type="spellStart"/>
-      <w:r>
+        <w:t>: ScenarioWorld, elementKey: string) {</w:t>
+      </w:r>
+    </w:p>
+    <w:p>
+      <w:pPr>
+        <w:shd w:val="clear" w:color="auto" w:fill="1E1E1E"/>
+        <w:bidi w:val="0"/>
+        <w:spacing w:after="0" w:line="285" w:lineRule="atLeast"/>
         <w:rPr>
           <w:rFonts w:ascii="Consolas" w:eastAsia="Times New Roman" w:hAnsi="Consolas" w:cs="Times New Roman"/>
           <w:color w:val="D4D4D4"/>
           <w:sz w:val="21"/>
           <w:szCs w:val="21"/>
         </w:rPr>
-        <w:t>ScenarioWorld</w:t>
-      </w:r>
-      <w:proofErr w:type="spellEnd"/>
+      </w:pPr>
       <w:r>
         <w:rPr>
           <w:rFonts w:ascii="Consolas" w:eastAsia="Times New Roman" w:hAnsi="Consolas" w:cs="Times New Roman"/>
@@ -32983,9 +31738,17 @@
           <w:sz w:val="21"/>
           <w:szCs w:val="21"/>
         </w:rPr>
-        <w:t xml:space="preserve">, </w:t>
-      </w:r>
-      <w:proofErr w:type="spellStart"/>
+        <w:t xml:space="preserve">        </w:t>
+      </w:r>
+      <w:r>
+        <w:rPr>
+          <w:rFonts w:ascii="Consolas" w:eastAsia="Times New Roman" w:hAnsi="Consolas" w:cs="Times New Roman"/>
+          <w:color w:val="569CD6"/>
+          <w:sz w:val="21"/>
+          <w:szCs w:val="21"/>
+        </w:rPr>
+        <w:t>const</w:t>
+      </w:r>
       <w:r>
         <w:rPr>
           <w:rFonts w:ascii="Consolas" w:eastAsia="Times New Roman" w:hAnsi="Consolas" w:cs="Times New Roman"/>
@@ -32993,42 +31756,61 @@
           <w:sz w:val="21"/>
           <w:szCs w:val="21"/>
         </w:rPr>
-        <w:t>elementKey</w:t>
-      </w:r>
-      <w:proofErr w:type="spellEnd"/>
-      <w:r>
+        <w:t xml:space="preserve"> {screen: {page}, globalConfig} = </w:t>
+      </w:r>
+      <w:r>
+        <w:rPr>
+          <w:rFonts w:ascii="Consolas" w:eastAsia="Times New Roman" w:hAnsi="Consolas" w:cs="Times New Roman"/>
+          <w:color w:val="569CD6"/>
+          <w:sz w:val="21"/>
+          <w:szCs w:val="21"/>
+        </w:rPr>
+        <w:t>this</w:t>
+      </w:r>
+    </w:p>
+    <w:p>
+      <w:pPr>
+        <w:shd w:val="clear" w:color="auto" w:fill="1E1E1E"/>
+        <w:bidi w:val="0"/>
+        <w:spacing w:after="0" w:line="285" w:lineRule="atLeast"/>
         <w:rPr>
           <w:rFonts w:ascii="Consolas" w:eastAsia="Times New Roman" w:hAnsi="Consolas" w:cs="Times New Roman"/>
           <w:color w:val="D4D4D4"/>
           <w:sz w:val="21"/>
           <w:szCs w:val="21"/>
         </w:rPr>
-        <w:t xml:space="preserve">: </w:t>
-      </w:r>
-      <w:proofErr w:type="gramStart"/>
-      <w:r>
+      </w:pPr>
+    </w:p>
+    <w:p>
+      <w:pPr>
+        <w:shd w:val="clear" w:color="auto" w:fill="1E1E1E"/>
+        <w:bidi w:val="0"/>
+        <w:spacing w:after="0" w:line="285" w:lineRule="atLeast"/>
         <w:rPr>
           <w:rFonts w:ascii="Consolas" w:eastAsia="Times New Roman" w:hAnsi="Consolas" w:cs="Times New Roman"/>
           <w:color w:val="D4D4D4"/>
           <w:sz w:val="21"/>
           <w:szCs w:val="21"/>
         </w:rPr>
-        <w:t>string) {</w:t>
-      </w:r>
-      <w:proofErr w:type="gramEnd"/>
-    </w:p>
-    <w:p>
-      <w:pPr>
-        <w:shd w:val="clear" w:color="auto" w:fill="1E1E1E"/>
-        <w:bidi w:val="0"/>
-        <w:spacing w:after="0" w:line="285" w:lineRule="atLeast"/>
+      </w:pPr>
+      <w:r>
         <w:rPr>
           <w:rFonts w:ascii="Consolas" w:eastAsia="Times New Roman" w:hAnsi="Consolas" w:cs="Times New Roman"/>
           <w:color w:val="D4D4D4"/>
           <w:sz w:val="21"/>
           <w:szCs w:val="21"/>
         </w:rPr>
-      </w:pPr>
+        <w:t xml:space="preserve">        </w:t>
+      </w:r>
+      <w:r>
+        <w:rPr>
+          <w:rFonts w:ascii="Consolas" w:eastAsia="Times New Roman" w:hAnsi="Consolas" w:cs="Times New Roman"/>
+          <w:color w:val="569CD6"/>
+          <w:sz w:val="21"/>
+          <w:szCs w:val="21"/>
+        </w:rPr>
+        <w:t>const</w:t>
+      </w:r>
       <w:r>
         <w:rPr>
           <w:rFonts w:ascii="Consolas" w:eastAsia="Times New Roman" w:hAnsi="Consolas" w:cs="Times New Roman"/>
@@ -33036,6 +31818,28 @@
           <w:sz w:val="21"/>
           <w:szCs w:val="21"/>
         </w:rPr>
+        <w:t xml:space="preserve"> element = getElement(page, elementKey, globalConfig)</w:t>
+      </w:r>
+    </w:p>
+    <w:p>
+      <w:pPr>
+        <w:shd w:val="clear" w:color="auto" w:fill="1E1E1E"/>
+        <w:bidi w:val="0"/>
+        <w:spacing w:after="0" w:line="285" w:lineRule="atLeast"/>
+        <w:rPr>
+          <w:rFonts w:ascii="Consolas" w:eastAsia="Times New Roman" w:hAnsi="Consolas" w:cs="Times New Roman"/>
+          <w:color w:val="D4D4D4"/>
+          <w:sz w:val="21"/>
+          <w:szCs w:val="21"/>
+        </w:rPr>
+      </w:pPr>
+      <w:r>
+        <w:rPr>
+          <w:rFonts w:ascii="Consolas" w:eastAsia="Times New Roman" w:hAnsi="Consolas" w:cs="Times New Roman"/>
+          <w:color w:val="D4D4D4"/>
+          <w:sz w:val="21"/>
+          <w:szCs w:val="21"/>
+        </w:rPr>
         <w:t xml:space="preserve">        </w:t>
       </w:r>
       <w:r>
@@ -33045,7 +31849,7 @@
           <w:sz w:val="21"/>
           <w:szCs w:val="21"/>
         </w:rPr>
-        <w:t>const</w:t>
+        <w:t>await</w:t>
       </w:r>
       <w:r>
         <w:rPr>
@@ -33054,19 +31858,21 @@
           <w:sz w:val="21"/>
           <w:szCs w:val="21"/>
         </w:rPr>
-        <w:t xml:space="preserve"> {screen: {</w:t>
-      </w:r>
-      <w:proofErr w:type="gramStart"/>
-      <w:r>
+        <w:t xml:space="preserve"> element.click()</w:t>
+      </w:r>
+    </w:p>
+    <w:p>
+      <w:pPr>
+        <w:shd w:val="clear" w:color="auto" w:fill="1E1E1E"/>
+        <w:bidi w:val="0"/>
+        <w:spacing w:after="0" w:line="285" w:lineRule="atLeast"/>
         <w:rPr>
           <w:rFonts w:ascii="Consolas" w:eastAsia="Times New Roman" w:hAnsi="Consolas" w:cs="Times New Roman"/>
           <w:color w:val="D4D4D4"/>
           <w:sz w:val="21"/>
           <w:szCs w:val="21"/>
         </w:rPr>
-        <w:t>page},</w:t>
-      </w:r>
-      <w:proofErr w:type="gramEnd"/>
+      </w:pPr>
       <w:r>
         <w:rPr>
           <w:rFonts w:ascii="Consolas" w:eastAsia="Times New Roman" w:hAnsi="Consolas" w:cs="Times New Roman"/>
@@ -33074,19 +31880,21 @@
           <w:sz w:val="21"/>
           <w:szCs w:val="21"/>
         </w:rPr>
-        <w:t xml:space="preserve"> </w:t>
-      </w:r>
-      <w:proofErr w:type="spellStart"/>
-      <w:r>
+        <w:t>    }</w:t>
+      </w:r>
+    </w:p>
+    <w:p>
+      <w:pPr>
+        <w:shd w:val="clear" w:color="auto" w:fill="1E1E1E"/>
+        <w:bidi w:val="0"/>
+        <w:spacing w:after="0" w:line="285" w:lineRule="atLeast"/>
         <w:rPr>
           <w:rFonts w:ascii="Consolas" w:eastAsia="Times New Roman" w:hAnsi="Consolas" w:cs="Times New Roman"/>
           <w:color w:val="D4D4D4"/>
           <w:sz w:val="21"/>
           <w:szCs w:val="21"/>
         </w:rPr>
-        <w:t>globalConfig</w:t>
-      </w:r>
-      <w:proofErr w:type="spellEnd"/>
+      </w:pPr>
       <w:r>
         <w:rPr>
           <w:rFonts w:ascii="Consolas" w:eastAsia="Times New Roman" w:hAnsi="Consolas" w:cs="Times New Roman"/>
@@ -33094,232 +31902,6 @@
           <w:sz w:val="21"/>
           <w:szCs w:val="21"/>
         </w:rPr>
-        <w:t xml:space="preserve">} = </w:t>
-      </w:r>
-      <w:r>
-        <w:rPr>
-          <w:rFonts w:ascii="Consolas" w:eastAsia="Times New Roman" w:hAnsi="Consolas" w:cs="Times New Roman"/>
-          <w:color w:val="569CD6"/>
-          <w:sz w:val="21"/>
-          <w:szCs w:val="21"/>
-        </w:rPr>
-        <w:t>this</w:t>
-      </w:r>
-    </w:p>
-    <w:p>
-      <w:pPr>
-        <w:shd w:val="clear" w:color="auto" w:fill="1E1E1E"/>
-        <w:bidi w:val="0"/>
-        <w:spacing w:after="0" w:line="285" w:lineRule="atLeast"/>
-        <w:rPr>
-          <w:rFonts w:ascii="Consolas" w:eastAsia="Times New Roman" w:hAnsi="Consolas" w:cs="Times New Roman"/>
-          <w:color w:val="D4D4D4"/>
-          <w:sz w:val="21"/>
-          <w:szCs w:val="21"/>
-        </w:rPr>
-      </w:pPr>
-    </w:p>
-    <w:p>
-      <w:pPr>
-        <w:shd w:val="clear" w:color="auto" w:fill="1E1E1E"/>
-        <w:bidi w:val="0"/>
-        <w:spacing w:after="0" w:line="285" w:lineRule="atLeast"/>
-        <w:rPr>
-          <w:rFonts w:ascii="Consolas" w:eastAsia="Times New Roman" w:hAnsi="Consolas" w:cs="Times New Roman"/>
-          <w:color w:val="D4D4D4"/>
-          <w:sz w:val="21"/>
-          <w:szCs w:val="21"/>
-        </w:rPr>
-      </w:pPr>
-      <w:r>
-        <w:rPr>
-          <w:rFonts w:ascii="Consolas" w:eastAsia="Times New Roman" w:hAnsi="Consolas" w:cs="Times New Roman"/>
-          <w:color w:val="D4D4D4"/>
-          <w:sz w:val="21"/>
-          <w:szCs w:val="21"/>
-        </w:rPr>
-        <w:t xml:space="preserve">        </w:t>
-      </w:r>
-      <w:r>
-        <w:rPr>
-          <w:rFonts w:ascii="Consolas" w:eastAsia="Times New Roman" w:hAnsi="Consolas" w:cs="Times New Roman"/>
-          <w:color w:val="569CD6"/>
-          <w:sz w:val="21"/>
-          <w:szCs w:val="21"/>
-        </w:rPr>
-        <w:t>const</w:t>
-      </w:r>
-      <w:r>
-        <w:rPr>
-          <w:rFonts w:ascii="Consolas" w:eastAsia="Times New Roman" w:hAnsi="Consolas" w:cs="Times New Roman"/>
-          <w:color w:val="D4D4D4"/>
-          <w:sz w:val="21"/>
-          <w:szCs w:val="21"/>
-        </w:rPr>
-        <w:t xml:space="preserve"> element = </w:t>
-      </w:r>
-      <w:proofErr w:type="spellStart"/>
-      <w:r>
-        <w:rPr>
-          <w:rFonts w:ascii="Consolas" w:eastAsia="Times New Roman" w:hAnsi="Consolas" w:cs="Times New Roman"/>
-          <w:color w:val="D4D4D4"/>
-          <w:sz w:val="21"/>
-          <w:szCs w:val="21"/>
-        </w:rPr>
-        <w:t>getElement</w:t>
-      </w:r>
-      <w:proofErr w:type="spellEnd"/>
-      <w:r>
-        <w:rPr>
-          <w:rFonts w:ascii="Consolas" w:eastAsia="Times New Roman" w:hAnsi="Consolas" w:cs="Times New Roman"/>
-          <w:color w:val="D4D4D4"/>
-          <w:sz w:val="21"/>
-          <w:szCs w:val="21"/>
-        </w:rPr>
-        <w:t xml:space="preserve">(page, </w:t>
-      </w:r>
-      <w:proofErr w:type="spellStart"/>
-      <w:r>
-        <w:rPr>
-          <w:rFonts w:ascii="Consolas" w:eastAsia="Times New Roman" w:hAnsi="Consolas" w:cs="Times New Roman"/>
-          <w:color w:val="D4D4D4"/>
-          <w:sz w:val="21"/>
-          <w:szCs w:val="21"/>
-        </w:rPr>
-        <w:t>elementKey</w:t>
-      </w:r>
-      <w:proofErr w:type="spellEnd"/>
-      <w:r>
-        <w:rPr>
-          <w:rFonts w:ascii="Consolas" w:eastAsia="Times New Roman" w:hAnsi="Consolas" w:cs="Times New Roman"/>
-          <w:color w:val="D4D4D4"/>
-          <w:sz w:val="21"/>
-          <w:szCs w:val="21"/>
-        </w:rPr>
-        <w:t xml:space="preserve">, </w:t>
-      </w:r>
-      <w:proofErr w:type="spellStart"/>
-      <w:r>
-        <w:rPr>
-          <w:rFonts w:ascii="Consolas" w:eastAsia="Times New Roman" w:hAnsi="Consolas" w:cs="Times New Roman"/>
-          <w:color w:val="D4D4D4"/>
-          <w:sz w:val="21"/>
-          <w:szCs w:val="21"/>
-        </w:rPr>
-        <w:t>globalConfig</w:t>
-      </w:r>
-      <w:proofErr w:type="spellEnd"/>
-      <w:r>
-        <w:rPr>
-          <w:rFonts w:ascii="Consolas" w:eastAsia="Times New Roman" w:hAnsi="Consolas" w:cs="Times New Roman"/>
-          <w:color w:val="D4D4D4"/>
-          <w:sz w:val="21"/>
-          <w:szCs w:val="21"/>
-        </w:rPr>
-        <w:t>)</w:t>
-      </w:r>
-    </w:p>
-    <w:p>
-      <w:pPr>
-        <w:shd w:val="clear" w:color="auto" w:fill="1E1E1E"/>
-        <w:bidi w:val="0"/>
-        <w:spacing w:after="0" w:line="285" w:lineRule="atLeast"/>
-        <w:rPr>
-          <w:rFonts w:ascii="Consolas" w:eastAsia="Times New Roman" w:hAnsi="Consolas" w:cs="Times New Roman"/>
-          <w:color w:val="D4D4D4"/>
-          <w:sz w:val="21"/>
-          <w:szCs w:val="21"/>
-        </w:rPr>
-      </w:pPr>
-      <w:r>
-        <w:rPr>
-          <w:rFonts w:ascii="Consolas" w:eastAsia="Times New Roman" w:hAnsi="Consolas" w:cs="Times New Roman"/>
-          <w:color w:val="D4D4D4"/>
-          <w:sz w:val="21"/>
-          <w:szCs w:val="21"/>
-        </w:rPr>
-        <w:t xml:space="preserve">        </w:t>
-      </w:r>
-      <w:r>
-        <w:rPr>
-          <w:rFonts w:ascii="Consolas" w:eastAsia="Times New Roman" w:hAnsi="Consolas" w:cs="Times New Roman"/>
-          <w:color w:val="569CD6"/>
-          <w:sz w:val="21"/>
-          <w:szCs w:val="21"/>
-        </w:rPr>
-        <w:t>await</w:t>
-      </w:r>
-      <w:r>
-        <w:rPr>
-          <w:rFonts w:ascii="Consolas" w:eastAsia="Times New Roman" w:hAnsi="Consolas" w:cs="Times New Roman"/>
-          <w:color w:val="D4D4D4"/>
-          <w:sz w:val="21"/>
-          <w:szCs w:val="21"/>
-        </w:rPr>
-        <w:t xml:space="preserve"> </w:t>
-      </w:r>
-      <w:proofErr w:type="spellStart"/>
-      <w:r>
-        <w:rPr>
-          <w:rFonts w:ascii="Consolas" w:eastAsia="Times New Roman" w:hAnsi="Consolas" w:cs="Times New Roman"/>
-          <w:color w:val="D4D4D4"/>
-          <w:sz w:val="21"/>
-          <w:szCs w:val="21"/>
-        </w:rPr>
-        <w:t>element.click</w:t>
-      </w:r>
-      <w:proofErr w:type="spellEnd"/>
-      <w:r>
-        <w:rPr>
-          <w:rFonts w:ascii="Consolas" w:eastAsia="Times New Roman" w:hAnsi="Consolas" w:cs="Times New Roman"/>
-          <w:color w:val="D4D4D4"/>
-          <w:sz w:val="21"/>
-          <w:szCs w:val="21"/>
-        </w:rPr>
-        <w:t>()</w:t>
-      </w:r>
-    </w:p>
-    <w:p>
-      <w:pPr>
-        <w:shd w:val="clear" w:color="auto" w:fill="1E1E1E"/>
-        <w:bidi w:val="0"/>
-        <w:spacing w:after="0" w:line="285" w:lineRule="atLeast"/>
-        <w:rPr>
-          <w:rFonts w:ascii="Consolas" w:eastAsia="Times New Roman" w:hAnsi="Consolas" w:cs="Times New Roman"/>
-          <w:color w:val="D4D4D4"/>
-          <w:sz w:val="21"/>
-          <w:szCs w:val="21"/>
-        </w:rPr>
-      </w:pPr>
-      <w:r>
-        <w:rPr>
-          <w:rFonts w:ascii="Consolas" w:eastAsia="Times New Roman" w:hAnsi="Consolas" w:cs="Times New Roman"/>
-          <w:color w:val="D4D4D4"/>
-          <w:sz w:val="21"/>
-          <w:szCs w:val="21"/>
-        </w:rPr>
-        <w:t>    }</w:t>
-      </w:r>
-    </w:p>
-    <w:p>
-      <w:pPr>
-        <w:shd w:val="clear" w:color="auto" w:fill="1E1E1E"/>
-        <w:bidi w:val="0"/>
-        <w:spacing w:after="0" w:line="285" w:lineRule="atLeast"/>
-        <w:rPr>
-          <w:rFonts w:ascii="Consolas" w:eastAsia="Times New Roman" w:hAnsi="Consolas" w:cs="Times New Roman"/>
-          <w:color w:val="D4D4D4"/>
-          <w:sz w:val="21"/>
-          <w:szCs w:val="21"/>
-        </w:rPr>
-      </w:pPr>
-      <w:r>
-        <w:rPr>
-          <w:rFonts w:ascii="Consolas" w:eastAsia="Times New Roman" w:hAnsi="Consolas" w:cs="Times New Roman"/>
-          <w:color w:val="D4D4D4"/>
-          <w:sz w:val="21"/>
-          <w:szCs w:val="21"/>
-        </w:rPr>
         <w:t>)</w:t>
       </w:r>
     </w:p>
@@ -33416,11 +31998,9 @@
         </w:rPr>
         <w:t xml:space="preserve">, השם של הצעד חייב להיות אחד לאחד כמו שהוא כתוב בקובץ ה </w:t>
       </w:r>
-      <w:proofErr w:type="spellStart"/>
       <w:r>
         <w:t>ts</w:t>
       </w:r>
-      <w:proofErr w:type="spellEnd"/>
       <w:r>
         <w:rPr>
           <w:rtl/>
@@ -33656,11 +32236,9 @@
         </w:rPr>
         <w:t xml:space="preserve">קובץ מאוד חשוב שיש לנו הוא ה </w:t>
       </w:r>
-      <w:proofErr w:type="spellStart"/>
       <w:r>
         <w:t>world.ts</w:t>
       </w:r>
-      <w:proofErr w:type="spellEnd"/>
     </w:p>
     <w:p>
       <w:pPr>
@@ -33674,11 +32252,9 @@
         </w:rPr>
         <w:t xml:space="preserve">בקובץ זה יש לנו מחלקה שנקראת </w:t>
       </w:r>
-      <w:proofErr w:type="spellStart"/>
       <w:r>
         <w:t>ScenarioWorld</w:t>
       </w:r>
-      <w:proofErr w:type="spellEnd"/>
       <w:r>
         <w:rPr>
           <w:rtl/>
@@ -33736,7 +32312,6 @@
       </w:pPr>
       <w:bookmarkStart w:id="140" w:name="_heading=h.3vac5uf" w:colFirst="0" w:colLast="0"/>
       <w:bookmarkEnd w:id="140"/>
-      <w:proofErr w:type="spellStart"/>
       <w:r>
         <w:rPr>
           <w:rFonts w:ascii="Consolas" w:eastAsia="Times New Roman" w:hAnsi="Consolas" w:cs="Times New Roman"/>
@@ -33744,19 +32319,44 @@
           <w:sz w:val="21"/>
           <w:szCs w:val="21"/>
         </w:rPr>
-        <w:t>setWorldConstructor</w:t>
-      </w:r>
-      <w:proofErr w:type="spellEnd"/>
-      <w:r>
+        <w:t>setWorldConstructor(ScenarioWorld)</w:t>
+      </w:r>
+    </w:p>
+    <w:p>
+      <w:pPr>
+        <w:tabs>
+          <w:tab w:val="left" w:pos="1238"/>
+        </w:tabs>
+        <w:rPr>
+          <w:rtl/>
+        </w:rPr>
+      </w:pPr>
+    </w:p>
+    <w:p>
+      <w:pPr>
+        <w:tabs>
+          <w:tab w:val="left" w:pos="1238"/>
+        </w:tabs>
+      </w:pPr>
+      <w:r>
+        <w:rPr>
+          <w:rtl/>
+        </w:rPr>
+        <w:t>בואו נסתכל שוב על הצעד למעלה</w:t>
+      </w:r>
+    </w:p>
+    <w:p>
+      <w:pPr>
+        <w:shd w:val="clear" w:color="auto" w:fill="1E1E1E"/>
+        <w:bidi w:val="0"/>
+        <w:spacing w:after="0" w:line="285" w:lineRule="atLeast"/>
         <w:rPr>
           <w:rFonts w:ascii="Consolas" w:eastAsia="Times New Roman" w:hAnsi="Consolas" w:cs="Times New Roman"/>
           <w:color w:val="D4D4D4"/>
           <w:sz w:val="21"/>
           <w:szCs w:val="21"/>
         </w:rPr>
-        <w:t>(</w:t>
-      </w:r>
-      <w:proofErr w:type="spellStart"/>
+      </w:pPr>
       <w:r>
         <w:rPr>
           <w:rFonts w:ascii="Consolas" w:eastAsia="Times New Roman" w:hAnsi="Consolas" w:cs="Times New Roman"/>
@@ -33764,9 +32364,35 @@
           <w:sz w:val="21"/>
           <w:szCs w:val="21"/>
         </w:rPr>
-        <w:t>ScenarioWorld</w:t>
-      </w:r>
-      <w:proofErr w:type="spellEnd"/>
+        <w:t>When(</w:t>
+      </w:r>
+      <w:r>
+        <w:rPr>
+          <w:rFonts w:ascii="Consolas" w:eastAsia="Times New Roman" w:hAnsi="Consolas" w:cs="Times New Roman"/>
+          <w:color w:val="D16969"/>
+          <w:sz w:val="21"/>
+          <w:szCs w:val="21"/>
+        </w:rPr>
+        <w:t>/</w:t>
+      </w:r>
+      <w:r>
+        <w:rPr>
+          <w:rFonts w:ascii="Consolas" w:eastAsia="Times New Roman" w:hAnsi="Consolas" w:cs="Times New Roman"/>
+          <w:color w:val="569CD6"/>
+          <w:sz w:val="21"/>
+          <w:szCs w:val="21"/>
+        </w:rPr>
+        <w:t>^</w:t>
+      </w:r>
+      <w:r>
+        <w:rPr>
+          <w:rFonts w:ascii="Consolas" w:eastAsia="Times New Roman" w:hAnsi="Consolas" w:cs="Times New Roman"/>
+          <w:color w:val="D16969"/>
+          <w:sz w:val="21"/>
+          <w:szCs w:val="21"/>
+        </w:rPr>
+        <w:t>I click on the element "(.</w:t>
+      </w:r>
       <w:r>
         <w:rPr>
           <w:rFonts w:ascii="Consolas" w:eastAsia="Times New Roman" w:hAnsi="Consolas" w:cs="Times New Roman"/>
@@ -33774,61 +32400,65 @@
           <w:sz w:val="21"/>
           <w:szCs w:val="21"/>
         </w:rPr>
-        <w:t>)</w:t>
-      </w:r>
-    </w:p>
-    <w:p>
-      <w:pPr>
-        <w:tabs>
-          <w:tab w:val="left" w:pos="1238"/>
-        </w:tabs>
-        <w:rPr>
-          <w:rtl/>
-        </w:rPr>
-      </w:pPr>
-    </w:p>
-    <w:p>
-      <w:pPr>
-        <w:tabs>
-          <w:tab w:val="left" w:pos="1238"/>
-        </w:tabs>
-      </w:pPr>
-      <w:r>
-        <w:rPr>
-          <w:rtl/>
-        </w:rPr>
-        <w:t>בואו נסתכל שוב על הצעד למעלה</w:t>
-      </w:r>
-    </w:p>
-    <w:p>
-      <w:pPr>
-        <w:shd w:val="clear" w:color="auto" w:fill="1E1E1E"/>
-        <w:bidi w:val="0"/>
-        <w:spacing w:after="0" w:line="285" w:lineRule="atLeast"/>
+        <w:t>*</w:t>
+      </w:r>
+      <w:r>
+        <w:rPr>
+          <w:rFonts w:ascii="Consolas" w:eastAsia="Times New Roman" w:hAnsi="Consolas" w:cs="Times New Roman"/>
+          <w:color w:val="D16969"/>
+          <w:sz w:val="21"/>
+          <w:szCs w:val="21"/>
+        </w:rPr>
+        <w:t>)"</w:t>
+      </w:r>
+      <w:r>
+        <w:rPr>
+          <w:rFonts w:ascii="Consolas" w:eastAsia="Times New Roman" w:hAnsi="Consolas" w:cs="Times New Roman"/>
+          <w:color w:val="569CD6"/>
+          <w:sz w:val="21"/>
+          <w:szCs w:val="21"/>
+        </w:rPr>
+        <w:t>$</w:t>
+      </w:r>
+      <w:r>
+        <w:rPr>
+          <w:rFonts w:ascii="Consolas" w:eastAsia="Times New Roman" w:hAnsi="Consolas" w:cs="Times New Roman"/>
+          <w:color w:val="D16969"/>
+          <w:sz w:val="21"/>
+          <w:szCs w:val="21"/>
+        </w:rPr>
+        <w:t>/</w:t>
+      </w:r>
+      <w:r>
         <w:rPr>
           <w:rFonts w:ascii="Consolas" w:eastAsia="Times New Roman" w:hAnsi="Consolas" w:cs="Times New Roman"/>
           <w:color w:val="D4D4D4"/>
           <w:sz w:val="21"/>
           <w:szCs w:val="21"/>
         </w:rPr>
-      </w:pPr>
-      <w:r>
+        <w:t xml:space="preserve">, </w:t>
+      </w:r>
+    </w:p>
+    <w:p>
+      <w:pPr>
+        <w:shd w:val="clear" w:color="auto" w:fill="1E1E1E"/>
+        <w:bidi w:val="0"/>
+        <w:spacing w:after="0" w:line="285" w:lineRule="atLeast"/>
         <w:rPr>
           <w:rFonts w:ascii="Consolas" w:eastAsia="Times New Roman" w:hAnsi="Consolas" w:cs="Times New Roman"/>
           <w:color w:val="D4D4D4"/>
           <w:sz w:val="21"/>
           <w:szCs w:val="21"/>
         </w:rPr>
-        <w:t>When(</w:t>
-      </w:r>
+      </w:pPr>
       <w:r>
         <w:rPr>
           <w:rFonts w:ascii="Consolas" w:eastAsia="Times New Roman" w:hAnsi="Consolas" w:cs="Times New Roman"/>
-          <w:color w:val="D16969"/>
+          <w:color w:val="D4D4D4"/>
           <w:sz w:val="21"/>
           <w:szCs w:val="21"/>
         </w:rPr>
-        <w:t>/</w:t>
+        <w:t xml:space="preserve">    </w:t>
       </w:r>
       <w:r>
         <w:rPr>
@@ -33837,16 +32467,7 @@
           <w:sz w:val="21"/>
           <w:szCs w:val="21"/>
         </w:rPr>
-        <w:t>^</w:t>
-      </w:r>
-      <w:r>
-        <w:rPr>
-          <w:rFonts w:ascii="Consolas" w:eastAsia="Times New Roman" w:hAnsi="Consolas" w:cs="Times New Roman"/>
-          <w:color w:val="D16969"/>
-          <w:sz w:val="21"/>
-          <w:szCs w:val="21"/>
-        </w:rPr>
-        <w:t>I click on the element "(.</w:t>
+        <w:t>async</w:t>
       </w:r>
       <w:r>
         <w:rPr>
@@ -33855,16 +32476,7 @@
           <w:sz w:val="21"/>
           <w:szCs w:val="21"/>
         </w:rPr>
-        <w:t>*</w:t>
-      </w:r>
-      <w:r>
-        <w:rPr>
-          <w:rFonts w:ascii="Consolas" w:eastAsia="Times New Roman" w:hAnsi="Consolas" w:cs="Times New Roman"/>
-          <w:color w:val="D16969"/>
-          <w:sz w:val="21"/>
-          <w:szCs w:val="21"/>
-        </w:rPr>
-        <w:t>)"</w:t>
+        <w:t xml:space="preserve"> </w:t>
       </w:r>
       <w:r>
         <w:rPr>
@@ -33873,16 +32485,7 @@
           <w:sz w:val="21"/>
           <w:szCs w:val="21"/>
         </w:rPr>
-        <w:t>$</w:t>
-      </w:r>
-      <w:r>
-        <w:rPr>
-          <w:rFonts w:ascii="Consolas" w:eastAsia="Times New Roman" w:hAnsi="Consolas" w:cs="Times New Roman"/>
-          <w:color w:val="D16969"/>
-          <w:sz w:val="21"/>
-          <w:szCs w:val="21"/>
-        </w:rPr>
-        <w:t>/</w:t>
+        <w:t>function</w:t>
       </w:r>
       <w:r>
         <w:rPr>
@@ -33891,29 +32494,47 @@
           <w:sz w:val="21"/>
           <w:szCs w:val="21"/>
         </w:rPr>
-        <w:t xml:space="preserve">, </w:t>
-      </w:r>
-    </w:p>
-    <w:p>
-      <w:pPr>
-        <w:shd w:val="clear" w:color="auto" w:fill="1E1E1E"/>
-        <w:bidi w:val="0"/>
-        <w:spacing w:after="0" w:line="285" w:lineRule="atLeast"/>
+        <w:t xml:space="preserve"> (</w:t>
+      </w:r>
+      <w:r>
+        <w:rPr>
+          <w:rFonts w:ascii="Consolas" w:eastAsia="Times New Roman" w:hAnsi="Consolas" w:cs="Times New Roman"/>
+          <w:color w:val="569CD6"/>
+          <w:sz w:val="21"/>
+          <w:szCs w:val="21"/>
+        </w:rPr>
+        <w:t>this</w:t>
+      </w:r>
+      <w:r>
         <w:rPr>
           <w:rFonts w:ascii="Consolas" w:eastAsia="Times New Roman" w:hAnsi="Consolas" w:cs="Times New Roman"/>
           <w:color w:val="D4D4D4"/>
           <w:sz w:val="21"/>
           <w:szCs w:val="21"/>
         </w:rPr>
-      </w:pPr>
-      <w:r>
+        <w:t>: ScenarioWorld, elementKey: string) {</w:t>
+      </w:r>
+    </w:p>
+    <w:p>
+      <w:pPr>
+        <w:shd w:val="clear" w:color="auto" w:fill="1E1E1E"/>
+        <w:bidi w:val="0"/>
+        <w:spacing w:after="0" w:line="285" w:lineRule="atLeast"/>
         <w:rPr>
           <w:rFonts w:ascii="Consolas" w:eastAsia="Times New Roman" w:hAnsi="Consolas" w:cs="Times New Roman"/>
           <w:color w:val="D4D4D4"/>
           <w:sz w:val="21"/>
           <w:szCs w:val="21"/>
         </w:rPr>
-        <w:t xml:space="preserve">    </w:t>
+      </w:pPr>
+      <w:r>
+        <w:rPr>
+          <w:rFonts w:ascii="Consolas" w:eastAsia="Times New Roman" w:hAnsi="Consolas" w:cs="Times New Roman"/>
+          <w:color w:val="D4D4D4"/>
+          <w:sz w:val="21"/>
+          <w:szCs w:val="21"/>
+        </w:rPr>
+        <w:t xml:space="preserve">        </w:t>
       </w:r>
       <w:r>
         <w:rPr>
@@ -33922,7 +32543,7 @@
           <w:sz w:val="21"/>
           <w:szCs w:val="21"/>
         </w:rPr>
-        <w:t>async</w:t>
+        <w:t>const</w:t>
       </w:r>
       <w:r>
         <w:rPr>
@@ -33931,7 +32552,7 @@
           <w:sz w:val="21"/>
           <w:szCs w:val="21"/>
         </w:rPr>
-        <w:t xml:space="preserve"> </w:t>
+        <w:t xml:space="preserve"> {screen: {page}, globalConfig} = </w:t>
       </w:r>
       <w:r>
         <w:rPr>
@@ -33940,16 +32561,42 @@
           <w:sz w:val="21"/>
           <w:szCs w:val="21"/>
         </w:rPr>
-        <w:t>function</w:t>
-      </w:r>
-      <w:r>
+        <w:t>this</w:t>
+      </w:r>
+    </w:p>
+    <w:p>
+      <w:pPr>
+        <w:shd w:val="clear" w:color="auto" w:fill="1E1E1E"/>
+        <w:bidi w:val="0"/>
+        <w:spacing w:after="0" w:line="285" w:lineRule="atLeast"/>
         <w:rPr>
           <w:rFonts w:ascii="Consolas" w:eastAsia="Times New Roman" w:hAnsi="Consolas" w:cs="Times New Roman"/>
           <w:color w:val="D4D4D4"/>
           <w:sz w:val="21"/>
           <w:szCs w:val="21"/>
         </w:rPr>
-        <w:t xml:space="preserve"> (</w:t>
+      </w:pPr>
+    </w:p>
+    <w:p>
+      <w:pPr>
+        <w:shd w:val="clear" w:color="auto" w:fill="1E1E1E"/>
+        <w:bidi w:val="0"/>
+        <w:spacing w:after="0" w:line="285" w:lineRule="atLeast"/>
+        <w:rPr>
+          <w:rFonts w:ascii="Consolas" w:eastAsia="Times New Roman" w:hAnsi="Consolas" w:cs="Times New Roman"/>
+          <w:color w:val="D4D4D4"/>
+          <w:sz w:val="21"/>
+          <w:szCs w:val="21"/>
+        </w:rPr>
+      </w:pPr>
+      <w:r>
+        <w:rPr>
+          <w:rFonts w:ascii="Consolas" w:eastAsia="Times New Roman" w:hAnsi="Consolas" w:cs="Times New Roman"/>
+          <w:color w:val="D4D4D4"/>
+          <w:sz w:val="21"/>
+          <w:szCs w:val="21"/>
+        </w:rPr>
+        <w:t xml:space="preserve">        </w:t>
       </w:r>
       <w:r>
         <w:rPr>
@@ -33958,7 +32605,7 @@
           <w:sz w:val="21"/>
           <w:szCs w:val="21"/>
         </w:rPr>
-        <w:t>this</w:t>
+        <w:t>const</w:t>
       </w:r>
       <w:r>
         <w:rPr>
@@ -33967,19 +32614,21 @@
           <w:sz w:val="21"/>
           <w:szCs w:val="21"/>
         </w:rPr>
-        <w:t xml:space="preserve">: </w:t>
-      </w:r>
-      <w:proofErr w:type="spellStart"/>
-      <w:r>
+        <w:t xml:space="preserve"> element = getElement(page, elementKey, globalConfig)</w:t>
+      </w:r>
+    </w:p>
+    <w:p>
+      <w:pPr>
+        <w:shd w:val="clear" w:color="auto" w:fill="1E1E1E"/>
+        <w:bidi w:val="0"/>
+        <w:spacing w:after="0" w:line="285" w:lineRule="atLeast"/>
         <w:rPr>
           <w:rFonts w:ascii="Consolas" w:eastAsia="Times New Roman" w:hAnsi="Consolas" w:cs="Times New Roman"/>
           <w:color w:val="D4D4D4"/>
           <w:sz w:val="21"/>
           <w:szCs w:val="21"/>
         </w:rPr>
-        <w:t>ScenarioWorld</w:t>
-      </w:r>
-      <w:proofErr w:type="spellEnd"/>
+      </w:pPr>
       <w:r>
         <w:rPr>
           <w:rFonts w:ascii="Consolas" w:eastAsia="Times New Roman" w:hAnsi="Consolas" w:cs="Times New Roman"/>
@@ -33987,9 +32636,17 @@
           <w:sz w:val="21"/>
           <w:szCs w:val="21"/>
         </w:rPr>
-        <w:t xml:space="preserve">, </w:t>
-      </w:r>
-      <w:proofErr w:type="spellStart"/>
+        <w:t xml:space="preserve">        </w:t>
+      </w:r>
+      <w:r>
+        <w:rPr>
+          <w:rFonts w:ascii="Consolas" w:eastAsia="Times New Roman" w:hAnsi="Consolas" w:cs="Times New Roman"/>
+          <w:color w:val="569CD6"/>
+          <w:sz w:val="21"/>
+          <w:szCs w:val="21"/>
+        </w:rPr>
+        <w:t>await</w:t>
+      </w:r>
       <w:r>
         <w:rPr>
           <w:rFonts w:ascii="Consolas" w:eastAsia="Times New Roman" w:hAnsi="Consolas" w:cs="Times New Roman"/>
@@ -33997,19 +32654,21 @@
           <w:sz w:val="21"/>
           <w:szCs w:val="21"/>
         </w:rPr>
-        <w:t>elementKey</w:t>
-      </w:r>
-      <w:proofErr w:type="spellEnd"/>
-      <w:r>
+        <w:t xml:space="preserve"> element.click()</w:t>
+      </w:r>
+    </w:p>
+    <w:p>
+      <w:pPr>
+        <w:shd w:val="clear" w:color="auto" w:fill="1E1E1E"/>
+        <w:bidi w:val="0"/>
+        <w:spacing w:after="0" w:line="285" w:lineRule="atLeast"/>
         <w:rPr>
           <w:rFonts w:ascii="Consolas" w:eastAsia="Times New Roman" w:hAnsi="Consolas" w:cs="Times New Roman"/>
           <w:color w:val="D4D4D4"/>
           <w:sz w:val="21"/>
           <w:szCs w:val="21"/>
         </w:rPr>
-        <w:t xml:space="preserve">: </w:t>
-      </w:r>
-      <w:proofErr w:type="gramStart"/>
+      </w:pPr>
       <w:r>
         <w:rPr>
           <w:rFonts w:ascii="Consolas" w:eastAsia="Times New Roman" w:hAnsi="Consolas" w:cs="Times New Roman"/>
@@ -34017,9 +32676,8 @@
           <w:sz w:val="21"/>
           <w:szCs w:val="21"/>
         </w:rPr>
-        <w:t>string) {</w:t>
-      </w:r>
-      <w:proofErr w:type="gramEnd"/>
+        <w:t>    }</w:t>
+      </w:r>
     </w:p>
     <w:p>
       <w:pPr>
@@ -34040,8 +32698,247 @@
           <w:sz w:val="21"/>
           <w:szCs w:val="21"/>
         </w:rPr>
-        <w:t xml:space="preserve">        </w:t>
-      </w:r>
+        <w:t>)</w:t>
+      </w:r>
+    </w:p>
+    <w:p>
+      <w:pPr>
+        <w:tabs>
+          <w:tab w:val="left" w:pos="1238"/>
+        </w:tabs>
+        <w:rPr>
+          <w:rtl/>
+        </w:rPr>
+      </w:pPr>
+    </w:p>
+    <w:p>
+      <w:r>
+        <w:rPr>
+          <w:rtl/>
+        </w:rPr>
+        <w:t xml:space="preserve">אם נסתכל על הפרמטרים שהפונקציה מקבלת, נראה שהיא מקבלת את השם של האלמנט, אבל בנוסף לזה, היא מקבלת את המחלקה </w:t>
+      </w:r>
+      <w:r>
+        <w:t>ScenarioWorld</w:t>
+      </w:r>
+      <w:r>
+        <w:rPr>
+          <w:rtl/>
+        </w:rPr>
+        <w:t>.</w:t>
+      </w:r>
+    </w:p>
+    <w:p>
+      <w:r>
+        <w:rPr>
+          <w:rtl/>
+        </w:rPr>
+        <w:t xml:space="preserve">זה קורה בעזרת הפונקציה של </w:t>
+      </w:r>
+      <w:r>
+        <w:t>setWorldConstructor</w:t>
+      </w:r>
+      <w:r>
+        <w:rPr>
+          <w:rtl/>
+        </w:rPr>
+        <w:t xml:space="preserve">, היא מגדירה את המחלקה הזאת לכל הצעדים של </w:t>
+      </w:r>
+      <w:r>
+        <w:t>cucumber</w:t>
+      </w:r>
+      <w:r>
+        <w:rPr>
+          <w:rtl/>
+        </w:rPr>
+        <w:t xml:space="preserve">, ולכן, ניתן בעזרתה לגשת לפרמטרים שיש לנו תחת המחלקה, שזה ה </w:t>
+      </w:r>
+      <w:r>
+        <w:t>driver</w:t>
+      </w:r>
+      <w:r>
+        <w:rPr>
+          <w:rtl/>
+        </w:rPr>
+        <w:t xml:space="preserve">, וה </w:t>
+      </w:r>
+      <w:r>
+        <w:t>globalConfig</w:t>
+      </w:r>
+      <w:r>
+        <w:rPr>
+          <w:rtl/>
+        </w:rPr>
+        <w:t>.</w:t>
+      </w:r>
+    </w:p>
+    <w:p>
+      <w:r>
+        <w:rPr>
+          <w:rtl/>
+        </w:rPr>
+        <w:t xml:space="preserve">הסברנו בהכשרת </w:t>
+      </w:r>
+      <w:r>
+        <w:t>playwright</w:t>
+      </w:r>
+      <w:r>
+        <w:rPr>
+          <w:rtl/>
+        </w:rPr>
+        <w:t xml:space="preserve"> על ה </w:t>
+      </w:r>
+      <w:r>
+        <w:t>driver</w:t>
+      </w:r>
+      <w:r>
+        <w:rPr>
+          <w:rtl/>
+        </w:rPr>
+        <w:t xml:space="preserve">, אולם, יש לנו פרמטר נוסף במחלקה, שנקרא </w:t>
+      </w:r>
+      <w:r>
+        <w:t>globalConfig</w:t>
+      </w:r>
+      <w:r>
+        <w:rPr>
+          <w:rtl/>
+        </w:rPr>
+        <w:t>.</w:t>
+      </w:r>
+    </w:p>
+    <w:p>
+      <w:r>
+        <w:t>globalConfig</w:t>
+      </w:r>
+      <w:r>
+        <w:rPr>
+          <w:rtl/>
+        </w:rPr>
+        <w:t xml:space="preserve"> הינו פרמטר שמכיל לנו את כל הזיהויים במערכת, ואת כל הדפים שיש במערכת.</w:t>
+      </w:r>
+    </w:p>
+    <w:p>
+      <w:r>
+        <w:rPr>
+          <w:rtl/>
+        </w:rPr>
+        <w:t xml:space="preserve">הוא למעשה מכיל את כל קבצי ה </w:t>
+      </w:r>
+      <w:r>
+        <w:t>json</w:t>
+      </w:r>
+      <w:r>
+        <w:rPr>
+          <w:rtl/>
+        </w:rPr>
+        <w:t xml:space="preserve"> שיש לנו תחת התיקייה </w:t>
+      </w:r>
+      <w:r>
+        <w:t>config</w:t>
+      </w:r>
+      <w:r>
+        <w:rPr>
+          <w:rtl/>
+        </w:rPr>
+        <w:t>.</w:t>
+      </w:r>
+    </w:p>
+    <w:p>
+      <w:pPr>
+        <w:rPr>
+          <w:rtl/>
+        </w:rPr>
+      </w:pPr>
+      <w:r>
+        <w:rPr>
+          <w:rtl/>
+        </w:rPr>
+        <w:t xml:space="preserve">זאת כדי שבסוף, כשאנחנו מעבירים בצעד את השם של המשתנה, הוא יעבור על כל קבצי ה </w:t>
+      </w:r>
+      <w:r>
+        <w:t>json</w:t>
+      </w:r>
+      <w:r>
+        <w:rPr>
+          <w:rtl/>
+        </w:rPr>
+        <w:t xml:space="preserve"> שיש ב </w:t>
+      </w:r>
+      <w:r>
+        <w:t>globalConfig</w:t>
+      </w:r>
+      <w:r>
+        <w:rPr>
+          <w:rtl/>
+        </w:rPr>
+        <w:t>, וייקח את הזיהוי על פי השם שנתנו לו.</w:t>
+      </w:r>
+    </w:p>
+    <w:p>
+      <w:pPr>
+        <w:rPr>
+          <w:rtl/>
+        </w:rPr>
+      </w:pPr>
+      <w:r>
+        <w:rPr>
+          <w:rFonts w:hint="cs"/>
+          <w:rtl/>
+        </w:rPr>
+        <w:lastRenderedPageBreak/>
+        <w:t xml:space="preserve">את האתחול של </w:t>
+      </w:r>
+      <w:r>
+        <w:t>globalConfig</w:t>
+      </w:r>
+      <w:r>
+        <w:rPr>
+          <w:rFonts w:hint="cs"/>
+          <w:rtl/>
+        </w:rPr>
+        <w:t xml:space="preserve">, אנו מבצעים בקובץ </w:t>
+      </w:r>
+      <w:r>
+        <w:t>index.ts</w:t>
+      </w:r>
+    </w:p>
+    <w:p>
+      <w:pPr>
+        <w:pStyle w:val="5"/>
+      </w:pPr>
+      <w:r>
+        <w:rPr>
+          <w:rtl/>
+        </w:rPr>
+        <w:t xml:space="preserve">קובץ ה </w:t>
+      </w:r>
+      <w:r>
+        <w:t>index.ts</w:t>
+      </w:r>
+    </w:p>
+    <w:p>
+      <w:r>
+        <w:rPr>
+          <w:rtl/>
+        </w:rPr>
+        <w:t>אם נסתכל על הקובץ, נראה שנוסף לנו בסוף הקובץ עוד כמה שורות של קוד.</w:t>
+      </w:r>
+    </w:p>
+    <w:p>
+      <w:pPr>
+        <w:shd w:val="clear" w:color="auto" w:fill="1E1E1E"/>
+        <w:bidi w:val="0"/>
+        <w:spacing w:after="0" w:line="285" w:lineRule="atLeast"/>
+        <w:rPr>
+          <w:rFonts w:ascii="Consolas" w:eastAsia="Times New Roman" w:hAnsi="Consolas" w:cs="Times New Roman"/>
+          <w:color w:val="D4D4D4"/>
+          <w:sz w:val="21"/>
+          <w:szCs w:val="21"/>
+        </w:rPr>
+      </w:pPr>
+      <w:bookmarkStart w:id="141" w:name="_heading=h.pkwqa1" w:colFirst="0" w:colLast="0"/>
+      <w:bookmarkEnd w:id="141"/>
       <w:r>
         <w:rPr>
           <w:rFonts w:ascii="Consolas" w:eastAsia="Times New Roman" w:hAnsi="Consolas" w:cs="Times New Roman"/>
@@ -34058,19 +32955,21 @@
           <w:sz w:val="21"/>
           <w:szCs w:val="21"/>
         </w:rPr>
-        <w:t xml:space="preserve"> {screen: {</w:t>
-      </w:r>
-      <w:proofErr w:type="gramStart"/>
-      <w:r>
+        <w:t xml:space="preserve"> common =</w:t>
+      </w:r>
+    </w:p>
+    <w:p>
+      <w:pPr>
+        <w:shd w:val="clear" w:color="auto" w:fill="1E1E1E"/>
+        <w:bidi w:val="0"/>
+        <w:spacing w:after="0" w:line="285" w:lineRule="atLeast"/>
         <w:rPr>
           <w:rFonts w:ascii="Consolas" w:eastAsia="Times New Roman" w:hAnsi="Consolas" w:cs="Times New Roman"/>
           <w:color w:val="D4D4D4"/>
           <w:sz w:val="21"/>
           <w:szCs w:val="21"/>
         </w:rPr>
-        <w:t>page},</w:t>
-      </w:r>
-      <w:proofErr w:type="gramEnd"/>
+      </w:pPr>
       <w:r>
         <w:rPr>
           <w:rFonts w:ascii="Consolas" w:eastAsia="Times New Roman" w:hAnsi="Consolas" w:cs="Times New Roman"/>
@@ -34078,27 +32977,82 @@
           <w:sz w:val="21"/>
           <w:szCs w:val="21"/>
         </w:rPr>
-        <w:t xml:space="preserve"> </w:t>
-      </w:r>
-      <w:proofErr w:type="spellStart"/>
-      <w:r>
+        <w:t xml:space="preserve">    </w:t>
+      </w:r>
+      <w:r>
+        <w:rPr>
+          <w:rFonts w:ascii="Consolas" w:eastAsia="Times New Roman" w:hAnsi="Consolas" w:cs="Times New Roman"/>
+          <w:color w:val="CE9178"/>
+          <w:sz w:val="21"/>
+          <w:szCs w:val="21"/>
+        </w:rPr>
+        <w:t>`./src/features/**/*.feature \</w:t>
+      </w:r>
+    </w:p>
+    <w:p>
+      <w:pPr>
+        <w:shd w:val="clear" w:color="auto" w:fill="1E1E1E"/>
+        <w:bidi w:val="0"/>
+        <w:spacing w:after="0" w:line="285" w:lineRule="atLeast"/>
         <w:rPr>
           <w:rFonts w:ascii="Consolas" w:eastAsia="Times New Roman" w:hAnsi="Consolas" w:cs="Times New Roman"/>
           <w:color w:val="D4D4D4"/>
           <w:sz w:val="21"/>
           <w:szCs w:val="21"/>
         </w:rPr>
-        <w:t>globalConfig</w:t>
-      </w:r>
-      <w:proofErr w:type="spellEnd"/>
-      <w:r>
+      </w:pPr>
+      <w:r>
+        <w:rPr>
+          <w:rFonts w:ascii="Consolas" w:eastAsia="Times New Roman" w:hAnsi="Consolas" w:cs="Times New Roman"/>
+          <w:color w:val="CE9178"/>
+          <w:sz w:val="21"/>
+          <w:szCs w:val="21"/>
+        </w:rPr>
+        <w:t>    --require-module ts-node/register \</w:t>
+      </w:r>
+    </w:p>
+    <w:p>
+      <w:pPr>
+        <w:shd w:val="clear" w:color="auto" w:fill="1E1E1E"/>
+        <w:bidi w:val="0"/>
+        <w:spacing w:after="0" w:line="285" w:lineRule="atLeast"/>
         <w:rPr>
           <w:rFonts w:ascii="Consolas" w:eastAsia="Times New Roman" w:hAnsi="Consolas" w:cs="Times New Roman"/>
           <w:color w:val="D4D4D4"/>
           <w:sz w:val="21"/>
           <w:szCs w:val="21"/>
         </w:rPr>
-        <w:t xml:space="preserve">} = </w:t>
+      </w:pPr>
+      <w:r>
+        <w:rPr>
+          <w:rFonts w:ascii="Consolas" w:eastAsia="Times New Roman" w:hAnsi="Consolas" w:cs="Times New Roman"/>
+          <w:color w:val="CE9178"/>
+          <w:sz w:val="21"/>
+          <w:szCs w:val="21"/>
+        </w:rPr>
+        <w:t>    --require ./src/step-definitions/**/**/*.ts \</w:t>
+      </w:r>
+    </w:p>
+    <w:p>
+      <w:pPr>
+        <w:shd w:val="clear" w:color="auto" w:fill="1E1E1E"/>
+        <w:bidi w:val="0"/>
+        <w:spacing w:after="0" w:line="285" w:lineRule="atLeast"/>
+        <w:rPr>
+          <w:rFonts w:ascii="Consolas" w:eastAsia="Times New Roman" w:hAnsi="Consolas" w:cs="Times New Roman"/>
+          <w:color w:val="D4D4D4"/>
+          <w:sz w:val="21"/>
+          <w:szCs w:val="21"/>
+        </w:rPr>
+      </w:pPr>
+      <w:r>
+        <w:rPr>
+          <w:rFonts w:ascii="Consolas" w:eastAsia="Times New Roman" w:hAnsi="Consolas" w:cs="Times New Roman"/>
+          <w:color w:val="CE9178"/>
+          <w:sz w:val="21"/>
+          <w:szCs w:val="21"/>
+        </w:rPr>
+        <w:t xml:space="preserve">    --world-parameters </w:t>
       </w:r>
       <w:r>
         <w:rPr>
@@ -34107,21 +33061,35 @@
           <w:sz w:val="21"/>
           <w:szCs w:val="21"/>
         </w:rPr>
-        <w:t>this</w:t>
-      </w:r>
-    </w:p>
-    <w:p>
-      <w:pPr>
-        <w:shd w:val="clear" w:color="auto" w:fill="1E1E1E"/>
-        <w:bidi w:val="0"/>
-        <w:spacing w:after="0" w:line="285" w:lineRule="atLeast"/>
+        <w:t>${</w:t>
+      </w:r>
+      <w:r>
         <w:rPr>
           <w:rFonts w:ascii="Consolas" w:eastAsia="Times New Roman" w:hAnsi="Consolas" w:cs="Times New Roman"/>
           <w:color w:val="D4D4D4"/>
           <w:sz w:val="21"/>
           <w:szCs w:val="21"/>
         </w:rPr>
-      </w:pPr>
+        <w:t>JSON.stringify(worldParameters)</w:t>
+      </w:r>
+      <w:r>
+        <w:rPr>
+          <w:rFonts w:ascii="Consolas" w:eastAsia="Times New Roman" w:hAnsi="Consolas" w:cs="Times New Roman"/>
+          <w:color w:val="569CD6"/>
+          <w:sz w:val="21"/>
+          <w:szCs w:val="21"/>
+        </w:rPr>
+        <w:t>}</w:t>
+      </w:r>
+      <w:r>
+        <w:rPr>
+          <w:rFonts w:ascii="Consolas" w:eastAsia="Times New Roman" w:hAnsi="Consolas" w:cs="Times New Roman"/>
+          <w:color w:val="CE9178"/>
+          <w:sz w:val="21"/>
+          <w:szCs w:val="21"/>
+        </w:rPr>
+        <w:t xml:space="preserve"> \</w:t>
+      </w:r>
     </w:p>
     <w:p>
       <w:pPr>
@@ -34138,814 +33106,11 @@
       <w:r>
         <w:rPr>
           <w:rFonts w:ascii="Consolas" w:eastAsia="Times New Roman" w:hAnsi="Consolas" w:cs="Times New Roman"/>
-          <w:color w:val="D4D4D4"/>
-          <w:sz w:val="21"/>
-          <w:szCs w:val="21"/>
-        </w:rPr>
-        <w:t xml:space="preserve">        </w:t>
-      </w:r>
-      <w:r>
-        <w:rPr>
-          <w:rFonts w:ascii="Consolas" w:eastAsia="Times New Roman" w:hAnsi="Consolas" w:cs="Times New Roman"/>
-          <w:color w:val="569CD6"/>
-          <w:sz w:val="21"/>
-          <w:szCs w:val="21"/>
-        </w:rPr>
-        <w:t>const</w:t>
-      </w:r>
-      <w:r>
-        <w:rPr>
-          <w:rFonts w:ascii="Consolas" w:eastAsia="Times New Roman" w:hAnsi="Consolas" w:cs="Times New Roman"/>
-          <w:color w:val="D4D4D4"/>
-          <w:sz w:val="21"/>
-          <w:szCs w:val="21"/>
-        </w:rPr>
-        <w:t xml:space="preserve"> element = </w:t>
-      </w:r>
-      <w:proofErr w:type="spellStart"/>
-      <w:r>
-        <w:rPr>
-          <w:rFonts w:ascii="Consolas" w:eastAsia="Times New Roman" w:hAnsi="Consolas" w:cs="Times New Roman"/>
-          <w:color w:val="D4D4D4"/>
-          <w:sz w:val="21"/>
-          <w:szCs w:val="21"/>
-        </w:rPr>
-        <w:t>getElement</w:t>
-      </w:r>
-      <w:proofErr w:type="spellEnd"/>
-      <w:r>
-        <w:rPr>
-          <w:rFonts w:ascii="Consolas" w:eastAsia="Times New Roman" w:hAnsi="Consolas" w:cs="Times New Roman"/>
-          <w:color w:val="D4D4D4"/>
-          <w:sz w:val="21"/>
-          <w:szCs w:val="21"/>
-        </w:rPr>
-        <w:t xml:space="preserve">(page, </w:t>
-      </w:r>
-      <w:proofErr w:type="spellStart"/>
-      <w:r>
-        <w:rPr>
-          <w:rFonts w:ascii="Consolas" w:eastAsia="Times New Roman" w:hAnsi="Consolas" w:cs="Times New Roman"/>
-          <w:color w:val="D4D4D4"/>
-          <w:sz w:val="21"/>
-          <w:szCs w:val="21"/>
-        </w:rPr>
-        <w:t>elementKey</w:t>
-      </w:r>
-      <w:proofErr w:type="spellEnd"/>
-      <w:r>
-        <w:rPr>
-          <w:rFonts w:ascii="Consolas" w:eastAsia="Times New Roman" w:hAnsi="Consolas" w:cs="Times New Roman"/>
-          <w:color w:val="D4D4D4"/>
-          <w:sz w:val="21"/>
-          <w:szCs w:val="21"/>
-        </w:rPr>
-        <w:t xml:space="preserve">, </w:t>
-      </w:r>
-      <w:proofErr w:type="spellStart"/>
-      <w:r>
-        <w:rPr>
-          <w:rFonts w:ascii="Consolas" w:eastAsia="Times New Roman" w:hAnsi="Consolas" w:cs="Times New Roman"/>
-          <w:color w:val="D4D4D4"/>
-          <w:sz w:val="21"/>
-          <w:szCs w:val="21"/>
-        </w:rPr>
-        <w:t>globalConfig</w:t>
-      </w:r>
-      <w:proofErr w:type="spellEnd"/>
-      <w:r>
-        <w:rPr>
-          <w:rFonts w:ascii="Consolas" w:eastAsia="Times New Roman" w:hAnsi="Consolas" w:cs="Times New Roman"/>
-          <w:color w:val="D4D4D4"/>
-          <w:sz w:val="21"/>
-          <w:szCs w:val="21"/>
-        </w:rPr>
-        <w:t>)</w:t>
-      </w:r>
-    </w:p>
-    <w:p>
-      <w:pPr>
-        <w:shd w:val="clear" w:color="auto" w:fill="1E1E1E"/>
-        <w:bidi w:val="0"/>
-        <w:spacing w:after="0" w:line="285" w:lineRule="atLeast"/>
-        <w:rPr>
-          <w:rFonts w:ascii="Consolas" w:eastAsia="Times New Roman" w:hAnsi="Consolas" w:cs="Times New Roman"/>
-          <w:color w:val="D4D4D4"/>
-          <w:sz w:val="21"/>
-          <w:szCs w:val="21"/>
-        </w:rPr>
-      </w:pPr>
-      <w:r>
-        <w:rPr>
-          <w:rFonts w:ascii="Consolas" w:eastAsia="Times New Roman" w:hAnsi="Consolas" w:cs="Times New Roman"/>
-          <w:color w:val="D4D4D4"/>
-          <w:sz w:val="21"/>
-          <w:szCs w:val="21"/>
-        </w:rPr>
-        <w:t xml:space="preserve">        </w:t>
-      </w:r>
-      <w:r>
-        <w:rPr>
-          <w:rFonts w:ascii="Consolas" w:eastAsia="Times New Roman" w:hAnsi="Consolas" w:cs="Times New Roman"/>
-          <w:color w:val="569CD6"/>
-          <w:sz w:val="21"/>
-          <w:szCs w:val="21"/>
-        </w:rPr>
-        <w:t>await</w:t>
-      </w:r>
-      <w:r>
-        <w:rPr>
-          <w:rFonts w:ascii="Consolas" w:eastAsia="Times New Roman" w:hAnsi="Consolas" w:cs="Times New Roman"/>
-          <w:color w:val="D4D4D4"/>
-          <w:sz w:val="21"/>
-          <w:szCs w:val="21"/>
-        </w:rPr>
-        <w:t xml:space="preserve"> </w:t>
-      </w:r>
-      <w:proofErr w:type="spellStart"/>
-      <w:r>
-        <w:rPr>
-          <w:rFonts w:ascii="Consolas" w:eastAsia="Times New Roman" w:hAnsi="Consolas" w:cs="Times New Roman"/>
-          <w:color w:val="D4D4D4"/>
-          <w:sz w:val="21"/>
-          <w:szCs w:val="21"/>
-        </w:rPr>
-        <w:t>element.click</w:t>
-      </w:r>
-      <w:proofErr w:type="spellEnd"/>
-      <w:r>
-        <w:rPr>
-          <w:rFonts w:ascii="Consolas" w:eastAsia="Times New Roman" w:hAnsi="Consolas" w:cs="Times New Roman"/>
-          <w:color w:val="D4D4D4"/>
-          <w:sz w:val="21"/>
-          <w:szCs w:val="21"/>
-        </w:rPr>
-        <w:t>()</w:t>
-      </w:r>
-    </w:p>
-    <w:p>
-      <w:pPr>
-        <w:shd w:val="clear" w:color="auto" w:fill="1E1E1E"/>
-        <w:bidi w:val="0"/>
-        <w:spacing w:after="0" w:line="285" w:lineRule="atLeast"/>
-        <w:rPr>
-          <w:rFonts w:ascii="Consolas" w:eastAsia="Times New Roman" w:hAnsi="Consolas" w:cs="Times New Roman"/>
-          <w:color w:val="D4D4D4"/>
-          <w:sz w:val="21"/>
-          <w:szCs w:val="21"/>
-        </w:rPr>
-      </w:pPr>
-      <w:r>
-        <w:rPr>
-          <w:rFonts w:ascii="Consolas" w:eastAsia="Times New Roman" w:hAnsi="Consolas" w:cs="Times New Roman"/>
-          <w:color w:val="D4D4D4"/>
-          <w:sz w:val="21"/>
-          <w:szCs w:val="21"/>
-        </w:rPr>
-        <w:t>    }</w:t>
-      </w:r>
-    </w:p>
-    <w:p>
-      <w:pPr>
-        <w:shd w:val="clear" w:color="auto" w:fill="1E1E1E"/>
-        <w:bidi w:val="0"/>
-        <w:spacing w:after="0" w:line="285" w:lineRule="atLeast"/>
-        <w:rPr>
-          <w:rFonts w:ascii="Consolas" w:eastAsia="Times New Roman" w:hAnsi="Consolas" w:cs="Times New Roman"/>
-          <w:color w:val="D4D4D4"/>
-          <w:sz w:val="21"/>
-          <w:szCs w:val="21"/>
-        </w:rPr>
-      </w:pPr>
-      <w:r>
-        <w:rPr>
-          <w:rFonts w:ascii="Consolas" w:eastAsia="Times New Roman" w:hAnsi="Consolas" w:cs="Times New Roman"/>
-          <w:color w:val="D4D4D4"/>
-          <w:sz w:val="21"/>
-          <w:szCs w:val="21"/>
-        </w:rPr>
-        <w:t>)</w:t>
-      </w:r>
-    </w:p>
-    <w:p>
-      <w:pPr>
-        <w:tabs>
-          <w:tab w:val="left" w:pos="1238"/>
-        </w:tabs>
-        <w:rPr>
-          <w:rtl/>
-        </w:rPr>
-      </w:pPr>
-    </w:p>
-    <w:p>
-      <w:r>
-        <w:rPr>
-          <w:rtl/>
-        </w:rPr>
-        <w:t xml:space="preserve">אם נסתכל על הפרמטרים שהפונקציה מקבלת, נראה שהיא מקבלת את השם של האלמנט, אבל בנוסף לזה, היא מקבלת את המחלקה </w:t>
-      </w:r>
-      <w:proofErr w:type="spellStart"/>
-      <w:r>
-        <w:t>ScenarioWorld</w:t>
-      </w:r>
-      <w:proofErr w:type="spellEnd"/>
-      <w:r>
-        <w:rPr>
-          <w:rtl/>
-        </w:rPr>
-        <w:t>.</w:t>
-      </w:r>
-    </w:p>
-    <w:p>
-      <w:r>
-        <w:rPr>
-          <w:rtl/>
-        </w:rPr>
-        <w:t xml:space="preserve">זה קורה בעזרת הפונקציה של </w:t>
-      </w:r>
-      <w:proofErr w:type="spellStart"/>
-      <w:r>
-        <w:t>setWorldConstructor</w:t>
-      </w:r>
-      <w:proofErr w:type="spellEnd"/>
-      <w:r>
-        <w:rPr>
-          <w:rtl/>
-        </w:rPr>
-        <w:t xml:space="preserve">, היא מגדירה את המחלקה הזאת לכל הצעדים של </w:t>
-      </w:r>
-      <w:r>
-        <w:t>cucumber</w:t>
-      </w:r>
-      <w:r>
-        <w:rPr>
-          <w:rtl/>
-        </w:rPr>
-        <w:t xml:space="preserve">, ולכן, ניתן בעזרתה לגשת לפרמטרים שיש לנו תחת המחלקה, שזה ה </w:t>
-      </w:r>
-      <w:r>
-        <w:t>driver</w:t>
-      </w:r>
-      <w:r>
-        <w:rPr>
-          <w:rtl/>
-        </w:rPr>
-        <w:t xml:space="preserve">, </w:t>
-      </w:r>
-      <w:proofErr w:type="spellStart"/>
-      <w:r>
-        <w:rPr>
-          <w:rtl/>
-        </w:rPr>
-        <w:t>וה</w:t>
-      </w:r>
-      <w:proofErr w:type="spellEnd"/>
-      <w:r>
-        <w:rPr>
-          <w:rtl/>
-        </w:rPr>
-        <w:t xml:space="preserve"> </w:t>
-      </w:r>
-      <w:proofErr w:type="spellStart"/>
-      <w:r>
-        <w:t>globalConfig</w:t>
-      </w:r>
-      <w:proofErr w:type="spellEnd"/>
-      <w:r>
-        <w:rPr>
-          <w:rtl/>
-        </w:rPr>
-        <w:t>.</w:t>
-      </w:r>
-    </w:p>
-    <w:p>
-      <w:r>
-        <w:rPr>
-          <w:rtl/>
-        </w:rPr>
-        <w:t xml:space="preserve">הסברנו בהכשרת </w:t>
-      </w:r>
-      <w:r>
-        <w:t>playwright</w:t>
-      </w:r>
-      <w:r>
-        <w:rPr>
-          <w:rtl/>
-        </w:rPr>
-        <w:t xml:space="preserve"> על ה </w:t>
-      </w:r>
-      <w:r>
-        <w:t>driver</w:t>
-      </w:r>
-      <w:r>
-        <w:rPr>
-          <w:rtl/>
-        </w:rPr>
-        <w:t xml:space="preserve">, אולם, יש לנו פרמטר נוסף במחלקה, שנקרא </w:t>
-      </w:r>
-      <w:proofErr w:type="spellStart"/>
-      <w:r>
-        <w:t>globalConfig</w:t>
-      </w:r>
-      <w:proofErr w:type="spellEnd"/>
-      <w:r>
-        <w:rPr>
-          <w:rtl/>
-        </w:rPr>
-        <w:t>.</w:t>
-      </w:r>
-    </w:p>
-    <w:p>
-      <w:proofErr w:type="spellStart"/>
-      <w:r>
-        <w:t>globalConfig</w:t>
-      </w:r>
-      <w:proofErr w:type="spellEnd"/>
-      <w:r>
-        <w:rPr>
-          <w:rtl/>
-        </w:rPr>
-        <w:t xml:space="preserve"> הינו פרמטר שמכיל לנו את כל הזיהויים במערכת, ואת כל הדפים שיש במערכת.</w:t>
-      </w:r>
-    </w:p>
-    <w:p>
-      <w:r>
-        <w:rPr>
-          <w:rtl/>
-        </w:rPr>
-        <w:t xml:space="preserve">הוא למעשה מכיל את כל קבצי ה </w:t>
-      </w:r>
-      <w:proofErr w:type="spellStart"/>
-      <w:r>
-        <w:t>json</w:t>
-      </w:r>
-      <w:proofErr w:type="spellEnd"/>
-      <w:r>
-        <w:rPr>
-          <w:rtl/>
-        </w:rPr>
-        <w:t xml:space="preserve"> שיש לנו תחת התיקייה </w:t>
-      </w:r>
-      <w:r>
-        <w:t>config</w:t>
-      </w:r>
-      <w:r>
-        <w:rPr>
-          <w:rtl/>
-        </w:rPr>
-        <w:t>.</w:t>
-      </w:r>
-    </w:p>
-    <w:p>
-      <w:pPr>
-        <w:rPr>
-          <w:rtl/>
-        </w:rPr>
-      </w:pPr>
-      <w:r>
-        <w:rPr>
-          <w:rtl/>
-        </w:rPr>
-        <w:t xml:space="preserve">זאת כדי שבסוף, כשאנחנו מעבירים בצעד את השם של המשתנה, הוא יעבור על כל קבצי ה </w:t>
-      </w:r>
-      <w:proofErr w:type="spellStart"/>
-      <w:r>
-        <w:t>json</w:t>
-      </w:r>
-      <w:proofErr w:type="spellEnd"/>
-      <w:r>
-        <w:rPr>
-          <w:rtl/>
-        </w:rPr>
-        <w:t xml:space="preserve"> שיש ב </w:t>
-      </w:r>
-      <w:proofErr w:type="spellStart"/>
-      <w:r>
-        <w:t>globalConfig</w:t>
-      </w:r>
-      <w:proofErr w:type="spellEnd"/>
-      <w:r>
-        <w:rPr>
-          <w:rtl/>
-        </w:rPr>
-        <w:t>, וייקח את הזיהוי על פי השם שנתנו לו.</w:t>
-      </w:r>
-    </w:p>
-    <w:p>
-      <w:pPr>
-        <w:rPr>
-          <w:rtl/>
-        </w:rPr>
-      </w:pPr>
-      <w:r>
-        <w:rPr>
-          <w:rFonts w:hint="cs"/>
-          <w:rtl/>
-        </w:rPr>
-        <w:lastRenderedPageBreak/>
-        <w:t xml:space="preserve">את האתחול של </w:t>
-      </w:r>
-      <w:proofErr w:type="spellStart"/>
-      <w:r>
-        <w:t>globalConfig</w:t>
-      </w:r>
-      <w:proofErr w:type="spellEnd"/>
-      <w:r>
-        <w:rPr>
-          <w:rFonts w:hint="cs"/>
-          <w:rtl/>
-        </w:rPr>
-        <w:t xml:space="preserve">, אנו מבצעים בקובץ </w:t>
-      </w:r>
-      <w:proofErr w:type="spellStart"/>
-      <w:r>
-        <w:t>index.ts</w:t>
-      </w:r>
-      <w:proofErr w:type="spellEnd"/>
-    </w:p>
-    <w:p>
-      <w:pPr>
-        <w:pStyle w:val="5"/>
-      </w:pPr>
-      <w:r>
-        <w:rPr>
-          <w:rtl/>
-        </w:rPr>
-        <w:t xml:space="preserve">קובץ ה </w:t>
-      </w:r>
-      <w:proofErr w:type="spellStart"/>
-      <w:r>
-        <w:t>index.ts</w:t>
-      </w:r>
-      <w:proofErr w:type="spellEnd"/>
-    </w:p>
-    <w:p>
-      <w:r>
-        <w:rPr>
-          <w:rtl/>
-        </w:rPr>
-        <w:t>אם נסתכל על הקובץ, נראה שנוסף לנו בסוף הקובץ עוד כמה שורות של קוד.</w:t>
-      </w:r>
-    </w:p>
-    <w:p>
-      <w:pPr>
-        <w:shd w:val="clear" w:color="auto" w:fill="1E1E1E"/>
-        <w:bidi w:val="0"/>
-        <w:spacing w:after="0" w:line="285" w:lineRule="atLeast"/>
-        <w:rPr>
-          <w:rFonts w:ascii="Consolas" w:eastAsia="Times New Roman" w:hAnsi="Consolas" w:cs="Times New Roman"/>
-          <w:color w:val="D4D4D4"/>
-          <w:sz w:val="21"/>
-          <w:szCs w:val="21"/>
-        </w:rPr>
-      </w:pPr>
-      <w:bookmarkStart w:id="141" w:name="_heading=h.pkwqa1" w:colFirst="0" w:colLast="0"/>
-      <w:bookmarkEnd w:id="141"/>
-      <w:r>
-        <w:rPr>
-          <w:rFonts w:ascii="Consolas" w:eastAsia="Times New Roman" w:hAnsi="Consolas" w:cs="Times New Roman"/>
-          <w:color w:val="569CD6"/>
-          <w:sz w:val="21"/>
-          <w:szCs w:val="21"/>
-        </w:rPr>
-        <w:t>const</w:t>
-      </w:r>
-      <w:r>
-        <w:rPr>
-          <w:rFonts w:ascii="Consolas" w:eastAsia="Times New Roman" w:hAnsi="Consolas" w:cs="Times New Roman"/>
-          <w:color w:val="D4D4D4"/>
-          <w:sz w:val="21"/>
-          <w:szCs w:val="21"/>
-        </w:rPr>
-        <w:t xml:space="preserve"> common =</w:t>
-      </w:r>
-    </w:p>
-    <w:p>
-      <w:pPr>
-        <w:shd w:val="clear" w:color="auto" w:fill="1E1E1E"/>
-        <w:bidi w:val="0"/>
-        <w:spacing w:after="0" w:line="285" w:lineRule="atLeast"/>
-        <w:rPr>
-          <w:rFonts w:ascii="Consolas" w:eastAsia="Times New Roman" w:hAnsi="Consolas" w:cs="Times New Roman"/>
-          <w:color w:val="D4D4D4"/>
-          <w:sz w:val="21"/>
-          <w:szCs w:val="21"/>
-        </w:rPr>
-      </w:pPr>
-      <w:r>
-        <w:rPr>
-          <w:rFonts w:ascii="Consolas" w:eastAsia="Times New Roman" w:hAnsi="Consolas" w:cs="Times New Roman"/>
-          <w:color w:val="D4D4D4"/>
-          <w:sz w:val="21"/>
-          <w:szCs w:val="21"/>
-        </w:rPr>
-        <w:t xml:space="preserve">    </w:t>
-      </w:r>
-      <w:r>
-        <w:rPr>
-          <w:rFonts w:ascii="Consolas" w:eastAsia="Times New Roman" w:hAnsi="Consolas" w:cs="Times New Roman"/>
           <w:color w:val="CE9178"/>
           <w:sz w:val="21"/>
           <w:szCs w:val="21"/>
         </w:rPr>
-        <w:t>`./</w:t>
-      </w:r>
-      <w:proofErr w:type="spellStart"/>
-      <w:r>
-        <w:rPr>
-          <w:rFonts w:ascii="Consolas" w:eastAsia="Times New Roman" w:hAnsi="Consolas" w:cs="Times New Roman"/>
-          <w:color w:val="CE9178"/>
-          <w:sz w:val="21"/>
-          <w:szCs w:val="21"/>
-        </w:rPr>
-        <w:t>src</w:t>
-      </w:r>
-      <w:proofErr w:type="spellEnd"/>
-      <w:r>
-        <w:rPr>
-          <w:rFonts w:ascii="Consolas" w:eastAsia="Times New Roman" w:hAnsi="Consolas" w:cs="Times New Roman"/>
-          <w:color w:val="CE9178"/>
-          <w:sz w:val="21"/>
-          <w:szCs w:val="21"/>
-        </w:rPr>
-        <w:t>/features/**/*.feature \</w:t>
-      </w:r>
-    </w:p>
-    <w:p>
-      <w:pPr>
-        <w:shd w:val="clear" w:color="auto" w:fill="1E1E1E"/>
-        <w:bidi w:val="0"/>
-        <w:spacing w:after="0" w:line="285" w:lineRule="atLeast"/>
-        <w:rPr>
-          <w:rFonts w:ascii="Consolas" w:eastAsia="Times New Roman" w:hAnsi="Consolas" w:cs="Times New Roman"/>
-          <w:color w:val="D4D4D4"/>
-          <w:sz w:val="21"/>
-          <w:szCs w:val="21"/>
-        </w:rPr>
-      </w:pPr>
-      <w:r>
-        <w:rPr>
-          <w:rFonts w:ascii="Consolas" w:eastAsia="Times New Roman" w:hAnsi="Consolas" w:cs="Times New Roman"/>
-          <w:color w:val="CE9178"/>
-          <w:sz w:val="21"/>
-          <w:szCs w:val="21"/>
-        </w:rPr>
-        <w:t xml:space="preserve">    --require-module </w:t>
-      </w:r>
-      <w:proofErr w:type="spellStart"/>
-      <w:r>
-        <w:rPr>
-          <w:rFonts w:ascii="Consolas" w:eastAsia="Times New Roman" w:hAnsi="Consolas" w:cs="Times New Roman"/>
-          <w:color w:val="CE9178"/>
-          <w:sz w:val="21"/>
-          <w:szCs w:val="21"/>
-        </w:rPr>
-        <w:t>ts</w:t>
-      </w:r>
-      <w:proofErr w:type="spellEnd"/>
-      <w:r>
-        <w:rPr>
-          <w:rFonts w:ascii="Consolas" w:eastAsia="Times New Roman" w:hAnsi="Consolas" w:cs="Times New Roman"/>
-          <w:color w:val="CE9178"/>
-          <w:sz w:val="21"/>
-          <w:szCs w:val="21"/>
-        </w:rPr>
-        <w:t>-node/register \</w:t>
-      </w:r>
-    </w:p>
-    <w:p>
-      <w:pPr>
-        <w:shd w:val="clear" w:color="auto" w:fill="1E1E1E"/>
-        <w:bidi w:val="0"/>
-        <w:spacing w:after="0" w:line="285" w:lineRule="atLeast"/>
-        <w:rPr>
-          <w:rFonts w:ascii="Consolas" w:eastAsia="Times New Roman" w:hAnsi="Consolas" w:cs="Times New Roman"/>
-          <w:color w:val="D4D4D4"/>
-          <w:sz w:val="21"/>
-          <w:szCs w:val="21"/>
-        </w:rPr>
-      </w:pPr>
-      <w:r>
-        <w:rPr>
-          <w:rFonts w:ascii="Consolas" w:eastAsia="Times New Roman" w:hAnsi="Consolas" w:cs="Times New Roman"/>
-          <w:color w:val="CE9178"/>
-          <w:sz w:val="21"/>
-          <w:szCs w:val="21"/>
-        </w:rPr>
-        <w:t>    --require ./</w:t>
-      </w:r>
-      <w:proofErr w:type="spellStart"/>
-      <w:r>
-        <w:rPr>
-          <w:rFonts w:ascii="Consolas" w:eastAsia="Times New Roman" w:hAnsi="Consolas" w:cs="Times New Roman"/>
-          <w:color w:val="CE9178"/>
-          <w:sz w:val="21"/>
-          <w:szCs w:val="21"/>
-        </w:rPr>
-        <w:t>src</w:t>
-      </w:r>
-      <w:proofErr w:type="spellEnd"/>
-      <w:r>
-        <w:rPr>
-          <w:rFonts w:ascii="Consolas" w:eastAsia="Times New Roman" w:hAnsi="Consolas" w:cs="Times New Roman"/>
-          <w:color w:val="CE9178"/>
-          <w:sz w:val="21"/>
-          <w:szCs w:val="21"/>
-        </w:rPr>
-        <w:t>/step-</w:t>
-      </w:r>
-      <w:proofErr w:type="gramStart"/>
-      <w:r>
-        <w:rPr>
-          <w:rFonts w:ascii="Consolas" w:eastAsia="Times New Roman" w:hAnsi="Consolas" w:cs="Times New Roman"/>
-          <w:color w:val="CE9178"/>
-          <w:sz w:val="21"/>
-          <w:szCs w:val="21"/>
-        </w:rPr>
-        <w:t>definitions/*</w:t>
-      </w:r>
-      <w:proofErr w:type="gramEnd"/>
-      <w:r>
-        <w:rPr>
-          <w:rFonts w:ascii="Consolas" w:eastAsia="Times New Roman" w:hAnsi="Consolas" w:cs="Times New Roman"/>
-          <w:color w:val="CE9178"/>
-          <w:sz w:val="21"/>
-          <w:szCs w:val="21"/>
-        </w:rPr>
-        <w:t>*/**/*.</w:t>
-      </w:r>
-      <w:proofErr w:type="spellStart"/>
-      <w:r>
-        <w:rPr>
-          <w:rFonts w:ascii="Consolas" w:eastAsia="Times New Roman" w:hAnsi="Consolas" w:cs="Times New Roman"/>
-          <w:color w:val="CE9178"/>
-          <w:sz w:val="21"/>
-          <w:szCs w:val="21"/>
-        </w:rPr>
-        <w:t>ts</w:t>
-      </w:r>
-      <w:proofErr w:type="spellEnd"/>
-      <w:r>
-        <w:rPr>
-          <w:rFonts w:ascii="Consolas" w:eastAsia="Times New Roman" w:hAnsi="Consolas" w:cs="Times New Roman"/>
-          <w:color w:val="CE9178"/>
-          <w:sz w:val="21"/>
-          <w:szCs w:val="21"/>
-        </w:rPr>
-        <w:t xml:space="preserve"> \</w:t>
-      </w:r>
-    </w:p>
-    <w:p>
-      <w:pPr>
-        <w:shd w:val="clear" w:color="auto" w:fill="1E1E1E"/>
-        <w:bidi w:val="0"/>
-        <w:spacing w:after="0" w:line="285" w:lineRule="atLeast"/>
-        <w:rPr>
-          <w:rFonts w:ascii="Consolas" w:eastAsia="Times New Roman" w:hAnsi="Consolas" w:cs="Times New Roman"/>
-          <w:color w:val="D4D4D4"/>
-          <w:sz w:val="21"/>
-          <w:szCs w:val="21"/>
-        </w:rPr>
-      </w:pPr>
-      <w:r>
-        <w:rPr>
-          <w:rFonts w:ascii="Consolas" w:eastAsia="Times New Roman" w:hAnsi="Consolas" w:cs="Times New Roman"/>
-          <w:color w:val="CE9178"/>
-          <w:sz w:val="21"/>
-          <w:szCs w:val="21"/>
-        </w:rPr>
-        <w:t xml:space="preserve">    --world-parameters </w:t>
-      </w:r>
-      <w:r>
-        <w:rPr>
-          <w:rFonts w:ascii="Consolas" w:eastAsia="Times New Roman" w:hAnsi="Consolas" w:cs="Times New Roman"/>
-          <w:color w:val="569CD6"/>
-          <w:sz w:val="21"/>
-          <w:szCs w:val="21"/>
-        </w:rPr>
-        <w:t>${</w:t>
-      </w:r>
-      <w:proofErr w:type="spellStart"/>
-      <w:r>
-        <w:rPr>
-          <w:rFonts w:ascii="Consolas" w:eastAsia="Times New Roman" w:hAnsi="Consolas" w:cs="Times New Roman"/>
-          <w:color w:val="D4D4D4"/>
-          <w:sz w:val="21"/>
-          <w:szCs w:val="21"/>
-        </w:rPr>
-        <w:t>JSON.stringify</w:t>
-      </w:r>
-      <w:proofErr w:type="spellEnd"/>
-      <w:r>
-        <w:rPr>
-          <w:rFonts w:ascii="Consolas" w:eastAsia="Times New Roman" w:hAnsi="Consolas" w:cs="Times New Roman"/>
-          <w:color w:val="D4D4D4"/>
-          <w:sz w:val="21"/>
-          <w:szCs w:val="21"/>
-        </w:rPr>
-        <w:t>(</w:t>
-      </w:r>
-      <w:proofErr w:type="spellStart"/>
-      <w:proofErr w:type="gramStart"/>
-      <w:r>
-        <w:rPr>
-          <w:rFonts w:ascii="Consolas" w:eastAsia="Times New Roman" w:hAnsi="Consolas" w:cs="Times New Roman"/>
-          <w:color w:val="D4D4D4"/>
-          <w:sz w:val="21"/>
-          <w:szCs w:val="21"/>
-        </w:rPr>
-        <w:t>worldParameters</w:t>
-      </w:r>
-      <w:proofErr w:type="spellEnd"/>
-      <w:r>
-        <w:rPr>
-          <w:rFonts w:ascii="Consolas" w:eastAsia="Times New Roman" w:hAnsi="Consolas" w:cs="Times New Roman"/>
-          <w:color w:val="D4D4D4"/>
-          <w:sz w:val="21"/>
-          <w:szCs w:val="21"/>
-        </w:rPr>
-        <w:t>)</w:t>
-      </w:r>
-      <w:r>
-        <w:rPr>
-          <w:rFonts w:ascii="Consolas" w:eastAsia="Times New Roman" w:hAnsi="Consolas" w:cs="Times New Roman"/>
-          <w:color w:val="569CD6"/>
-          <w:sz w:val="21"/>
-          <w:szCs w:val="21"/>
-        </w:rPr>
-        <w:t>}</w:t>
-      </w:r>
-      <w:proofErr w:type="gramEnd"/>
-      <w:r>
-        <w:rPr>
-          <w:rFonts w:ascii="Consolas" w:eastAsia="Times New Roman" w:hAnsi="Consolas" w:cs="Times New Roman"/>
-          <w:color w:val="CE9178"/>
-          <w:sz w:val="21"/>
-          <w:szCs w:val="21"/>
-        </w:rPr>
-        <w:t xml:space="preserve"> \</w:t>
-      </w:r>
-    </w:p>
-    <w:p>
-      <w:pPr>
-        <w:shd w:val="clear" w:color="auto" w:fill="1E1E1E"/>
-        <w:bidi w:val="0"/>
-        <w:spacing w:after="0" w:line="285" w:lineRule="atLeast"/>
-        <w:rPr>
-          <w:rFonts w:ascii="Consolas" w:eastAsia="Times New Roman" w:hAnsi="Consolas" w:cs="Times New Roman"/>
-          <w:color w:val="D4D4D4"/>
-          <w:sz w:val="21"/>
-          <w:szCs w:val="21"/>
-        </w:rPr>
-      </w:pPr>
-      <w:r>
-        <w:rPr>
-          <w:rFonts w:ascii="Consolas" w:eastAsia="Times New Roman" w:hAnsi="Consolas" w:cs="Times New Roman"/>
-          <w:color w:val="CE9178"/>
-          <w:sz w:val="21"/>
-          <w:szCs w:val="21"/>
-        </w:rPr>
-        <w:t xml:space="preserve">    -f </w:t>
-      </w:r>
-      <w:proofErr w:type="spellStart"/>
-      <w:r>
-        <w:rPr>
-          <w:rFonts w:ascii="Consolas" w:eastAsia="Times New Roman" w:hAnsi="Consolas" w:cs="Times New Roman"/>
-          <w:color w:val="CE9178"/>
-          <w:sz w:val="21"/>
-          <w:szCs w:val="21"/>
-        </w:rPr>
-        <w:t>json</w:t>
-      </w:r>
-      <w:proofErr w:type="spellEnd"/>
-      <w:r>
-        <w:rPr>
-          <w:rFonts w:ascii="Consolas" w:eastAsia="Times New Roman" w:hAnsi="Consolas" w:cs="Times New Roman"/>
-          <w:color w:val="CE9178"/>
-          <w:sz w:val="21"/>
-          <w:szCs w:val="21"/>
-        </w:rPr>
-        <w:t>:./reports/</w:t>
-      </w:r>
-      <w:proofErr w:type="spellStart"/>
-      <w:r>
-        <w:rPr>
-          <w:rFonts w:ascii="Consolas" w:eastAsia="Times New Roman" w:hAnsi="Consolas" w:cs="Times New Roman"/>
-          <w:color w:val="CE9178"/>
-          <w:sz w:val="21"/>
-          <w:szCs w:val="21"/>
-        </w:rPr>
-        <w:t>report.json</w:t>
-      </w:r>
-      <w:proofErr w:type="spellEnd"/>
-      <w:r>
-        <w:rPr>
-          <w:rFonts w:ascii="Consolas" w:eastAsia="Times New Roman" w:hAnsi="Consolas" w:cs="Times New Roman"/>
-          <w:color w:val="CE9178"/>
-          <w:sz w:val="21"/>
-          <w:szCs w:val="21"/>
-        </w:rPr>
-        <w:t xml:space="preserve"> \</w:t>
+        <w:t>    -f json:./reports/report.json \</w:t>
       </w:r>
     </w:p>
     <w:p>
@@ -35171,14 +33336,12 @@
         </w:rPr>
         <w:t xml:space="preserve">את ה </w:t>
       </w:r>
-      <w:proofErr w:type="spellStart"/>
       <w:r>
         <w:rPr>
           <w:color w:val="000000"/>
         </w:rPr>
         <w:t>globalConfig</w:t>
       </w:r>
-      <w:proofErr w:type="spellEnd"/>
       <w:r>
         <w:rPr>
           <w:color w:val="000000"/>
@@ -35192,21 +33355,7 @@
         <w:rPr>
           <w:rtl/>
         </w:rPr>
-        <w:t xml:space="preserve">בסוף, אחרי שאנחנו לוקחים את כל הקונפיגורציה הזאת, אנחנו שמים אותה עם </w:t>
-      </w:r>
-      <w:proofErr w:type="spellStart"/>
-      <w:r>
-        <w:rPr>
-          <w:rtl/>
-        </w:rPr>
-        <w:t>האנוטציות</w:t>
-      </w:r>
-      <w:proofErr w:type="spellEnd"/>
-      <w:r>
-        <w:rPr>
-          <w:rtl/>
-        </w:rPr>
-        <w:t xml:space="preserve"> שאיתם אנחנו מריצים את הבדיקות.</w:t>
+        <w:t>בסוף, אחרי שאנחנו לוקחים את כל הקונפיגורציה הזאת, אנחנו שמים אותה עם האנוטציות שאיתם אנחנו מריצים את הבדיקות.</w:t>
       </w:r>
     </w:p>
     <w:p>
@@ -35284,9 +33433,39 @@
           <w:sz w:val="21"/>
           <w:szCs w:val="21"/>
         </w:rPr>
-        <w:t xml:space="preserve"> --</w:t>
-      </w:r>
-      <w:proofErr w:type="gramStart"/>
+        <w:t xml:space="preserve"> --tags @dev`</w:t>
+      </w:r>
+    </w:p>
+    <w:p>
+      <w:pPr>
+        <w:shd w:val="clear" w:color="auto" w:fill="1E1E1E"/>
+        <w:bidi w:val="0"/>
+        <w:spacing w:after="0" w:line="285" w:lineRule="atLeast"/>
+        <w:rPr>
+          <w:rFonts w:ascii="Consolas" w:eastAsia="Times New Roman" w:hAnsi="Consolas" w:cs="Times New Roman"/>
+          <w:color w:val="D4D4D4"/>
+          <w:sz w:val="21"/>
+          <w:szCs w:val="21"/>
+        </w:rPr>
+      </w:pPr>
+      <w:r>
+        <w:rPr>
+          <w:rFonts w:ascii="Consolas" w:eastAsia="Times New Roman" w:hAnsi="Consolas" w:cs="Times New Roman"/>
+          <w:color w:val="569CD6"/>
+          <w:sz w:val="21"/>
+          <w:szCs w:val="21"/>
+        </w:rPr>
+        <w:t>const</w:t>
+      </w:r>
+      <w:r>
+        <w:rPr>
+          <w:rFonts w:ascii="Consolas" w:eastAsia="Times New Roman" w:hAnsi="Consolas" w:cs="Times New Roman"/>
+          <w:color w:val="D4D4D4"/>
+          <w:sz w:val="21"/>
+          <w:szCs w:val="21"/>
+        </w:rPr>
+        <w:t xml:space="preserve"> regression = </w:t>
+      </w:r>
       <w:r>
         <w:rPr>
           <w:rFonts w:ascii="Consolas" w:eastAsia="Times New Roman" w:hAnsi="Consolas" w:cs="Times New Roman"/>
@@ -35294,22 +33473,26 @@
           <w:sz w:val="21"/>
           <w:szCs w:val="21"/>
         </w:rPr>
-        <w:t>tags @dev`</w:t>
-      </w:r>
-      <w:proofErr w:type="gramEnd"/>
-    </w:p>
-    <w:p>
-      <w:pPr>
-        <w:shd w:val="clear" w:color="auto" w:fill="1E1E1E"/>
-        <w:bidi w:val="0"/>
-        <w:spacing w:after="0" w:line="285" w:lineRule="atLeast"/>
+        <w:t>`</w:t>
+      </w:r>
+      <w:r>
+        <w:rPr>
+          <w:rFonts w:ascii="Consolas" w:eastAsia="Times New Roman" w:hAnsi="Consolas" w:cs="Times New Roman"/>
+          <w:color w:val="569CD6"/>
+          <w:sz w:val="21"/>
+          <w:szCs w:val="21"/>
+        </w:rPr>
+        <w:t>${</w:t>
+      </w:r>
+      <w:r>
         <w:rPr>
           <w:rFonts w:ascii="Consolas" w:eastAsia="Times New Roman" w:hAnsi="Consolas" w:cs="Times New Roman"/>
           <w:color w:val="D4D4D4"/>
           <w:sz w:val="21"/>
           <w:szCs w:val="21"/>
         </w:rPr>
-      </w:pPr>
+        <w:t>common</w:t>
+      </w:r>
       <w:r>
         <w:rPr>
           <w:rFonts w:ascii="Consolas" w:eastAsia="Times New Roman" w:hAnsi="Consolas" w:cs="Times New Roman"/>
@@ -35317,26 +33500,43 @@
           <w:sz w:val="21"/>
           <w:szCs w:val="21"/>
         </w:rPr>
-        <w:t>const</w:t>
-      </w:r>
-      <w:r>
+        <w:t>}</w:t>
+      </w:r>
+      <w:r>
+        <w:rPr>
+          <w:rFonts w:ascii="Consolas" w:eastAsia="Times New Roman" w:hAnsi="Consolas" w:cs="Times New Roman"/>
+          <w:color w:val="CE9178"/>
+          <w:sz w:val="21"/>
+          <w:szCs w:val="21"/>
+        </w:rPr>
+        <w:t xml:space="preserve"> --tags @regression`</w:t>
+      </w:r>
+    </w:p>
+    <w:p>
+      <w:pPr>
+        <w:shd w:val="clear" w:color="auto" w:fill="1E1E1E"/>
+        <w:bidi w:val="0"/>
+        <w:spacing w:after="0" w:line="285" w:lineRule="atLeast"/>
         <w:rPr>
           <w:rFonts w:ascii="Consolas" w:eastAsia="Times New Roman" w:hAnsi="Consolas" w:cs="Times New Roman"/>
           <w:color w:val="D4D4D4"/>
           <w:sz w:val="21"/>
           <w:szCs w:val="21"/>
         </w:rPr>
-        <w:t xml:space="preserve"> regression = </w:t>
-      </w:r>
-      <w:r>
+      </w:pPr>
+    </w:p>
+    <w:p>
+      <w:pPr>
+        <w:shd w:val="clear" w:color="auto" w:fill="1E1E1E"/>
+        <w:bidi w:val="0"/>
+        <w:spacing w:after="0" w:line="285" w:lineRule="atLeast"/>
         <w:rPr>
           <w:rFonts w:ascii="Consolas" w:eastAsia="Times New Roman" w:hAnsi="Consolas" w:cs="Times New Roman"/>
-          <w:color w:val="CE9178"/>
+          <w:color w:val="D4D4D4"/>
           <w:sz w:val="21"/>
           <w:szCs w:val="21"/>
         </w:rPr>
-        <w:t>`</w:t>
-      </w:r>
+      </w:pPr>
       <w:r>
         <w:rPr>
           <w:rFonts w:ascii="Consolas" w:eastAsia="Times New Roman" w:hAnsi="Consolas" w:cs="Times New Roman"/>
@@ -35344,7 +33544,7 @@
           <w:sz w:val="21"/>
           <w:szCs w:val="21"/>
         </w:rPr>
-        <w:t>${</w:t>
+        <w:t>export</w:t>
       </w:r>
       <w:r>
         <w:rPr>
@@ -35353,79 +33553,6 @@
           <w:sz w:val="21"/>
           <w:szCs w:val="21"/>
         </w:rPr>
-        <w:t>common</w:t>
-      </w:r>
-      <w:r>
-        <w:rPr>
-          <w:rFonts w:ascii="Consolas" w:eastAsia="Times New Roman" w:hAnsi="Consolas" w:cs="Times New Roman"/>
-          <w:color w:val="569CD6"/>
-          <w:sz w:val="21"/>
-          <w:szCs w:val="21"/>
-        </w:rPr>
-        <w:t>}</w:t>
-      </w:r>
-      <w:r>
-        <w:rPr>
-          <w:rFonts w:ascii="Consolas" w:eastAsia="Times New Roman" w:hAnsi="Consolas" w:cs="Times New Roman"/>
-          <w:color w:val="CE9178"/>
-          <w:sz w:val="21"/>
-          <w:szCs w:val="21"/>
-        </w:rPr>
-        <w:t xml:space="preserve"> --</w:t>
-      </w:r>
-      <w:proofErr w:type="gramStart"/>
-      <w:r>
-        <w:rPr>
-          <w:rFonts w:ascii="Consolas" w:eastAsia="Times New Roman" w:hAnsi="Consolas" w:cs="Times New Roman"/>
-          <w:color w:val="CE9178"/>
-          <w:sz w:val="21"/>
-          <w:szCs w:val="21"/>
-        </w:rPr>
-        <w:t>tags @regression`</w:t>
-      </w:r>
-      <w:proofErr w:type="gramEnd"/>
-    </w:p>
-    <w:p>
-      <w:pPr>
-        <w:shd w:val="clear" w:color="auto" w:fill="1E1E1E"/>
-        <w:bidi w:val="0"/>
-        <w:spacing w:after="0" w:line="285" w:lineRule="atLeast"/>
-        <w:rPr>
-          <w:rFonts w:ascii="Consolas" w:eastAsia="Times New Roman" w:hAnsi="Consolas" w:cs="Times New Roman"/>
-          <w:color w:val="D4D4D4"/>
-          <w:sz w:val="21"/>
-          <w:szCs w:val="21"/>
-        </w:rPr>
-      </w:pPr>
-    </w:p>
-    <w:p>
-      <w:pPr>
-        <w:shd w:val="clear" w:color="auto" w:fill="1E1E1E"/>
-        <w:bidi w:val="0"/>
-        <w:spacing w:after="0" w:line="285" w:lineRule="atLeast"/>
-        <w:rPr>
-          <w:rFonts w:ascii="Consolas" w:eastAsia="Times New Roman" w:hAnsi="Consolas" w:cs="Times New Roman"/>
-          <w:color w:val="D4D4D4"/>
-          <w:sz w:val="21"/>
-          <w:szCs w:val="21"/>
-        </w:rPr>
-      </w:pPr>
-      <w:r>
-        <w:rPr>
-          <w:rFonts w:ascii="Consolas" w:eastAsia="Times New Roman" w:hAnsi="Consolas" w:cs="Times New Roman"/>
-          <w:color w:val="569CD6"/>
-          <w:sz w:val="21"/>
-          <w:szCs w:val="21"/>
-        </w:rPr>
-        <w:t>export</w:t>
-      </w:r>
-      <w:r>
-        <w:rPr>
-          <w:rFonts w:ascii="Consolas" w:eastAsia="Times New Roman" w:hAnsi="Consolas" w:cs="Times New Roman"/>
-          <w:color w:val="D4D4D4"/>
-          <w:sz w:val="21"/>
-          <w:szCs w:val="21"/>
-        </w:rPr>
         <w:t xml:space="preserve"> {dev, regression}</w:t>
       </w:r>
     </w:p>
@@ -35441,21 +33568,7 @@
         <w:rPr>
           <w:rtl/>
         </w:rPr>
-        <w:t xml:space="preserve">ובסוף, אנחנו מריצים </w:t>
-      </w:r>
-      <w:proofErr w:type="spellStart"/>
-      <w:r>
-        <w:rPr>
-          <w:rtl/>
-        </w:rPr>
-        <w:t>אנוטציות</w:t>
-      </w:r>
-      <w:proofErr w:type="spellEnd"/>
-      <w:r>
-        <w:rPr>
-          <w:rtl/>
-        </w:rPr>
-        <w:t xml:space="preserve"> אלו בקובץ </w:t>
+        <w:t xml:space="preserve">ובסוף, אנחנו מריצים אנוטציות אלו בקובץ </w:t>
       </w:r>
       <w:r>
         <w:t>run-tests.bat</w:t>
@@ -35894,11 +34007,9 @@
         <w:lastRenderedPageBreak/>
         <w:t xml:space="preserve">תרחיש שלישי – </w:t>
       </w:r>
-      <w:proofErr w:type="spellStart"/>
       <w:r>
         <w:t>IFrame</w:t>
       </w:r>
-      <w:proofErr w:type="spellEnd"/>
     </w:p>
     <w:p>
       <w:r>
@@ -36162,12 +34273,10 @@
         <w:pStyle w:val="3"/>
       </w:pPr>
       <w:bookmarkStart w:id="154" w:name="_Toc223262791"/>
-      <w:proofErr w:type="spellStart"/>
       <w:r>
         <w:t>package.json</w:t>
       </w:r>
       <w:bookmarkEnd w:id="154"/>
-      <w:proofErr w:type="spellEnd"/>
     </w:p>
     <w:p>
       <w:pPr>
@@ -36217,12 +34326,10 @@
         </w:rPr>
       </w:pPr>
       <w:bookmarkStart w:id="155" w:name="_Toc223262792"/>
-      <w:proofErr w:type="spellStart"/>
       <w:r>
         <w:t>tsconfig.json</w:t>
       </w:r>
       <w:bookmarkEnd w:id="155"/>
-      <w:proofErr w:type="spellEnd"/>
     </w:p>
     <w:p>
       <w:pPr>
@@ -36275,12 +34382,10 @@
         </w:rPr>
         <w:t xml:space="preserve">תיקיית ה - </w:t>
       </w:r>
-      <w:proofErr w:type="spellStart"/>
       <w:r>
         <w:t>src</w:t>
       </w:r>
       <w:bookmarkEnd w:id="156"/>
-      <w:proofErr w:type="spellEnd"/>
     </w:p>
     <w:p>
       <w:pPr>
@@ -36353,23 +34458,7 @@
           <w:rFonts w:hint="cs"/>
           <w:rtl/>
         </w:rPr>
-        <w:t xml:space="preserve">מכיל קבצי עזר לקוד, </w:t>
-      </w:r>
-      <w:proofErr w:type="spellStart"/>
-      <w:r>
-        <w:rPr>
-          <w:rFonts w:hint="cs"/>
-          <w:rtl/>
-        </w:rPr>
-        <w:t>בינהם</w:t>
-      </w:r>
-      <w:proofErr w:type="spellEnd"/>
-      <w:r>
-        <w:rPr>
-          <w:rFonts w:hint="cs"/>
-          <w:rtl/>
-        </w:rPr>
-        <w:t>:</w:t>
+        <w:t>מכיל קבצי עזר לקוד, בינהם:</w:t>
       </w:r>
     </w:p>
     <w:p>
@@ -36392,9 +34481,9 @@
       </w:r>
     </w:p>
     <w:sectPr>
-      <w:headerReference w:type="even" r:id="rId48"/>
-      <w:headerReference w:type="default" r:id="rId49"/>
-      <w:headerReference w:type="first" r:id="rId50"/>
+      <w:headerReference w:type="even" r:id="rId47"/>
+      <w:headerReference w:type="default" r:id="rId48"/>
+      <w:headerReference w:type="first" r:id="rId49"/>
       <w:pgSz w:w="11906" w:h="16838"/>
       <w:pgMar w:top="1440" w:right="1800" w:bottom="1440" w:left="1800" w:header="708" w:footer="708" w:gutter="0"/>
       <w:pgNumType w:start="1"/>
